--- a/ОТЧЁТ по проекту — сайт фотостудии PRISMA.docx
+++ b/ОТЧЁТ по проекту — сайт фотостудии PRISMA.docx
@@ -1,48 +1,537 @@
 
 <file path=word/document.xml><?xml version="1.0" encoding="utf-8"?>
-<w:document xmlns:w="http://schemas.openxmlformats.org/wordprocessingml/2006/main" xmlns:r="http://schemas.openxmlformats.org/officeDocument/2006/relationships" xmlns:wp="http://schemas.openxmlformats.org/drawingml/2006/wordprocessingDrawing" xmlns:a="http://schemas.openxmlformats.org/drawingml/2006/main" xmlns:pic="http://schemas.openxmlformats.org/drawingml/2006/picture">
+<w:document xmlns:wpc="http://schemas.microsoft.com/office/word/2010/wordprocessingCanvas" xmlns:mc="http://schemas.openxmlformats.org/markup-compatibility/2006" xmlns:o="urn:schemas-microsoft-com:office:office" xmlns:r="http://schemas.openxmlformats.org/officeDocument/2006/relationships" xmlns:m="http://schemas.openxmlformats.org/officeDocument/2006/math" xmlns:v="urn:schemas-microsoft-com:vml" xmlns:wp14="http://schemas.microsoft.com/office/word/2010/wordprocessingDrawing" xmlns:wp="http://schemas.openxmlformats.org/drawingml/2006/wordprocessingDrawing" xmlns:w="http://schemas.openxmlformats.org/wordprocessingml/2006/main" xmlns:w14="http://schemas.microsoft.com/office/word/2010/wordml" xmlns:w10="urn:schemas-microsoft-com:office:word" xmlns:w15="http://schemas.microsoft.com/office/word/2012/wordml" xmlns:wpg="http://schemas.microsoft.com/office/word/2010/wordprocessingGroup" xmlns:wpi="http://schemas.microsoft.com/office/word/2010/wordprocessingInk" xmlns:wne="http://schemas.microsoft.com/office/word/2006/wordml" xmlns:wps="http://schemas.microsoft.com/office/word/2010/wordprocessingShape" xmlns:wpsCustomData="http://www.wps.cn/officeDocument/2013/wpsCustomData" mc:Ignorable="w14 w15 wp14">
   <w:body>
     <w:p>
       <w:pPr>
-        <w:pStyle w:val="Title"/>
-      </w:pPr>
-      <w:r>
-        <w:t xml:space="preserve">ОТЧЁТ ПО ПРОЕКТУ: сайт фотостудии «PRISMA»</w:t>
-      </w:r>
-    </w:p>
-    <w:p>
-      <w:r>
-        <w:rPr>
+        <w:pStyle w:val="9"/>
+        <w:jc w:val="center"/>
+        <w:rPr>
+          <w:rFonts w:hint="default" w:ascii="Times New Roman" w:hAnsi="Times New Roman" w:cs="Times New Roman"/>
+          <w:sz w:val="28"/>
+          <w:szCs w:val="28"/>
+        </w:rPr>
+      </w:pPr>
+      <w:r>
+        <w:rPr>
+          <w:rFonts w:hint="default" w:ascii="Times New Roman" w:hAnsi="Times New Roman" w:cs="Times New Roman"/>
+          <w:sz w:val="28"/>
+          <w:szCs w:val="28"/>
+        </w:rPr>
+        <w:t>Образовательная автономная некоммерческая</w:t>
+      </w:r>
+      <w:r>
+        <w:rPr>
+          <w:rFonts w:hint="default" w:ascii="Times New Roman" w:hAnsi="Times New Roman" w:cs="Times New Roman"/>
+          <w:sz w:val="28"/>
+          <w:szCs w:val="28"/>
+        </w:rPr>
+        <w:br w:type="textWrapping"/>
+      </w:r>
+      <w:bookmarkStart w:id="0" w:name="_GoBack"/>
+      <w:bookmarkEnd w:id="0"/>
+      <w:r>
+        <w:rPr>
+          <w:rFonts w:hint="default" w:ascii="Times New Roman" w:hAnsi="Times New Roman" w:cs="Times New Roman"/>
+          <w:sz w:val="28"/>
+          <w:szCs w:val="28"/>
+        </w:rPr>
+        <w:t>организация высшего образования</w:t>
+      </w:r>
+      <w:r>
+        <w:rPr>
+          <w:rFonts w:hint="default" w:ascii="Times New Roman" w:hAnsi="Times New Roman" w:cs="Times New Roman"/>
+          <w:sz w:val="28"/>
+          <w:szCs w:val="28"/>
+        </w:rPr>
+        <w:br w:type="textWrapping"/>
+      </w:r>
+      <w:r>
+        <w:rPr>
+          <w:rFonts w:hint="default" w:ascii="Times New Roman" w:hAnsi="Times New Roman" w:cs="Times New Roman"/>
+          <w:sz w:val="28"/>
+          <w:szCs w:val="28"/>
+        </w:rPr>
+        <w:t>«Московский технологический институт»</w:t>
+      </w:r>
+    </w:p>
+    <w:p>
+      <w:pPr>
+        <w:pStyle w:val="3"/>
+        <w:bidi w:val="0"/>
+        <w:jc w:val="center"/>
+        <w:rPr>
+          <w:rFonts w:hint="default" w:ascii="Times New Roman" w:hAnsi="Times New Roman" w:cs="Times New Roman"/>
+          <w:i w:val="0"/>
+          <w:iCs w:val="0"/>
+          <w:sz w:val="28"/>
+          <w:szCs w:val="28"/>
+          <w:lang w:val="ru-RU"/>
+        </w:rPr>
+      </w:pPr>
+      <w:r>
+        <w:rPr>
+          <w:rFonts w:hint="default" w:ascii="Times New Roman" w:hAnsi="Times New Roman" w:cs="Times New Roman"/>
+          <w:i w:val="0"/>
+          <w:iCs w:val="0"/>
+          <w:sz w:val="28"/>
+          <w:szCs w:val="28"/>
+          <w:lang w:val="ru-RU"/>
+        </w:rPr>
+        <w:t>Проект</w:t>
+      </w:r>
+    </w:p>
+    <w:p>
+      <w:pPr>
+        <w:pStyle w:val="9"/>
+        <w:bidi w:val="0"/>
+        <w:rPr>
+          <w:rFonts w:hint="default" w:ascii="Times New Roman" w:hAnsi="Times New Roman" w:cs="Times New Roman"/>
+          <w:sz w:val="28"/>
+          <w:szCs w:val="28"/>
+          <w:lang w:val="ru-RU"/>
+        </w:rPr>
+      </w:pPr>
+    </w:p>
+    <w:p>
+      <w:pPr>
+        <w:pStyle w:val="9"/>
+        <w:bidi w:val="0"/>
+        <w:jc w:val="center"/>
+        <w:rPr>
+          <w:rStyle w:val="10"/>
+          <w:rFonts w:hint="default" w:ascii="Times New Roman" w:hAnsi="Times New Roman" w:cs="Times New Roman"/>
+          <w:sz w:val="28"/>
+          <w:szCs w:val="28"/>
+        </w:rPr>
+      </w:pPr>
+    </w:p>
+    <w:p>
+      <w:pPr>
+        <w:pStyle w:val="9"/>
+        <w:bidi w:val="0"/>
+        <w:jc w:val="center"/>
+        <w:rPr>
+          <w:rStyle w:val="10"/>
+          <w:rFonts w:hint="default" w:ascii="Times New Roman" w:hAnsi="Times New Roman" w:cs="Times New Roman"/>
+          <w:sz w:val="28"/>
+          <w:szCs w:val="28"/>
+        </w:rPr>
+      </w:pPr>
+    </w:p>
+    <w:p>
+      <w:pPr>
+        <w:pStyle w:val="9"/>
+        <w:bidi w:val="0"/>
+        <w:jc w:val="center"/>
+        <w:rPr>
+          <w:rStyle w:val="10"/>
+          <w:rFonts w:hint="default" w:ascii="Times New Roman" w:hAnsi="Times New Roman" w:cs="Times New Roman"/>
+          <w:sz w:val="28"/>
+          <w:szCs w:val="28"/>
+          <w:lang w:val="ru-RU"/>
+        </w:rPr>
+      </w:pPr>
+      <w:r>
+        <w:rPr>
+          <w:rStyle w:val="10"/>
+          <w:rFonts w:hint="default" w:ascii="Times New Roman" w:hAnsi="Times New Roman" w:cs="Times New Roman"/>
+          <w:sz w:val="28"/>
+          <w:szCs w:val="28"/>
+        </w:rPr>
+        <w:t>По дисциплине</w:t>
+      </w:r>
+      <w:r>
+        <w:rPr>
+          <w:rStyle w:val="10"/>
+          <w:rFonts w:hint="default" w:ascii="Times New Roman" w:hAnsi="Times New Roman" w:cs="Times New Roman"/>
+          <w:sz w:val="28"/>
+          <w:szCs w:val="28"/>
+        </w:rPr>
+        <w:br w:type="textWrapping"/>
+      </w:r>
+      <w:r>
+        <w:rPr>
+          <w:rStyle w:val="10"/>
+          <w:rFonts w:hint="default" w:ascii="Times New Roman" w:hAnsi="Times New Roman" w:cs="Times New Roman"/>
+          <w:sz w:val="28"/>
+          <w:szCs w:val="28"/>
+          <w:lang w:val="ru-RU"/>
+        </w:rPr>
+        <w:t xml:space="preserve">Проектирование </w:t>
+      </w:r>
+      <w:r>
+        <w:rPr>
+          <w:rStyle w:val="10"/>
+          <w:rFonts w:hint="default" w:ascii="Times New Roman" w:hAnsi="Times New Roman" w:cs="Times New Roman"/>
+          <w:sz w:val="28"/>
+          <w:szCs w:val="28"/>
+          <w:lang w:val="en-US"/>
+        </w:rPr>
+        <w:t>Web-</w:t>
+      </w:r>
+      <w:r>
+        <w:rPr>
+          <w:rStyle w:val="10"/>
+          <w:rFonts w:hint="default" w:ascii="Times New Roman" w:hAnsi="Times New Roman" w:cs="Times New Roman"/>
+          <w:sz w:val="28"/>
+          <w:szCs w:val="28"/>
+          <w:lang w:val="ru-RU"/>
+        </w:rPr>
+        <w:t>сайтов</w:t>
+      </w:r>
+    </w:p>
+    <w:p>
+      <w:pPr>
+        <w:spacing w:before="1080" w:after="1080"/>
+        <w:jc w:val="center"/>
+        <w:rPr>
+          <w:rFonts w:hint="default" w:ascii="Times New Roman" w:hAnsi="Times New Roman" w:cs="Times New Roman"/>
+          <w:sz w:val="28"/>
+          <w:szCs w:val="28"/>
+        </w:rPr>
+      </w:pPr>
+      <w:r>
+        <w:rPr>
+          <w:rFonts w:hint="default" w:ascii="Times New Roman" w:hAnsi="Times New Roman" w:eastAsia="Tahoma" w:cs="Times New Roman"/>
+          <w:i w:val="0"/>
+          <w:iCs w:val="0"/>
+          <w:caps w:val="0"/>
+          <w:color w:val="8A8A8A"/>
+          <w:spacing w:val="0"/>
+          <w:sz w:val="28"/>
+          <w:szCs w:val="28"/>
+          <w:u w:val="none"/>
+          <w:shd w:val="clear" w:fill="F8F7F6"/>
+        </w:rPr>
+        <w:fldChar w:fldCharType="begin"/>
+      </w:r>
+      <w:r>
+        <w:rPr>
+          <w:rFonts w:hint="default" w:ascii="Times New Roman" w:hAnsi="Times New Roman" w:eastAsia="Tahoma" w:cs="Times New Roman"/>
+          <w:i w:val="0"/>
+          <w:iCs w:val="0"/>
+          <w:caps w:val="0"/>
+          <w:color w:val="8A8A8A"/>
+          <w:spacing w:val="0"/>
+          <w:sz w:val="28"/>
+          <w:szCs w:val="28"/>
+          <w:u w:val="none"/>
+          <w:shd w:val="clear" w:fill="F8F7F6"/>
+        </w:rPr>
+        <w:instrText xml:space="preserve"> HYPERLINK "https://lms.mti.moscow/practicums/attempt/7059711?groupPeriodId=1647614" </w:instrText>
+      </w:r>
+      <w:r>
+        <w:rPr>
+          <w:rFonts w:hint="default" w:ascii="Times New Roman" w:hAnsi="Times New Roman" w:eastAsia="Tahoma" w:cs="Times New Roman"/>
+          <w:i w:val="0"/>
+          <w:iCs w:val="0"/>
+          <w:caps w:val="0"/>
+          <w:color w:val="8A8A8A"/>
+          <w:spacing w:val="0"/>
+          <w:sz w:val="28"/>
+          <w:szCs w:val="28"/>
+          <w:u w:val="none"/>
+          <w:shd w:val="clear" w:fill="F8F7F6"/>
+        </w:rPr>
+        <w:fldChar w:fldCharType="separate"/>
+      </w:r>
+      <w:r>
+        <w:rPr>
+          <w:rStyle w:val="7"/>
+          <w:rFonts w:hint="default" w:ascii="Times New Roman" w:hAnsi="Times New Roman" w:eastAsia="Tahoma" w:cs="Times New Roman"/>
+          <w:caps w:val="0"/>
+          <w:color w:val="8A8A8A"/>
+          <w:spacing w:val="0"/>
+          <w:sz w:val="28"/>
+          <w:szCs w:val="28"/>
+          <w:u w:val="none"/>
+          <w:shd w:val="clear" w:fill="F8F7F6"/>
+        </w:rPr>
+        <w:br w:type="textWrapping"/>
+      </w:r>
+      <w:r>
+        <w:rPr>
+          <w:rFonts w:hint="default" w:ascii="Times New Roman" w:hAnsi="Times New Roman" w:eastAsia="Tahoma" w:cs="Times New Roman"/>
+          <w:i w:val="0"/>
+          <w:iCs w:val="0"/>
+          <w:caps w:val="0"/>
+          <w:color w:val="8A8A8A"/>
+          <w:spacing w:val="0"/>
+          <w:sz w:val="28"/>
+          <w:szCs w:val="28"/>
+          <w:u w:val="none"/>
+          <w:shd w:val="clear" w:fill="F8F7F6"/>
+        </w:rPr>
+        <w:fldChar w:fldCharType="end"/>
+      </w:r>
+      <w:r>
+        <w:rPr>
+          <w:rFonts w:hint="default" w:ascii="Times New Roman" w:hAnsi="Times New Roman" w:cs="Times New Roman"/>
+          <w:sz w:val="28"/>
+          <w:szCs w:val="28"/>
+        </w:rPr>
+        <w:br w:type="textWrapping"/>
+      </w:r>
+    </w:p>
+    <w:p>
+      <w:pPr>
+        <w:spacing w:before="1680" w:after="1200"/>
+        <w:jc w:val="right"/>
+        <w:rPr>
+          <w:rFonts w:hint="default" w:ascii="Times New Roman" w:hAnsi="Times New Roman" w:cs="Times New Roman"/>
+          <w:sz w:val="28"/>
+          <w:szCs w:val="28"/>
+          <w:lang w:val="ru-RU"/>
+        </w:rPr>
+      </w:pPr>
+      <w:r>
+        <w:rPr>
+          <w:rFonts w:hint="default" w:ascii="Times New Roman" w:hAnsi="Times New Roman" w:cs="Times New Roman"/>
+          <w:sz w:val="28"/>
+          <w:szCs w:val="28"/>
+        </w:rPr>
+        <w:t>Выполнил:</w:t>
+      </w:r>
+      <w:r>
+        <w:rPr>
+          <w:rFonts w:hint="default" w:ascii="Times New Roman" w:hAnsi="Times New Roman" w:cs="Times New Roman"/>
+          <w:sz w:val="28"/>
+          <w:szCs w:val="28"/>
+        </w:rPr>
+        <w:br w:type="textWrapping"/>
+      </w:r>
+      <w:r>
+        <w:rPr>
+          <w:rFonts w:hint="default" w:ascii="Times New Roman" w:hAnsi="Times New Roman" w:cs="Times New Roman"/>
+          <w:sz w:val="28"/>
+          <w:szCs w:val="28"/>
+        </w:rPr>
+        <w:t>студент второго курса группы ОВБИ-</w:t>
+      </w:r>
+      <w:r>
+        <w:rPr>
+          <w:rFonts w:hint="default" w:ascii="Times New Roman" w:hAnsi="Times New Roman" w:cs="Times New Roman"/>
+          <w:sz w:val="28"/>
+          <w:szCs w:val="28"/>
+          <w:lang w:val="ru-RU"/>
+        </w:rPr>
+        <w:t>3</w:t>
+      </w:r>
+      <w:r>
+        <w:rPr>
+          <w:rFonts w:hint="default" w:ascii="Times New Roman" w:hAnsi="Times New Roman" w:cs="Times New Roman"/>
+          <w:sz w:val="28"/>
+          <w:szCs w:val="28"/>
+        </w:rPr>
+        <w:t>0</w:t>
+      </w:r>
+      <w:r>
+        <w:rPr>
+          <w:rFonts w:hint="default" w:ascii="Times New Roman" w:hAnsi="Times New Roman" w:cs="Times New Roman"/>
+          <w:sz w:val="28"/>
+          <w:szCs w:val="28"/>
+          <w:lang w:val="ru-RU"/>
+        </w:rPr>
+        <w:t>4</w:t>
+      </w:r>
+      <w:r>
+        <w:rPr>
+          <w:rFonts w:hint="default" w:ascii="Times New Roman" w:hAnsi="Times New Roman" w:cs="Times New Roman"/>
+          <w:sz w:val="28"/>
+          <w:szCs w:val="28"/>
+        </w:rPr>
+        <w:t>б</w:t>
+      </w:r>
+      <w:r>
+        <w:rPr>
+          <w:rFonts w:hint="default" w:ascii="Times New Roman" w:hAnsi="Times New Roman" w:cs="Times New Roman"/>
+          <w:sz w:val="28"/>
+          <w:szCs w:val="28"/>
+        </w:rPr>
+        <w:br w:type="textWrapping"/>
+      </w:r>
+      <w:r>
+        <w:rPr>
+          <w:rFonts w:hint="default" w:ascii="Times New Roman" w:hAnsi="Times New Roman" w:cs="Times New Roman"/>
+          <w:sz w:val="28"/>
+          <w:szCs w:val="28"/>
+        </w:rPr>
+        <w:t>специальности «Информационные системы и технологии»</w:t>
+      </w:r>
+      <w:r>
+        <w:rPr>
+          <w:rFonts w:hint="default" w:ascii="Times New Roman" w:hAnsi="Times New Roman" w:cs="Times New Roman"/>
+          <w:sz w:val="28"/>
+          <w:szCs w:val="28"/>
+        </w:rPr>
+        <w:br w:type="textWrapping"/>
+      </w:r>
+      <w:r>
+        <w:rPr>
+          <w:rFonts w:hint="default" w:ascii="Times New Roman" w:hAnsi="Times New Roman" w:cs="Times New Roman"/>
+          <w:sz w:val="28"/>
+          <w:szCs w:val="28"/>
+          <w:lang w:val="ru-RU"/>
+        </w:rPr>
+        <w:t>Суббота В</w:t>
+      </w:r>
+      <w:r>
+        <w:rPr>
+          <w:rFonts w:hint="default" w:ascii="Times New Roman" w:hAnsi="Times New Roman" w:cs="Times New Roman"/>
+          <w:sz w:val="28"/>
+          <w:szCs w:val="28"/>
+        </w:rPr>
+        <w:t>.</w:t>
+      </w:r>
+      <w:r>
+        <w:rPr>
+          <w:rFonts w:hint="default" w:ascii="Times New Roman" w:hAnsi="Times New Roman" w:cs="Times New Roman"/>
+          <w:sz w:val="28"/>
+          <w:szCs w:val="28"/>
+          <w:lang w:val="ru-RU"/>
+        </w:rPr>
+        <w:t>В</w:t>
+      </w:r>
+    </w:p>
+    <w:p>
+      <w:pPr>
+        <w:spacing w:after="1320"/>
+        <w:jc w:val="right"/>
+        <w:rPr>
+          <w:rFonts w:hint="default" w:ascii="Times New Roman" w:hAnsi="Times New Roman" w:eastAsia="Tahoma" w:cs="Times New Roman"/>
           <w:b/>
-        </w:rPr>
-        <w:t xml:space="preserve">Тема проекта:</w:t>
-      </w:r>
-      <w:r>
-        <w:t xml:space="preserve"> №25 — разработка сайта (фронтенд и бэкенд) </w:t>
-      </w:r>
-      <w:r>
-        <w:rPr>
+          <w:bCs/>
+          <w:i w:val="0"/>
+          <w:iCs w:val="0"/>
+          <w:caps w:val="0"/>
+          <w:color w:val="2B2B2B"/>
+          <w:spacing w:val="0"/>
+          <w:sz w:val="28"/>
+          <w:szCs w:val="28"/>
+          <w:shd w:val="clear" w:fill="F8F7F6"/>
+          <w:lang w:val="en-US"/>
+        </w:rPr>
+      </w:pPr>
+      <w:r>
+        <w:rPr>
+          <w:rFonts w:hint="default" w:ascii="Times New Roman" w:hAnsi="Times New Roman" w:cs="Times New Roman"/>
+          <w:sz w:val="28"/>
+          <w:szCs w:val="28"/>
+        </w:rPr>
+        <w:t>Проверил:</w:t>
+      </w:r>
+      <w:r>
+        <w:rPr>
+          <w:rFonts w:hint="default" w:ascii="Times New Roman" w:hAnsi="Times New Roman" w:cs="Times New Roman"/>
+          <w:sz w:val="28"/>
+          <w:szCs w:val="28"/>
+        </w:rPr>
+        <w:br w:type="textWrapping"/>
+      </w:r>
+      <w:r>
+        <w:rPr>
+          <w:rFonts w:hint="default" w:ascii="Times New Roman" w:hAnsi="Times New Roman" w:cs="Times New Roman"/>
+          <w:sz w:val="28"/>
+          <w:szCs w:val="28"/>
+        </w:rPr>
+        <w:t>Преподаватель</w:t>
+      </w:r>
+      <w:r>
+        <w:rPr>
+          <w:rFonts w:hint="default" w:ascii="Times New Roman" w:hAnsi="Times New Roman" w:cs="Times New Roman"/>
+          <w:sz w:val="28"/>
+          <w:szCs w:val="28"/>
+        </w:rPr>
+        <w:br w:type="textWrapping"/>
+      </w:r>
+      <w:r>
+        <w:rPr>
+          <w:rFonts w:hint="default" w:ascii="Times New Roman" w:hAnsi="Times New Roman" w:eastAsia="Tahoma" w:cs="Times New Roman"/>
           <w:b/>
-        </w:rPr>
-        <w:t xml:space="preserve">Выполнил:</w:t>
+          <w:bCs/>
+          <w:i w:val="0"/>
+          <w:iCs w:val="0"/>
+          <w:caps w:val="0"/>
+          <w:color w:val="2B2B2B"/>
+          <w:spacing w:val="0"/>
+          <w:sz w:val="28"/>
+          <w:szCs w:val="28"/>
+          <w:shd w:val="clear" w:fill="F8F7F6"/>
+        </w:rPr>
+        <w:t>Додонов Алексей Александрович</w:t>
+      </w:r>
+    </w:p>
+    <w:p>
+      <w:pPr>
+        <w:pStyle w:val="11"/>
+        <w:rPr>
+          <w:rFonts w:hint="default" w:ascii="Times New Roman" w:hAnsi="Times New Roman" w:cs="Times New Roman"/>
+          <w:sz w:val="28"/>
+          <w:szCs w:val="28"/>
+        </w:rPr>
+      </w:pPr>
+      <w:r>
+        <w:rPr>
+          <w:rFonts w:hint="default" w:ascii="Times New Roman" w:hAnsi="Times New Roman" w:cs="Times New Roman"/>
+          <w:sz w:val="28"/>
+          <w:szCs w:val="28"/>
+        </w:rPr>
+        <w:t>Москва 2025</w:t>
+      </w:r>
+    </w:p>
+    <w:p>
+      <w:pPr>
+        <w:pStyle w:val="11"/>
+      </w:pPr>
+    </w:p>
+    <w:p>
+      <w:pPr>
+        <w:pStyle w:val="11"/>
+      </w:pPr>
+      <w:r>
+        <w:t>ОТЧЁТ ПО ПРОЕКТУ: сайт фотостудии «PRISMA»</w:t>
+      </w:r>
+    </w:p>
+    <w:p>
+      <w:r>
+        <w:rPr>
+          <w:b/>
+        </w:rPr>
+        <w:t>Тема проекта:</w:t>
+      </w:r>
+      <w:r>
+        <w:t xml:space="preserve"> разработка сайта (фронтенд и бэкенд) </w:t>
+      </w:r>
+    </w:p>
+    <w:p>
+      <w:r>
+        <w:rPr>
+          <w:b/>
+        </w:rPr>
+        <w:t>Выполнил:</w:t>
       </w:r>
       <w:r>
         <w:t xml:space="preserve"> Суббота Василий Владимирович </w:t>
       </w:r>
+    </w:p>
+    <w:p>
       <w:r>
         <w:rPr>
           <w:b/>
         </w:rPr>
-        <w:t xml:space="preserve">Группа:</w:t>
+        <w:t>Группа:</w:t>
       </w:r>
       <w:r>
         <w:t xml:space="preserve"> ОВБИ-304б </w:t>
       </w:r>
+    </w:p>
+    <w:p>
       <w:r>
         <w:rPr>
           <w:b/>
         </w:rPr>
-        <w:t xml:space="preserve">Год:</w:t>
+        <w:t>Год:</w:t>
       </w:r>
       <w:r>
         <w:t xml:space="preserve"> 2026</w:t>
@@ -51,37 +540,66 @@
     <w:p>
       <w:pPr>
         <w:pBdr>
-          <w:bottom w:val="single" w:sz="6" w:space="1" w:color="BFBFBF"/>
+          <w:bottom w:val="single" w:color="BFBFBF" w:sz="6" w:space="1"/>
         </w:pBdr>
         <w:spacing w:before="120" w:after="120"/>
       </w:pPr>
     </w:p>
     <w:p>
       <w:pPr>
-        <w:pStyle w:val="Heading1"/>
-      </w:pPr>
-      <w:r>
-        <w:t xml:space="preserve">1. Что сделано</w:t>
-      </w:r>
-    </w:p>
-    <w:p>
-      <w:r>
-        <w:t xml:space="preserve">Разработан сайт фотостудии: публичная часть, галерея работ, новости, форма обратной связи, админка под паролем, а также интеграции со сторонними сервисами.</w:t>
+        <w:pStyle w:val="2"/>
+      </w:pPr>
+      <w:r>
+        <w:t>1. Что сделано</w:t>
+      </w:r>
+    </w:p>
+    <w:p>
+      <w:r>
+        <w:t>Разработан сайт фотостудии: публичная часть, галерея работ, новости, форма обратной связи, админка под паролем, а также интеграции со сторонними сервисами.</w:t>
       </w:r>
     </w:p>
     <w:tbl>
       <w:tblPr>
+        <w:tblStyle w:val="6"/>
         <w:tblW w:w="5000" w:type="pct"/>
+        <w:tblInd w:w="0" w:type="dxa"/>
         <w:tblBorders>
-          <w:top w:val="single" w:sz="6" w:space="0" w:color="BFBFBF"/>
-          <w:left w:val="single" w:sz="6" w:space="0" w:color="BFBFBF"/>
-          <w:bottom w:val="single" w:sz="6" w:space="0" w:color="BFBFBF"/>
-          <w:right w:val="single" w:sz="6" w:space="0" w:color="BFBFBF"/>
-          <w:insideH w:val="single" w:sz="6" w:space="0" w:color="BFBFBF"/>
-          <w:insideV w:val="single" w:sz="6" w:space="0" w:color="BFBFBF"/>
+          <w:top w:val="single" w:color="BFBFBF" w:sz="6" w:space="0"/>
+          <w:left w:val="single" w:color="BFBFBF" w:sz="6" w:space="0"/>
+          <w:bottom w:val="single" w:color="BFBFBF" w:sz="6" w:space="0"/>
+          <w:right w:val="single" w:color="BFBFBF" w:sz="6" w:space="0"/>
+          <w:insideH w:val="single" w:color="BFBFBF" w:sz="6" w:space="0"/>
+          <w:insideV w:val="single" w:color="BFBFBF" w:sz="6" w:space="0"/>
         </w:tblBorders>
+        <w:tblLayout w:type="autofit"/>
+        <w:tblCellMar>
+          <w:top w:w="0" w:type="dxa"/>
+          <w:left w:w="10" w:type="dxa"/>
+          <w:bottom w:w="0" w:type="dxa"/>
+          <w:right w:w="10" w:type="dxa"/>
+        </w:tblCellMar>
       </w:tblPr>
+      <w:tblGrid>
+        <w:gridCol w:w="2662"/>
+        <w:gridCol w:w="6997"/>
+      </w:tblGrid>
       <w:tr>
+        <w:tblPrEx>
+          <w:tblBorders>
+            <w:top w:val="single" w:color="BFBFBF" w:sz="6" w:space="0"/>
+            <w:left w:val="single" w:color="BFBFBF" w:sz="6" w:space="0"/>
+            <w:bottom w:val="single" w:color="BFBFBF" w:sz="6" w:space="0"/>
+            <w:right w:val="single" w:color="BFBFBF" w:sz="6" w:space="0"/>
+            <w:insideH w:val="single" w:color="BFBFBF" w:sz="6" w:space="0"/>
+            <w:insideV w:val="single" w:color="BFBFBF" w:sz="6" w:space="0"/>
+          </w:tblBorders>
+          <w:tblCellMar>
+            <w:top w:w="0" w:type="dxa"/>
+            <w:left w:w="10" w:type="dxa"/>
+            <w:bottom w:w="0" w:type="dxa"/>
+            <w:right w:w="10" w:type="dxa"/>
+          </w:tblCellMar>
+        </w:tblPrEx>
         <w:trPr>
           <w:tblHeader/>
         </w:trPr>
@@ -99,7 +617,7 @@
               <w:rPr>
                 <w:b/>
               </w:rPr>
-              <w:t xml:space="preserve">Требование задания</w:t>
+              <w:t>Требование задания</w:t>
             </w:r>
           </w:p>
         </w:tc>
@@ -117,12 +635,28 @@
               <w:rPr>
                 <w:b/>
               </w:rPr>
-              <w:t xml:space="preserve">Как выполнено</w:t>
+              <w:t>Как выполнено</w:t>
             </w:r>
           </w:p>
         </w:tc>
       </w:tr>
       <w:tr>
+        <w:tblPrEx>
+          <w:tblBorders>
+            <w:top w:val="single" w:color="BFBFBF" w:sz="6" w:space="0"/>
+            <w:left w:val="single" w:color="BFBFBF" w:sz="6" w:space="0"/>
+            <w:bottom w:val="single" w:color="BFBFBF" w:sz="6" w:space="0"/>
+            <w:right w:val="single" w:color="BFBFBF" w:sz="6" w:space="0"/>
+            <w:insideH w:val="single" w:color="BFBFBF" w:sz="6" w:space="0"/>
+            <w:insideV w:val="single" w:color="BFBFBF" w:sz="6" w:space="0"/>
+          </w:tblBorders>
+          <w:tblCellMar>
+            <w:top w:w="0" w:type="dxa"/>
+            <w:left w:w="10" w:type="dxa"/>
+            <w:bottom w:w="0" w:type="dxa"/>
+            <w:right w:w="10" w:type="dxa"/>
+          </w:tblCellMar>
+        </w:tblPrEx>
         <w:tc>
           <w:tcPr>
             <w:tcW w:w="0" w:type="auto"/>
@@ -133,7 +667,7 @@
               <w:spacing w:after="0"/>
             </w:pPr>
             <w:r>
-              <w:t xml:space="preserve">Шапка с навигацией</w:t>
+              <w:t>Шапка с навигацией</w:t>
             </w:r>
           </w:p>
         </w:tc>
@@ -149,11 +683,11 @@
             <w:r>
               <w:rPr>
                 <w:rFonts w:ascii="Consolas" w:hAnsi="Consolas" w:cs="Consolas"/>
+                <w:color w:val="A31515"/>
                 <w:sz w:val="19"/>
                 <w:szCs w:val="19"/>
-                <w:color w:val="A31515"/>
               </w:rPr>
-              <w:t xml:space="preserve">frontend/src/components/Layout.jsx</w:t>
+              <w:t>frontend/src/components/Layout.jsx</w:t>
             </w:r>
             <w:r>
               <w:t xml:space="preserve"> (React) и </w:t>
@@ -161,11 +695,11 @@
             <w:r>
               <w:rPr>
                 <w:rFonts w:ascii="Consolas" w:hAnsi="Consolas" w:cs="Consolas"/>
+                <w:color w:val="A31515"/>
                 <w:sz w:val="19"/>
                 <w:szCs w:val="19"/>
-                <w:color w:val="A31515"/>
               </w:rPr>
-              <w:t xml:space="preserve">views/partials/site-header.ejs</w:t>
+              <w:t>views/partials/site-header.ejs</w:t>
             </w:r>
             <w:r>
               <w:t xml:space="preserve"> (EJS)</w:t>
@@ -174,6 +708,22 @@
         </w:tc>
       </w:tr>
       <w:tr>
+        <w:tblPrEx>
+          <w:tblBorders>
+            <w:top w:val="single" w:color="BFBFBF" w:sz="6" w:space="0"/>
+            <w:left w:val="single" w:color="BFBFBF" w:sz="6" w:space="0"/>
+            <w:bottom w:val="single" w:color="BFBFBF" w:sz="6" w:space="0"/>
+            <w:right w:val="single" w:color="BFBFBF" w:sz="6" w:space="0"/>
+            <w:insideH w:val="single" w:color="BFBFBF" w:sz="6" w:space="0"/>
+            <w:insideV w:val="single" w:color="BFBFBF" w:sz="6" w:space="0"/>
+          </w:tblBorders>
+          <w:tblCellMar>
+            <w:top w:w="0" w:type="dxa"/>
+            <w:left w:w="10" w:type="dxa"/>
+            <w:bottom w:w="0" w:type="dxa"/>
+            <w:right w:w="10" w:type="dxa"/>
+          </w:tblCellMar>
+        </w:tblPrEx>
         <w:tc>
           <w:tcPr>
             <w:tcW w:w="0" w:type="auto"/>
@@ -184,7 +734,7 @@
               <w:spacing w:after="0"/>
             </w:pPr>
             <w:r>
-              <w:t xml:space="preserve">Раздел «О компании»</w:t>
+              <w:t>Раздел «О компании»</w:t>
             </w:r>
           </w:p>
         </w:tc>
@@ -198,12 +748,28 @@
               <w:spacing w:after="0"/>
             </w:pPr>
             <w:r>
-              <w:t xml:space="preserve">Страница «О студии», данные хранятся в базе и правятся в админке</w:t>
+              <w:t>Страница «О студии», данные хранятся в базе и правятся в админке</w:t>
             </w:r>
           </w:p>
         </w:tc>
       </w:tr>
       <w:tr>
+        <w:tblPrEx>
+          <w:tblBorders>
+            <w:top w:val="single" w:color="BFBFBF" w:sz="6" w:space="0"/>
+            <w:left w:val="single" w:color="BFBFBF" w:sz="6" w:space="0"/>
+            <w:bottom w:val="single" w:color="BFBFBF" w:sz="6" w:space="0"/>
+            <w:right w:val="single" w:color="BFBFBF" w:sz="6" w:space="0"/>
+            <w:insideH w:val="single" w:color="BFBFBF" w:sz="6" w:space="0"/>
+            <w:insideV w:val="single" w:color="BFBFBF" w:sz="6" w:space="0"/>
+          </w:tblBorders>
+          <w:tblCellMar>
+            <w:top w:w="0" w:type="dxa"/>
+            <w:left w:w="10" w:type="dxa"/>
+            <w:bottom w:w="0" w:type="dxa"/>
+            <w:right w:w="10" w:type="dxa"/>
+          </w:tblCellMar>
+        </w:tblPrEx>
         <w:tc>
           <w:tcPr>
             <w:tcW w:w="0" w:type="auto"/>
@@ -214,7 +780,7 @@
               <w:spacing w:after="0"/>
             </w:pPr>
             <w:r>
-              <w:t xml:space="preserve">Галерея</w:t>
+              <w:t>Галерея</w:t>
             </w:r>
           </w:p>
         </w:tc>
@@ -228,12 +794,28 @@
               <w:spacing w:after="0"/>
             </w:pPr>
             <w:r>
-              <w:t xml:space="preserve">12 работ, фильтр по категориям, пагинация; данные — из базы (файл или SQLite)</w:t>
+              <w:t>12 работ, фильтр по категориям, пагинация; данные — из базы (файл или SQLite)</w:t>
             </w:r>
           </w:p>
         </w:tc>
       </w:tr>
       <w:tr>
+        <w:tblPrEx>
+          <w:tblBorders>
+            <w:top w:val="single" w:color="BFBFBF" w:sz="6" w:space="0"/>
+            <w:left w:val="single" w:color="BFBFBF" w:sz="6" w:space="0"/>
+            <w:bottom w:val="single" w:color="BFBFBF" w:sz="6" w:space="0"/>
+            <w:right w:val="single" w:color="BFBFBF" w:sz="6" w:space="0"/>
+            <w:insideH w:val="single" w:color="BFBFBF" w:sz="6" w:space="0"/>
+            <w:insideV w:val="single" w:color="BFBFBF" w:sz="6" w:space="0"/>
+          </w:tblBorders>
+          <w:tblCellMar>
+            <w:top w:w="0" w:type="dxa"/>
+            <w:left w:w="10" w:type="dxa"/>
+            <w:bottom w:w="0" w:type="dxa"/>
+            <w:right w:w="10" w:type="dxa"/>
+          </w:tblCellMar>
+        </w:tblPrEx>
         <w:tc>
           <w:tcPr>
             <w:tcW w:w="0" w:type="auto"/>
@@ -244,7 +826,7 @@
               <w:spacing w:after="0"/>
             </w:pPr>
             <w:r>
-              <w:t xml:space="preserve">Новости</w:t>
+              <w:t>Новости</w:t>
             </w:r>
           </w:p>
         </w:tc>
@@ -258,12 +840,28 @@
               <w:spacing w:after="0"/>
             </w:pPr>
             <w:r>
-              <w:t xml:space="preserve">4 записи, поиск и фильтр по тегам, отдельная страница новости</w:t>
+              <w:t>4 записи, поиск и фильтр по тегам, отдельная страница новости</w:t>
             </w:r>
           </w:p>
         </w:tc>
       </w:tr>
       <w:tr>
+        <w:tblPrEx>
+          <w:tblBorders>
+            <w:top w:val="single" w:color="BFBFBF" w:sz="6" w:space="0"/>
+            <w:left w:val="single" w:color="BFBFBF" w:sz="6" w:space="0"/>
+            <w:bottom w:val="single" w:color="BFBFBF" w:sz="6" w:space="0"/>
+            <w:right w:val="single" w:color="BFBFBF" w:sz="6" w:space="0"/>
+            <w:insideH w:val="single" w:color="BFBFBF" w:sz="6" w:space="0"/>
+            <w:insideV w:val="single" w:color="BFBFBF" w:sz="6" w:space="0"/>
+          </w:tblBorders>
+          <w:tblCellMar>
+            <w:top w:w="0" w:type="dxa"/>
+            <w:left w:w="10" w:type="dxa"/>
+            <w:bottom w:w="0" w:type="dxa"/>
+            <w:right w:w="10" w:type="dxa"/>
+          </w:tblCellMar>
+        </w:tblPrEx>
         <w:tc>
           <w:tcPr>
             <w:tcW w:w="0" w:type="auto"/>
@@ -274,7 +872,7 @@
               <w:spacing w:after="0"/>
             </w:pPr>
             <w:r>
-              <w:t xml:space="preserve">Форма обратной связи</w:t>
+              <w:t>Форма обратной связи</w:t>
             </w:r>
           </w:p>
         </w:tc>
@@ -288,12 +886,28 @@
               <w:spacing w:after="0"/>
             </w:pPr>
             <w:r>
-              <w:t xml:space="preserve">В публичной части: React-версия и серверная версия, работающая без JavaScript</w:t>
+              <w:t>В публичной части: React-версия и серверная версия, работающая без JavaScript</w:t>
             </w:r>
           </w:p>
         </w:tc>
       </w:tr>
       <w:tr>
+        <w:tblPrEx>
+          <w:tblBorders>
+            <w:top w:val="single" w:color="BFBFBF" w:sz="6" w:space="0"/>
+            <w:left w:val="single" w:color="BFBFBF" w:sz="6" w:space="0"/>
+            <w:bottom w:val="single" w:color="BFBFBF" w:sz="6" w:space="0"/>
+            <w:right w:val="single" w:color="BFBFBF" w:sz="6" w:space="0"/>
+            <w:insideH w:val="single" w:color="BFBFBF" w:sz="6" w:space="0"/>
+            <w:insideV w:val="single" w:color="BFBFBF" w:sz="6" w:space="0"/>
+          </w:tblBorders>
+          <w:tblCellMar>
+            <w:top w:w="0" w:type="dxa"/>
+            <w:left w:w="10" w:type="dxa"/>
+            <w:bottom w:w="0" w:type="dxa"/>
+            <w:right w:w="10" w:type="dxa"/>
+          </w:tblCellMar>
+        </w:tblPrEx>
         <w:tc>
           <w:tcPr>
             <w:tcW w:w="0" w:type="auto"/>
@@ -304,7 +918,7 @@
               <w:spacing w:after="0"/>
             </w:pPr>
             <w:r>
-              <w:t xml:space="preserve">Подвал с навигацией</w:t>
+              <w:t>Подвал с навигацией</w:t>
             </w:r>
           </w:p>
         </w:tc>
@@ -318,12 +932,28 @@
               <w:spacing w:after="0"/>
             </w:pPr>
             <w:r>
-              <w:t xml:space="preserve">Контакты, разделы, часы работы</w:t>
+              <w:t>Контакты, разделы, часы работы</w:t>
             </w:r>
           </w:p>
         </w:tc>
       </w:tr>
       <w:tr>
+        <w:tblPrEx>
+          <w:tblBorders>
+            <w:top w:val="single" w:color="BFBFBF" w:sz="6" w:space="0"/>
+            <w:left w:val="single" w:color="BFBFBF" w:sz="6" w:space="0"/>
+            <w:bottom w:val="single" w:color="BFBFBF" w:sz="6" w:space="0"/>
+            <w:right w:val="single" w:color="BFBFBF" w:sz="6" w:space="0"/>
+            <w:insideH w:val="single" w:color="BFBFBF" w:sz="6" w:space="0"/>
+            <w:insideV w:val="single" w:color="BFBFBF" w:sz="6" w:space="0"/>
+          </w:tblBorders>
+          <w:tblCellMar>
+            <w:top w:w="0" w:type="dxa"/>
+            <w:left w:w="10" w:type="dxa"/>
+            <w:bottom w:w="0" w:type="dxa"/>
+            <w:right w:w="10" w:type="dxa"/>
+          </w:tblCellMar>
+        </w:tblPrEx>
         <w:tc>
           <w:tcPr>
             <w:tcW w:w="0" w:type="auto"/>
@@ -334,7 +964,7 @@
               <w:spacing w:after="0"/>
             </w:pPr>
             <w:r>
-              <w:t xml:space="preserve">Данные из файла или БД</w:t>
+              <w:t>Данные из файла или БД</w:t>
             </w:r>
           </w:p>
         </w:tc>
@@ -348,12 +978,28 @@
               <w:spacing w:after="0"/>
             </w:pPr>
             <w:r>
-              <w:t xml:space="preserve">Репозитории с двумя драйверами: JSON-файл (по умолчанию) и SQLite</w:t>
+              <w:t>Репозитории с двумя драйверами: JSON-файл (по умолчанию) и SQLite</w:t>
             </w:r>
           </w:p>
         </w:tc>
       </w:tr>
       <w:tr>
+        <w:tblPrEx>
+          <w:tblBorders>
+            <w:top w:val="single" w:color="BFBFBF" w:sz="6" w:space="0"/>
+            <w:left w:val="single" w:color="BFBFBF" w:sz="6" w:space="0"/>
+            <w:bottom w:val="single" w:color="BFBFBF" w:sz="6" w:space="0"/>
+            <w:right w:val="single" w:color="BFBFBF" w:sz="6" w:space="0"/>
+            <w:insideH w:val="single" w:color="BFBFBF" w:sz="6" w:space="0"/>
+            <w:insideV w:val="single" w:color="BFBFBF" w:sz="6" w:space="0"/>
+          </w:tblBorders>
+          <w:tblCellMar>
+            <w:top w:w="0" w:type="dxa"/>
+            <w:left w:w="10" w:type="dxa"/>
+            <w:bottom w:w="0" w:type="dxa"/>
+            <w:right w:w="10" w:type="dxa"/>
+          </w:tblCellMar>
+        </w:tblPrEx>
         <w:tc>
           <w:tcPr>
             <w:tcW w:w="0" w:type="auto"/>
@@ -364,7 +1010,7 @@
               <w:spacing w:after="0"/>
             </w:pPr>
             <w:r>
-              <w:t xml:space="preserve">Админка под паролем</w:t>
+              <w:t>Админка под паролем</w:t>
             </w:r>
           </w:p>
         </w:tc>
@@ -378,12 +1024,28 @@
               <w:spacing w:after="0"/>
             </w:pPr>
             <w:r>
-              <w:t xml:space="preserve">Вход по паролю (bcrypt-хеш, cookie-сессия, CSRF-токены, лимит попыток)</w:t>
+              <w:t>Вход по паролю (bcrypt-хеш, cookie-сессия, CSRF-токены, лимит попыток)</w:t>
             </w:r>
           </w:p>
         </w:tc>
       </w:tr>
       <w:tr>
+        <w:tblPrEx>
+          <w:tblBorders>
+            <w:top w:val="single" w:color="BFBFBF" w:sz="6" w:space="0"/>
+            <w:left w:val="single" w:color="BFBFBF" w:sz="6" w:space="0"/>
+            <w:bottom w:val="single" w:color="BFBFBF" w:sz="6" w:space="0"/>
+            <w:right w:val="single" w:color="BFBFBF" w:sz="6" w:space="0"/>
+            <w:insideH w:val="single" w:color="BFBFBF" w:sz="6" w:space="0"/>
+            <w:insideV w:val="single" w:color="BFBFBF" w:sz="6" w:space="0"/>
+          </w:tblBorders>
+          <w:tblCellMar>
+            <w:top w:w="0" w:type="dxa"/>
+            <w:left w:w="10" w:type="dxa"/>
+            <w:bottom w:w="0" w:type="dxa"/>
+            <w:right w:w="10" w:type="dxa"/>
+          </w:tblCellMar>
+        </w:tblPrEx>
         <w:tc>
           <w:tcPr>
             <w:tcW w:w="0" w:type="auto"/>
@@ -394,7 +1056,7 @@
               <w:spacing w:after="0"/>
             </w:pPr>
             <w:r>
-              <w:t xml:space="preserve">Шаблонизатор</w:t>
+              <w:t>Шаблонизатор</w:t>
             </w:r>
           </w:p>
         </w:tc>
@@ -408,12 +1070,28 @@
               <w:spacing w:after="0"/>
             </w:pPr>
             <w:r>
-              <w:t xml:space="preserve">EJS: админка и серверные страницы публичной части</w:t>
+              <w:t>EJS: админка и серверные страницы публичной части</w:t>
             </w:r>
           </w:p>
         </w:tc>
       </w:tr>
       <w:tr>
+        <w:tblPrEx>
+          <w:tblBorders>
+            <w:top w:val="single" w:color="BFBFBF" w:sz="6" w:space="0"/>
+            <w:left w:val="single" w:color="BFBFBF" w:sz="6" w:space="0"/>
+            <w:bottom w:val="single" w:color="BFBFBF" w:sz="6" w:space="0"/>
+            <w:right w:val="single" w:color="BFBFBF" w:sz="6" w:space="0"/>
+            <w:insideH w:val="single" w:color="BFBFBF" w:sz="6" w:space="0"/>
+            <w:insideV w:val="single" w:color="BFBFBF" w:sz="6" w:space="0"/>
+          </w:tblBorders>
+          <w:tblCellMar>
+            <w:top w:w="0" w:type="dxa"/>
+            <w:left w:w="10" w:type="dxa"/>
+            <w:bottom w:w="0" w:type="dxa"/>
+            <w:right w:w="10" w:type="dxa"/>
+          </w:tblCellMar>
+        </w:tblPrEx>
         <w:tc>
           <w:tcPr>
             <w:tcW w:w="0" w:type="auto"/>
@@ -424,7 +1102,7 @@
               <w:spacing w:after="0"/>
             </w:pPr>
             <w:r>
-              <w:t xml:space="preserve">Архитектура</w:t>
+              <w:t>Архитектура</w:t>
             </w:r>
           </w:p>
         </w:tc>
@@ -443,16 +1121,32 @@
             <w:r>
               <w:rPr>
                 <w:rFonts w:ascii="Consolas" w:hAnsi="Consolas" w:cs="Consolas"/>
+                <w:color w:val="A31515"/>
                 <w:sz w:val="19"/>
                 <w:szCs w:val="19"/>
-                <w:color w:val="A31515"/>
               </w:rPr>
-              <w:t xml:space="preserve">domain → application → infrastructure → presentation</w:t>
+              <w:t>domain → application → infrastructure → presentation</w:t>
             </w:r>
           </w:p>
         </w:tc>
       </w:tr>
       <w:tr>
+        <w:tblPrEx>
+          <w:tblBorders>
+            <w:top w:val="single" w:color="BFBFBF" w:sz="6" w:space="0"/>
+            <w:left w:val="single" w:color="BFBFBF" w:sz="6" w:space="0"/>
+            <w:bottom w:val="single" w:color="BFBFBF" w:sz="6" w:space="0"/>
+            <w:right w:val="single" w:color="BFBFBF" w:sz="6" w:space="0"/>
+            <w:insideH w:val="single" w:color="BFBFBF" w:sz="6" w:space="0"/>
+            <w:insideV w:val="single" w:color="BFBFBF" w:sz="6" w:space="0"/>
+          </w:tblBorders>
+          <w:tblCellMar>
+            <w:top w:w="0" w:type="dxa"/>
+            <w:left w:w="10" w:type="dxa"/>
+            <w:bottom w:w="0" w:type="dxa"/>
+            <w:right w:w="10" w:type="dxa"/>
+          </w:tblCellMar>
+        </w:tblPrEx>
         <w:tc>
           <w:tcPr>
             <w:tcW w:w="0" w:type="auto"/>
@@ -463,7 +1157,7 @@
               <w:spacing w:after="0"/>
             </w:pPr>
             <w:r>
-              <w:t xml:space="preserve">React на фронтенде</w:t>
+              <w:t>React на фронтенде</w:t>
             </w:r>
           </w:p>
         </w:tc>
@@ -477,12 +1171,28 @@
               <w:spacing w:after="0"/>
             </w:pPr>
             <w:r>
-              <w:t xml:space="preserve">SPA с маршрутизацией: главная, галерея, новости, о студии, контакты</w:t>
+              <w:t>SPA с маршрутизацией: главная, галерея, новости, о студии, контакты</w:t>
             </w:r>
           </w:p>
         </w:tc>
       </w:tr>
       <w:tr>
+        <w:tblPrEx>
+          <w:tblBorders>
+            <w:top w:val="single" w:color="BFBFBF" w:sz="6" w:space="0"/>
+            <w:left w:val="single" w:color="BFBFBF" w:sz="6" w:space="0"/>
+            <w:bottom w:val="single" w:color="BFBFBF" w:sz="6" w:space="0"/>
+            <w:right w:val="single" w:color="BFBFBF" w:sz="6" w:space="0"/>
+            <w:insideH w:val="single" w:color="BFBFBF" w:sz="6" w:space="0"/>
+            <w:insideV w:val="single" w:color="BFBFBF" w:sz="6" w:space="0"/>
+          </w:tblBorders>
+          <w:tblCellMar>
+            <w:top w:w="0" w:type="dxa"/>
+            <w:left w:w="10" w:type="dxa"/>
+            <w:bottom w:w="0" w:type="dxa"/>
+            <w:right w:w="10" w:type="dxa"/>
+          </w:tblCellMar>
+        </w:tblPrEx>
         <w:tc>
           <w:tcPr>
             <w:tcW w:w="0" w:type="auto"/>
@@ -493,7 +1203,7 @@
               <w:spacing w:after="0"/>
             </w:pPr>
             <w:r>
-              <w:t xml:space="preserve">Самодельный контрол</w:t>
+              <w:t>Самодельный контрол</w:t>
             </w:r>
           </w:p>
         </w:tc>
@@ -512,11 +1222,11 @@
             <w:r>
               <w:rPr>
                 <w:rFonts w:ascii="Consolas" w:hAnsi="Consolas" w:cs="Consolas"/>
+                <w:color w:val="A31515"/>
                 <w:sz w:val="19"/>
                 <w:szCs w:val="19"/>
-                <w:color w:val="A31515"/>
               </w:rPr>
-              <w:t xml:space="preserve">Carousel</w:t>
+              <w:t>Carousel</w:t>
             </w:r>
             <w:r>
               <w:t xml:space="preserve"> и оценка звёздами </w:t>
@@ -524,11 +1234,11 @@
             <w:r>
               <w:rPr>
                 <w:rFonts w:ascii="Consolas" w:hAnsi="Consolas" w:cs="Consolas"/>
+                <w:color w:val="A31515"/>
                 <w:sz w:val="19"/>
                 <w:szCs w:val="19"/>
-                <w:color w:val="A31515"/>
               </w:rPr>
-              <w:t xml:space="preserve">StarRating</w:t>
+              <w:t>StarRating</w:t>
             </w:r>
             <w:r>
               <w:t xml:space="preserve"> — написаны с нуля</w:t>
@@ -537,6 +1247,22 @@
         </w:tc>
       </w:tr>
       <w:tr>
+        <w:tblPrEx>
+          <w:tblBorders>
+            <w:top w:val="single" w:color="BFBFBF" w:sz="6" w:space="0"/>
+            <w:left w:val="single" w:color="BFBFBF" w:sz="6" w:space="0"/>
+            <w:bottom w:val="single" w:color="BFBFBF" w:sz="6" w:space="0"/>
+            <w:right w:val="single" w:color="BFBFBF" w:sz="6" w:space="0"/>
+            <w:insideH w:val="single" w:color="BFBFBF" w:sz="6" w:space="0"/>
+            <w:insideV w:val="single" w:color="BFBFBF" w:sz="6" w:space="0"/>
+          </w:tblBorders>
+          <w:tblCellMar>
+            <w:top w:w="0" w:type="dxa"/>
+            <w:left w:w="10" w:type="dxa"/>
+            <w:bottom w:w="0" w:type="dxa"/>
+            <w:right w:w="10" w:type="dxa"/>
+          </w:tblCellMar>
+        </w:tblPrEx>
         <w:tc>
           <w:tcPr>
             <w:tcW w:w="0" w:type="auto"/>
@@ -547,7 +1273,7 @@
               <w:spacing w:after="0"/>
             </w:pPr>
             <w:r>
-              <w:t xml:space="preserve">Интеграция со сторонним сервисом</w:t>
+              <w:t>Интеграция со сторонним сервисом</w:t>
             </w:r>
           </w:p>
         </w:tc>
@@ -566,11 +1292,11 @@
             <w:r>
               <w:rPr>
                 <w:rFonts w:ascii="Consolas" w:hAnsi="Consolas" w:cs="Consolas"/>
+                <w:color w:val="A31515"/>
                 <w:sz w:val="19"/>
                 <w:szCs w:val="19"/>
-                <w:color w:val="A31515"/>
               </w:rPr>
-              <w:t xml:space="preserve">@octokit/rest</w:t>
+              <w:t>@octokit/rest</w:t>
             </w:r>
             <w:r>
               <w:t xml:space="preserve"> и погода Open-Meteo через клиент поверх </w:t>
@@ -578,11 +1304,11 @@
             <w:r>
               <w:rPr>
                 <w:rFonts w:ascii="Consolas" w:hAnsi="Consolas" w:cs="Consolas"/>
+                <w:color w:val="A31515"/>
                 <w:sz w:val="19"/>
                 <w:szCs w:val="19"/>
-                <w:color w:val="A31515"/>
               </w:rPr>
-              <w:t xml:space="preserve">fetch</w:t>
+              <w:t>fetch</w:t>
             </w:r>
           </w:p>
         </w:tc>
@@ -592,30 +1318,45 @@
       <w:pPr>
         <w:spacing w:after="60"/>
       </w:pPr>
-      <w:r>
-        <w:t xml:space="preserve"/>
-      </w:r>
     </w:p>
     <w:p>
       <w:pPr>
         <w:pBdr>
-          <w:bottom w:val="single" w:sz="6" w:space="1" w:color="BFBFBF"/>
+          <w:bottom w:val="single" w:color="BFBFBF" w:sz="6" w:space="1"/>
         </w:pBdr>
         <w:spacing w:before="120" w:after="120"/>
       </w:pPr>
     </w:p>
     <w:p>
       <w:pPr>
-        <w:pStyle w:val="Heading1"/>
-      </w:pPr>
-      <w:r>
-        <w:t xml:space="preserve">2. Технологии</w:t>
-      </w:r>
-    </w:p>
-    <w:p>
-      <w:pPr>
+        <w:pStyle w:val="2"/>
+      </w:pPr>
+      <w:r>
+        <w:t>2. Технологии</w:t>
+      </w:r>
+    </w:p>
+    <w:p>
+      <w:pPr>
+        <w:spacing w:after="40"/>
         <w:ind w:left="284"/>
+      </w:pPr>
+      <w:r>
+        <w:t xml:space="preserve">• </w:t>
+      </w:r>
+      <w:r>
+        <w:rPr>
+          <w:b/>
+        </w:rPr>
+        <w:t>Backend:</w:t>
+      </w:r>
+      <w:r>
+        <w:t xml:space="preserve"> Node.js, Express, EJS, express-session, multer (загрузка фото), bcryptjs, helmet.</w:t>
+      </w:r>
+    </w:p>
+    <w:p>
+      <w:pPr>
         <w:spacing w:after="40"/>
+        <w:ind w:left="284"/>
       </w:pPr>
       <w:r>
         <w:t xml:space="preserve">• </w:t>
@@ -624,16 +1365,46 @@
         <w:rPr>
           <w:b/>
         </w:rPr>
-        <w:t xml:space="preserve">Backend:</w:t>
-      </w:r>
-      <w:r>
-        <w:t xml:space="preserve"> Node.js, Express, EJS, express-session, multer (загрузка фото), bcryptjs, helmet.</w:t>
-      </w:r>
-    </w:p>
-    <w:p>
-      <w:pPr>
+        <w:t>Frontend:</w:t>
+      </w:r>
+      <w:r>
+        <w:t xml:space="preserve"> React 18, Vite, react-router (сборка Vite, раздача — тем же сервером).</w:t>
+      </w:r>
+    </w:p>
+    <w:p>
+      <w:pPr>
+        <w:spacing w:after="40"/>
         <w:ind w:left="284"/>
+      </w:pPr>
+      <w:r>
+        <w:t xml:space="preserve">• </w:t>
+      </w:r>
+      <w:r>
+        <w:rPr>
+          <w:b/>
+        </w:rPr>
+        <w:t>Хранение данных:</w:t>
+      </w:r>
+      <w:r>
+        <w:t xml:space="preserve"> JSON-файл или SQLite (встроенный модуль </w:t>
+      </w:r>
+      <w:r>
+        <w:rPr>
+          <w:rFonts w:ascii="Consolas" w:hAnsi="Consolas" w:cs="Consolas"/>
+          <w:color w:val="A31515"/>
+          <w:sz w:val="19"/>
+          <w:szCs w:val="19"/>
+        </w:rPr>
+        <w:t>node:sqlite</w:t>
+      </w:r>
+      <w:r>
+        <w:t>) — переключение одной переменной окружения.</w:t>
+      </w:r>
+    </w:p>
+    <w:p>
+      <w:pPr>
         <w:spacing w:after="40"/>
+        <w:ind w:left="284"/>
       </w:pPr>
       <w:r>
         <w:t xml:space="preserve">• </w:t>
@@ -642,16 +1413,40 @@
         <w:rPr>
           <w:b/>
         </w:rPr>
-        <w:t xml:space="preserve">Frontend:</w:t>
-      </w:r>
-      <w:r>
-        <w:t xml:space="preserve"> React 18, Vite, react-router (сборка Vite, раздача — тем же сервером).</w:t>
-      </w:r>
-    </w:p>
-    <w:p>
-      <w:pPr>
+        <w:t>Интеграции:</w:t>
+      </w:r>
+      <w:r>
+        <w:t xml:space="preserve"> официальный SDK GitHub </w:t>
+      </w:r>
+      <w:r>
+        <w:rPr>
+          <w:rFonts w:ascii="Consolas" w:hAnsi="Consolas" w:cs="Consolas"/>
+          <w:color w:val="A31515"/>
+          <w:sz w:val="19"/>
+          <w:szCs w:val="19"/>
+        </w:rPr>
+        <w:t>@octokit/rest</w:t>
+      </w:r>
+      <w:r>
+        <w:t xml:space="preserve">; собственный HTTP-клиент поверх </w:t>
+      </w:r>
+      <w:r>
+        <w:rPr>
+          <w:rFonts w:ascii="Consolas" w:hAnsi="Consolas" w:cs="Consolas"/>
+          <w:color w:val="A31515"/>
+          <w:sz w:val="19"/>
+          <w:szCs w:val="19"/>
+        </w:rPr>
+        <w:t>fetch</w:t>
+      </w:r>
+      <w:r>
+        <w:t xml:space="preserve"> с таймаутом для Open-Meteo.</w:t>
+      </w:r>
+    </w:p>
+    <w:p>
+      <w:pPr>
+        <w:spacing w:after="40"/>
         <w:ind w:left="284"/>
-        <w:spacing w:after="40"/>
       </w:pPr>
       <w:r>
         <w:t xml:space="preserve">• </w:t>
@@ -660,79 +1455,7 @@
         <w:rPr>
           <w:b/>
         </w:rPr>
-        <w:t xml:space="preserve">Хранение данных:</w:t>
-      </w:r>
-      <w:r>
-        <w:t xml:space="preserve"> JSON-файл или SQLite (встроенный модуль </w:t>
-      </w:r>
-      <w:r>
-        <w:rPr>
-          <w:rFonts w:ascii="Consolas" w:hAnsi="Consolas" w:cs="Consolas"/>
-          <w:sz w:val="19"/>
-          <w:szCs w:val="19"/>
-          <w:color w:val="A31515"/>
-        </w:rPr>
-        <w:t xml:space="preserve">node:sqlite</w:t>
-      </w:r>
-      <w:r>
-        <w:t xml:space="preserve">) — переключение одной переменной окружения.</w:t>
-      </w:r>
-    </w:p>
-    <w:p>
-      <w:pPr>
-        <w:ind w:left="284"/>
-        <w:spacing w:after="40"/>
-      </w:pPr>
-      <w:r>
-        <w:t xml:space="preserve">• </w:t>
-      </w:r>
-      <w:r>
-        <w:rPr>
-          <w:b/>
-        </w:rPr>
-        <w:t xml:space="preserve">Интеграции:</w:t>
-      </w:r>
-      <w:r>
-        <w:t xml:space="preserve"> официальный SDK GitHub </w:t>
-      </w:r>
-      <w:r>
-        <w:rPr>
-          <w:rFonts w:ascii="Consolas" w:hAnsi="Consolas" w:cs="Consolas"/>
-          <w:sz w:val="19"/>
-          <w:szCs w:val="19"/>
-          <w:color w:val="A31515"/>
-        </w:rPr>
-        <w:t xml:space="preserve">@octokit/rest</w:t>
-      </w:r>
-      <w:r>
-        <w:t xml:space="preserve">; собственный HTTP-клиент поверх </w:t>
-      </w:r>
-      <w:r>
-        <w:rPr>
-          <w:rFonts w:ascii="Consolas" w:hAnsi="Consolas" w:cs="Consolas"/>
-          <w:sz w:val="19"/>
-          <w:szCs w:val="19"/>
-          <w:color w:val="A31515"/>
-        </w:rPr>
-        <w:t xml:space="preserve">fetch</w:t>
-      </w:r>
-      <w:r>
-        <w:t xml:space="preserve"> с таймаутом для Open-Meteo.</w:t>
-      </w:r>
-    </w:p>
-    <w:p>
-      <w:pPr>
-        <w:ind w:left="284"/>
-        <w:spacing w:after="40"/>
-      </w:pPr>
-      <w:r>
-        <w:t xml:space="preserve">• </w:t>
-      </w:r>
-      <w:r>
-        <w:rPr>
-          <w:b/>
-        </w:rPr>
-        <w:t xml:space="preserve">Архитектура:</w:t>
+        <w:t>Архитектура:</w:t>
       </w:r>
       <w:r>
         <w:t xml:space="preserve"> чистая/луковая с внедрением зависимостей через </w:t>
@@ -740,11 +1463,11 @@
       <w:r>
         <w:rPr>
           <w:rFonts w:ascii="Consolas" w:hAnsi="Consolas" w:cs="Consolas"/>
-          <w:sz w:val="19"/>
-          <w:szCs w:val="19"/>
-          <w:color w:val="A31515"/>
-        </w:rPr>
-        <w:t xml:space="preserve">container.js</w:t>
+          <w:color w:val="A31515"/>
+          <w:sz w:val="19"/>
+          <w:szCs w:val="19"/>
+        </w:rPr>
+        <w:t>container.js</w:t>
       </w:r>
       <w:r>
         <w:t xml:space="preserve"> (composition root) и MVC в слое представления.</w:t>
@@ -752,111 +1475,111 @@
     </w:p>
     <w:p>
       <w:pPr>
-        <w:pStyle w:val="Heading2"/>
-      </w:pPr>
-      <w:r>
-        <w:t xml:space="preserve">Структура проекта</w:t>
-      </w:r>
-    </w:p>
-    <w:p>
-      <w:pPr>
-        <w:pStyle w:val="Code"/>
-      </w:pPr>
-      <w:r>
-        <w:t xml:space="preserve">project/</w:t>
-      </w:r>
-    </w:p>
-    <w:p>
-      <w:pPr>
-        <w:pStyle w:val="Code"/>
-      </w:pPr>
-      <w:r>
-        <w:t xml:space="preserve">├── backend/</w:t>
-      </w:r>
-    </w:p>
-    <w:p>
-      <w:pPr>
-        <w:pStyle w:val="Code"/>
-      </w:pPr>
-      <w:r>
-        <w:t xml:space="preserve">│   ├── public/            стили сайта и админки, демонстрационные фотографии</w:t>
-      </w:r>
-    </w:p>
-    <w:p>
-      <w:pPr>
-        <w:pStyle w:val="Code"/>
-      </w:pPr>
-      <w:r>
-        <w:t xml:space="preserve">│   ├── data/              база (db.json или db.sqlite) и загрузки</w:t>
-      </w:r>
-    </w:p>
-    <w:p>
-      <w:pPr>
-        <w:pStyle w:val="Code"/>
-      </w:pPr>
-      <w:r>
-        <w:t xml:space="preserve">│   └── src/</w:t>
-      </w:r>
-    </w:p>
-    <w:p>
-      <w:pPr>
-        <w:pStyle w:val="Code"/>
-      </w:pPr>
-      <w:r>
-        <w:t xml:space="preserve">│       ├── server.js      точка входа: сборка Express и маршрутов</w:t>
-      </w:r>
-    </w:p>
-    <w:p>
-      <w:pPr>
-        <w:pStyle w:val="Code"/>
-      </w:pPr>
-      <w:r>
-        <w:t xml:space="preserve">│       ├── container.js   composition root: сборка зависимостей</w:t>
-      </w:r>
-    </w:p>
-    <w:p>
-      <w:pPr>
-        <w:pStyle w:val="Code"/>
-      </w:pPr>
-      <w:r>
-        <w:t xml:space="preserve">│       ├── domain/        сущности и правила (не зависят ни от чего)</w:t>
-      </w:r>
-    </w:p>
-    <w:p>
-      <w:pPr>
-        <w:pStyle w:val="Code"/>
-      </w:pPr>
-      <w:r>
-        <w:t xml:space="preserve">│       ├── application/   сервисы (сценарии) и порты</w:t>
-      </w:r>
-    </w:p>
-    <w:p>
-      <w:pPr>
-        <w:pStyle w:val="Code"/>
-      </w:pPr>
-      <w:r>
-        <w:t xml:space="preserve">│       ├── infrastructure/ адаптеры: базы, репозитории, интеграции, почта</w:t>
-      </w:r>
-    </w:p>
-    <w:p>
-      <w:pPr>
-        <w:pStyle w:val="Code"/>
-      </w:pPr>
-      <w:r>
-        <w:t xml:space="preserve">│       └── presentation/  контроллеры, middleware, шаблоны EJS</w:t>
-      </w:r>
-    </w:p>
-    <w:p>
-      <w:pPr>
-        <w:pStyle w:val="Code"/>
-      </w:pPr>
-      <w:r>
-        <w:t xml:space="preserve">└── frontend/</w:t>
-      </w:r>
-    </w:p>
-    <w:p>
-      <w:pPr>
-        <w:pStyle w:val="Code"/>
+        <w:pStyle w:val="3"/>
+      </w:pPr>
+      <w:r>
+        <w:t>Структура проекта</w:t>
+      </w:r>
+    </w:p>
+    <w:p>
+      <w:pPr>
+        <w:pStyle w:val="12"/>
+      </w:pPr>
+      <w:r>
+        <w:t>project/</w:t>
+      </w:r>
+    </w:p>
+    <w:p>
+      <w:pPr>
+        <w:pStyle w:val="12"/>
+      </w:pPr>
+      <w:r>
+        <w:t>├── backend/</w:t>
+      </w:r>
+    </w:p>
+    <w:p>
+      <w:pPr>
+        <w:pStyle w:val="12"/>
+      </w:pPr>
+      <w:r>
+        <w:t>│   ├── public/            стили сайта и админки, демонстрационные фотографии</w:t>
+      </w:r>
+    </w:p>
+    <w:p>
+      <w:pPr>
+        <w:pStyle w:val="12"/>
+      </w:pPr>
+      <w:r>
+        <w:t>│   ├── data/              база (db.json или db.sqlite) и загрузки</w:t>
+      </w:r>
+    </w:p>
+    <w:p>
+      <w:pPr>
+        <w:pStyle w:val="12"/>
+      </w:pPr>
+      <w:r>
+        <w:t>│   └── src/</w:t>
+      </w:r>
+    </w:p>
+    <w:p>
+      <w:pPr>
+        <w:pStyle w:val="12"/>
+      </w:pPr>
+      <w:r>
+        <w:t>│       ├── server.js      точка входа: сборка Express и маршрутов</w:t>
+      </w:r>
+    </w:p>
+    <w:p>
+      <w:pPr>
+        <w:pStyle w:val="12"/>
+      </w:pPr>
+      <w:r>
+        <w:t>│       ├── container.js   composition root: сборка зависимостей</w:t>
+      </w:r>
+    </w:p>
+    <w:p>
+      <w:pPr>
+        <w:pStyle w:val="12"/>
+      </w:pPr>
+      <w:r>
+        <w:t>│       ├── domain/        сущности и правила (не зависят ни от чего)</w:t>
+      </w:r>
+    </w:p>
+    <w:p>
+      <w:pPr>
+        <w:pStyle w:val="12"/>
+      </w:pPr>
+      <w:r>
+        <w:t>│       ├── application/   сервисы (сценарии) и порты</w:t>
+      </w:r>
+    </w:p>
+    <w:p>
+      <w:pPr>
+        <w:pStyle w:val="12"/>
+      </w:pPr>
+      <w:r>
+        <w:t>│       ├── infrastructure/ адаптеры: базы, репозитории, интеграции, почта</w:t>
+      </w:r>
+    </w:p>
+    <w:p>
+      <w:pPr>
+        <w:pStyle w:val="12"/>
+      </w:pPr>
+      <w:r>
+        <w:t>│       └── presentation/  контроллеры, middleware, шаблоны EJS</w:t>
+      </w:r>
+    </w:p>
+    <w:p>
+      <w:pPr>
+        <w:pStyle w:val="12"/>
+      </w:pPr>
+      <w:r>
+        <w:t>└── frontend/</w:t>
+      </w:r>
+    </w:p>
+    <w:p>
+      <w:pPr>
+        <w:pStyle w:val="12"/>
       </w:pPr>
       <w:r>
         <w:t xml:space="preserve">    └── src/</w:t>
@@ -864,7 +1587,7 @@
     </w:p>
     <w:p>
       <w:pPr>
-        <w:pStyle w:val="Code"/>
+        <w:pStyle w:val="12"/>
       </w:pPr>
       <w:r>
         <w:t xml:space="preserve">        ├── api/client.js      единый клиент REST API</w:t>
@@ -872,7 +1595,7 @@
     </w:p>
     <w:p>
       <w:pPr>
-        <w:pStyle w:val="Code"/>
+        <w:pStyle w:val="12"/>
       </w:pPr>
       <w:r>
         <w:t xml:space="preserve">        ├── hooks/useApi.js    загрузка данных с отменой запроса</w:t>
@@ -880,7 +1603,7 @@
     </w:p>
     <w:p>
       <w:pPr>
-        <w:pStyle w:val="Code"/>
+        <w:pStyle w:val="12"/>
       </w:pPr>
       <w:r>
         <w:t xml:space="preserve">        ├── components/        Layout, ContactForm, NewsCard, ui/Carousel, ui/StarRating</w:t>
@@ -888,7 +1611,7 @@
     </w:p>
     <w:p>
       <w:pPr>
-        <w:pStyle w:val="Code"/>
+        <w:pStyle w:val="12"/>
       </w:pPr>
       <w:r>
         <w:t xml:space="preserve">        └── pages/             главная, галерея, новости, о студии, контакты</w:t>
@@ -896,41 +1619,38 @@
     </w:p>
     <w:p>
       <w:pPr>
-        <w:pStyle w:val="Code"/>
+        <w:pStyle w:val="12"/>
         <w:spacing w:after="160"/>
       </w:pPr>
-      <w:r>
-        <w:t xml:space="preserve"/>
-      </w:r>
     </w:p>
     <w:p>
       <w:pPr>
         <w:pBdr>
-          <w:bottom w:val="single" w:sz="6" w:space="1" w:color="BFBFBF"/>
+          <w:bottom w:val="single" w:color="BFBFBF" w:sz="6" w:space="1"/>
         </w:pBdr>
         <w:spacing w:before="120" w:after="120"/>
       </w:pPr>
     </w:p>
     <w:p>
       <w:pPr>
-        <w:pStyle w:val="Heading1"/>
-      </w:pPr>
-      <w:r>
-        <w:t xml:space="preserve">3. Публичная часть на React (SPA)</w:t>
-      </w:r>
-    </w:p>
-    <w:p>
-      <w:r>
-        <w:t xml:space="preserve">Публичная часть — одностраничное приложение: данные приходят из REST API (</w:t>
-      </w:r>
-      <w:r>
-        <w:rPr>
-          <w:rFonts w:ascii="Consolas" w:hAnsi="Consolas" w:cs="Consolas"/>
-          <w:sz w:val="19"/>
-          <w:szCs w:val="19"/>
-          <w:color w:val="A31515"/>
-        </w:rPr>
-        <w:t xml:space="preserve">/api/v1/gallery</w:t>
+        <w:pStyle w:val="2"/>
+      </w:pPr>
+      <w:r>
+        <w:t>3. Публичная часть на React (SPA)</w:t>
+      </w:r>
+    </w:p>
+    <w:p>
+      <w:r>
+        <w:t>Публичная часть — одностраничное приложение: данные приходят из REST API (</w:t>
+      </w:r>
+      <w:r>
+        <w:rPr>
+          <w:rFonts w:ascii="Consolas" w:hAnsi="Consolas" w:cs="Consolas"/>
+          <w:color w:val="A31515"/>
+          <w:sz w:val="19"/>
+          <w:szCs w:val="19"/>
+        </w:rPr>
+        <w:t>/api/v1/gallery</w:t>
       </w:r>
       <w:r>
         <w:t xml:space="preserve">, </w:t>
@@ -938,11 +1658,11 @@
       <w:r>
         <w:rPr>
           <w:rFonts w:ascii="Consolas" w:hAnsi="Consolas" w:cs="Consolas"/>
-          <w:sz w:val="19"/>
-          <w:szCs w:val="19"/>
-          <w:color w:val="A31515"/>
-        </w:rPr>
-        <w:t xml:space="preserve">/api/v1/news</w:t>
+          <w:color w:val="A31515"/>
+          <w:sz w:val="19"/>
+          <w:szCs w:val="19"/>
+        </w:rPr>
+        <w:t>/api/v1/news</w:t>
       </w:r>
       <w:r>
         <w:t xml:space="preserve">, </w:t>
@@ -950,11 +1670,11 @@
       <w:r>
         <w:rPr>
           <w:rFonts w:ascii="Consolas" w:hAnsi="Consolas" w:cs="Consolas"/>
-          <w:sz w:val="19"/>
-          <w:szCs w:val="19"/>
-          <w:color w:val="A31515"/>
-        </w:rPr>
-        <w:t xml:space="preserve">/api/v1/about</w:t>
+          <w:color w:val="A31515"/>
+          <w:sz w:val="19"/>
+          <w:szCs w:val="19"/>
+        </w:rPr>
+        <w:t>/api/v1/about</w:t>
       </w:r>
       <w:r>
         <w:t xml:space="preserve">, </w:t>
@@ -962,39 +1682,41 @@
       <w:r>
         <w:rPr>
           <w:rFonts w:ascii="Consolas" w:hAnsi="Consolas" w:cs="Consolas"/>
-          <w:sz w:val="19"/>
-          <w:szCs w:val="19"/>
-          <w:color w:val="A31515"/>
-        </w:rPr>
-        <w:t xml:space="preserve">/api/v1/integrations</w:t>
-      </w:r>
-      <w:r>
-        <w:t xml:space="preserve">).</w:t>
-      </w:r>
-    </w:p>
-    <w:p>
-      <w:pPr>
+          <w:color w:val="A31515"/>
+          <w:sz w:val="19"/>
+          <w:szCs w:val="19"/>
+        </w:rPr>
+        <w:t>/api/v1/integrations</w:t>
+      </w:r>
+      <w:r>
+        <w:t>).</w:t>
+      </w:r>
+    </w:p>
+    <w:p>
+      <w:pPr>
+        <w:spacing w:before="120" w:after="60"/>
         <w:jc w:val="center"/>
-        <w:spacing w:before="120" w:after="60"/>
       </w:pPr>
       <w:r>
         <w:drawing>
           <wp:inline distT="0" distB="0" distL="0" distR="0">
-            <wp:extent cx="1585859" cy="9000000"/>
+            <wp:extent cx="1585595" cy="8999855"/>
             <wp:effectExtent l="0" t="0" r="0" b="0"/>
             <wp:docPr id="1" name="Изображение 1" descr="01-home-spa.jpg"/>
             <wp:cNvGraphicFramePr>
-              <a:graphicFrameLocks noChangeAspect="1"/>
+              <a:graphicFrameLocks xmlns:a="http://schemas.openxmlformats.org/drawingml/2006/main" noChangeAspect="1"/>
             </wp:cNvGraphicFramePr>
-            <a:graphic>
+            <a:graphic xmlns:a="http://schemas.openxmlformats.org/drawingml/2006/main">
               <a:graphicData uri="http://schemas.openxmlformats.org/drawingml/2006/picture">
-                <pic:pic>
+                <pic:pic xmlns:pic="http://schemas.openxmlformats.org/drawingml/2006/picture">
                   <pic:nvPicPr>
-                    <pic:cNvPr id="1" name="01-home-spa.jpg"/>
-                    <pic:cNvPicPr/>
+                    <pic:cNvPr id="1" name="Изображение 1" descr="01-home-spa.jpg"/>
+                    <pic:cNvPicPr>
+                      <a:picLocks noChangeAspect="1"/>
+                    </pic:cNvPicPr>
                   </pic:nvPicPr>
                   <pic:blipFill>
-                    <a:blip r:embed="rIdImg1"/>
+                    <a:blip r:embed="rId7"/>
                     <a:stretch>
                       <a:fillRect/>
                     </a:stretch>
@@ -1017,46 +1739,48 @@
     </w:p>
     <w:p>
       <w:pPr>
+        <w:spacing w:after="200"/>
         <w:jc w:val="center"/>
-        <w:spacing w:after="200"/>
       </w:pPr>
       <w:r>
         <w:rPr>
           <w:i/>
+          <w:color w:val="595959"/>
           <w:sz w:val="18"/>
-          <w:color w:val="595959"/>
-        </w:rPr>
-        <w:t xml:space="preserve">Рис. 1. Главная страница: обложка с фотографией, статистика студии, карусель работ, блок «О студии», новости и виджет интеграций</w:t>
-      </w:r>
-    </w:p>
-    <w:p>
-      <w:r>
-        <w:t xml:space="preserve">На главной видно ключевые элементы сайта: крупную фотообложку, счётчики (лет на рынке, съёмок, выставок), карусель свежих работ, блок «О студии» с фотографиями и последние новости.</w:t>
-      </w:r>
-    </w:p>
-    <w:p>
-      <w:pPr>
+        </w:rPr>
+        <w:t>Рис. 1. Главная страница: обложка с фотографией, статистика студии, карусель работ, блок «О студии», новости и виджет интеграций</w:t>
+      </w:r>
+    </w:p>
+    <w:p>
+      <w:r>
+        <w:t>На главной видно ключевые элементы сайта: крупную фотообложку, счётчики (лет на рынке, съёмок, выставок), карусель свежих работ, блок «О студии» с фотографиями и последние новости.</w:t>
+      </w:r>
+    </w:p>
+    <w:p>
+      <w:pPr>
+        <w:spacing w:before="120" w:after="60"/>
         <w:jc w:val="center"/>
-        <w:spacing w:before="120" w:after="60"/>
       </w:pPr>
       <w:r>
         <w:drawing>
           <wp:inline distT="0" distB="0" distL="0" distR="0">
-            <wp:extent cx="1897663" cy="9000000"/>
+            <wp:extent cx="1897380" cy="8999855"/>
             <wp:effectExtent l="0" t="0" r="0" b="0"/>
             <wp:docPr id="2" name="Изображение 2" descr="02-gallery-spa.jpg"/>
             <wp:cNvGraphicFramePr>
-              <a:graphicFrameLocks noChangeAspect="1"/>
+              <a:graphicFrameLocks xmlns:a="http://schemas.openxmlformats.org/drawingml/2006/main" noChangeAspect="1"/>
             </wp:cNvGraphicFramePr>
-            <a:graphic>
+            <a:graphic xmlns:a="http://schemas.openxmlformats.org/drawingml/2006/main">
               <a:graphicData uri="http://schemas.openxmlformats.org/drawingml/2006/picture">
-                <pic:pic>
+                <pic:pic xmlns:pic="http://schemas.openxmlformats.org/drawingml/2006/picture">
                   <pic:nvPicPr>
-                    <pic:cNvPr id="2" name="02-gallery-spa.jpg"/>
-                    <pic:cNvPicPr/>
+                    <pic:cNvPr id="2" name="Изображение 2" descr="02-gallery-spa.jpg"/>
+                    <pic:cNvPicPr>
+                      <a:picLocks noChangeAspect="1"/>
+                    </pic:cNvPicPr>
                   </pic:nvPicPr>
                   <pic:blipFill>
-                    <a:blip r:embed="rIdImg2"/>
+                    <a:blip r:embed="rId8"/>
                     <a:stretch>
                       <a:fillRect/>
                     </a:stretch>
@@ -1079,16 +1803,16 @@
     </w:p>
     <w:p>
       <w:pPr>
+        <w:spacing w:after="200"/>
         <w:jc w:val="center"/>
-        <w:spacing w:after="200"/>
       </w:pPr>
       <w:r>
         <w:rPr>
           <w:i/>
+          <w:color w:val="595959"/>
           <w:sz w:val="18"/>
-          <w:color w:val="595959"/>
-        </w:rPr>
-        <w:t xml:space="preserve">Рис. 2. Галерея работ: 12 фотографий, фильтр по категориям, пагинация, подписи выводятся поверх снимка</w:t>
+        </w:rPr>
+        <w:t>Рис. 2. Галерея работ: 12 фотографий, фильтр по категориям, пагинация, подписи выводятся поверх снимка</w:t>
       </w:r>
     </w:p>
     <w:p>
@@ -1098,11 +1822,11 @@
       <w:r>
         <w:rPr>
           <w:rFonts w:ascii="Consolas" w:hAnsi="Consolas" w:cs="Consolas"/>
-          <w:sz w:val="19"/>
-          <w:szCs w:val="19"/>
-          <w:color w:val="A31515"/>
-        </w:rPr>
-        <w:t xml:space="preserve">category</w:t>
+          <w:color w:val="A31515"/>
+          <w:sz w:val="19"/>
+          <w:szCs w:val="19"/>
+        </w:rPr>
+        <w:t>category</w:t>
       </w:r>
       <w:r>
         <w:t xml:space="preserve"> и </w:t>
@@ -1110,11 +1834,11 @@
       <w:r>
         <w:rPr>
           <w:rFonts w:ascii="Consolas" w:hAnsi="Consolas" w:cs="Consolas"/>
-          <w:sz w:val="19"/>
-          <w:szCs w:val="19"/>
-          <w:color w:val="A31515"/>
-        </w:rPr>
-        <w:t xml:space="preserve">page</w:t>
+          <w:color w:val="A31515"/>
+          <w:sz w:val="19"/>
+          <w:szCs w:val="19"/>
+        </w:rPr>
+        <w:t>page</w:t>
       </w:r>
       <w:r>
         <w:t xml:space="preserve"> в REST API, а сервер возвращает нужную страницу работ.</w:t>
@@ -1122,27 +1846,29 @@
     </w:p>
     <w:p>
       <w:pPr>
+        <w:spacing w:before="120" w:after="60"/>
         <w:jc w:val="center"/>
-        <w:spacing w:before="120" w:after="60"/>
       </w:pPr>
       <w:r>
         <w:drawing>
           <wp:inline distT="0" distB="0" distL="0" distR="0">
-            <wp:extent cx="6120000" cy="7858080"/>
+            <wp:extent cx="6119495" cy="7857490"/>
             <wp:effectExtent l="0" t="0" r="0" b="0"/>
             <wp:docPr id="3" name="Изображение 3" descr="03-about-spa.jpg"/>
             <wp:cNvGraphicFramePr>
-              <a:graphicFrameLocks noChangeAspect="1"/>
+              <a:graphicFrameLocks xmlns:a="http://schemas.openxmlformats.org/drawingml/2006/main" noChangeAspect="1"/>
             </wp:cNvGraphicFramePr>
-            <a:graphic>
+            <a:graphic xmlns:a="http://schemas.openxmlformats.org/drawingml/2006/main">
               <a:graphicData uri="http://schemas.openxmlformats.org/drawingml/2006/picture">
-                <pic:pic>
+                <pic:pic xmlns:pic="http://schemas.openxmlformats.org/drawingml/2006/picture">
                   <pic:nvPicPr>
-                    <pic:cNvPr id="3" name="03-about-spa.jpg"/>
-                    <pic:cNvPicPr/>
+                    <pic:cNvPr id="3" name="Изображение 3" descr="03-about-spa.jpg"/>
+                    <pic:cNvPicPr>
+                      <a:picLocks noChangeAspect="1"/>
+                    </pic:cNvPicPr>
                   </pic:nvPicPr>
                   <pic:blipFill>
-                    <a:blip r:embed="rIdImg3"/>
+                    <a:blip r:embed="rId9"/>
                     <a:stretch>
                       <a:fillRect/>
                     </a:stretch>
@@ -1165,46 +1891,48 @@
     </w:p>
     <w:p>
       <w:pPr>
+        <w:spacing w:after="200"/>
         <w:jc w:val="center"/>
-        <w:spacing w:after="200"/>
       </w:pPr>
       <w:r>
         <w:rPr>
           <w:i/>
+          <w:color w:val="595959"/>
           <w:sz w:val="18"/>
-          <w:color w:val="595959"/>
-        </w:rPr>
-        <w:t xml:space="preserve">Рис. 3. Страница «О студии»: текст из базы, принципы работы, фотографии студии и блок интеграций</w:t>
-      </w:r>
-    </w:p>
-    <w:p>
-      <w:r>
-        <w:t xml:space="preserve">Текст раздела «О себе / О компании» хранится в базе и редактируется в админке, поэтому менять его можно без правки кода. Справа — живые данные сторонних сервисов (см. раздел 6).</w:t>
-      </w:r>
-    </w:p>
-    <w:p>
-      <w:pPr>
+        </w:rPr>
+        <w:t>Рис. 3. Страница «О студии»: текст из базы, принципы работы, фотографии студии и блок интеграций</w:t>
+      </w:r>
+    </w:p>
+    <w:p>
+      <w:r>
+        <w:t>Текст раздела «О себе / О компании» хранится в базе и редактируется в админке, поэтому менять его можно без правки кода. Справа — живые данные сторонних сервисов (см. раздел 6).</w:t>
+      </w:r>
+    </w:p>
+    <w:p>
+      <w:pPr>
+        <w:spacing w:before="120" w:after="60"/>
         <w:jc w:val="center"/>
-        <w:spacing w:before="120" w:after="60"/>
       </w:pPr>
       <w:r>
         <w:drawing>
           <wp:inline distT="0" distB="0" distL="0" distR="0">
-            <wp:extent cx="6120000" cy="6599808"/>
+            <wp:extent cx="6119495" cy="6599555"/>
             <wp:effectExtent l="0" t="0" r="0" b="0"/>
             <wp:docPr id="4" name="Изображение 4" descr="04-news-spa.jpg"/>
             <wp:cNvGraphicFramePr>
-              <a:graphicFrameLocks noChangeAspect="1"/>
+              <a:graphicFrameLocks xmlns:a="http://schemas.openxmlformats.org/drawingml/2006/main" noChangeAspect="1"/>
             </wp:cNvGraphicFramePr>
-            <a:graphic>
+            <a:graphic xmlns:a="http://schemas.openxmlformats.org/drawingml/2006/main">
               <a:graphicData uri="http://schemas.openxmlformats.org/drawingml/2006/picture">
-                <pic:pic>
+                <pic:pic xmlns:pic="http://schemas.openxmlformats.org/drawingml/2006/picture">
                   <pic:nvPicPr>
-                    <pic:cNvPr id="4" name="04-news-spa.jpg"/>
-                    <pic:cNvPicPr/>
+                    <pic:cNvPr id="4" name="Изображение 4" descr="04-news-spa.jpg"/>
+                    <pic:cNvPicPr>
+                      <a:picLocks noChangeAspect="1"/>
+                    </pic:cNvPicPr>
                   </pic:nvPicPr>
                   <pic:blipFill>
-                    <a:blip r:embed="rIdImg4"/>
+                    <a:blip r:embed="rId10"/>
                     <a:stretch>
                       <a:fillRect/>
                     </a:stretch>
@@ -1227,41 +1955,43 @@
     </w:p>
     <w:p>
       <w:pPr>
+        <w:spacing w:after="200"/>
         <w:jc w:val="center"/>
-        <w:spacing w:after="200"/>
       </w:pPr>
       <w:r>
         <w:rPr>
           <w:i/>
+          <w:color w:val="595959"/>
           <w:sz w:val="18"/>
-          <w:color w:val="595959"/>
-        </w:rPr>
-        <w:t xml:space="preserve">Рис. 4. Новости: 4 записи с фотографиями-обложками, поиск по тексту и фильтр по тегам</w:t>
-      </w:r>
-    </w:p>
-    <w:p>
-      <w:pPr>
+        </w:rPr>
+        <w:t>Рис. 4. Новости: 4 записи с фотографиями-обложками, поиск по тексту и фильтр по тегам</w:t>
+      </w:r>
+    </w:p>
+    <w:p>
+      <w:pPr>
+        <w:spacing w:before="120" w:after="60"/>
         <w:jc w:val="center"/>
-        <w:spacing w:before="120" w:after="60"/>
       </w:pPr>
       <w:r>
         <w:drawing>
           <wp:inline distT="0" distB="0" distL="0" distR="0">
-            <wp:extent cx="6120000" cy="5968224"/>
+            <wp:extent cx="6119495" cy="5967730"/>
             <wp:effectExtent l="0" t="0" r="0" b="0"/>
             <wp:docPr id="5" name="Изображение 5" descr="05-contacts-spa.jpg"/>
             <wp:cNvGraphicFramePr>
-              <a:graphicFrameLocks noChangeAspect="1"/>
+              <a:graphicFrameLocks xmlns:a="http://schemas.openxmlformats.org/drawingml/2006/main" noChangeAspect="1"/>
             </wp:cNvGraphicFramePr>
-            <a:graphic>
+            <a:graphic xmlns:a="http://schemas.openxmlformats.org/drawingml/2006/main">
               <a:graphicData uri="http://schemas.openxmlformats.org/drawingml/2006/picture">
-                <pic:pic>
+                <pic:pic xmlns:pic="http://schemas.openxmlformats.org/drawingml/2006/picture">
                   <pic:nvPicPr>
-                    <pic:cNvPr id="5" name="05-contacts-spa.jpg"/>
-                    <pic:cNvPicPr/>
+                    <pic:cNvPr id="5" name="Изображение 5" descr="05-contacts-spa.jpg"/>
+                    <pic:cNvPicPr>
+                      <a:picLocks noChangeAspect="1"/>
+                    </pic:cNvPicPr>
                   </pic:nvPicPr>
                   <pic:blipFill>
-                    <a:blip r:embed="rIdImg5"/>
+                    <a:blip r:embed="rId11"/>
                     <a:stretch>
                       <a:fillRect/>
                     </a:stretch>
@@ -1284,32 +2014,32 @@
     </w:p>
     <w:p>
       <w:pPr>
+        <w:spacing w:after="200"/>
         <w:jc w:val="center"/>
-        <w:spacing w:after="200"/>
       </w:pPr>
       <w:r>
         <w:rPr>
           <w:i/>
+          <w:color w:val="595959"/>
           <w:sz w:val="18"/>
-          <w:color w:val="595959"/>
-        </w:rPr>
-        <w:t xml:space="preserve">Рис. 5. Контакты и форма обратной связи со самодельным контролом оценки «звёздами»</w:t>
+        </w:rPr>
+        <w:t>Рис. 5. Контакты и форма обратной связи со самодельным контролом оценки «звёздами»</w:t>
       </w:r>
     </w:p>
     <w:p>
       <w:pPr>
         <w:pBdr>
-          <w:bottom w:val="single" w:sz="6" w:space="1" w:color="BFBFBF"/>
+          <w:bottom w:val="single" w:color="BFBFBF" w:sz="6" w:space="1"/>
         </w:pBdr>
         <w:spacing w:before="120" w:after="120"/>
       </w:pPr>
     </w:p>
     <w:p>
       <w:pPr>
-        <w:pStyle w:val="Heading1"/>
-      </w:pPr>
-      <w:r>
-        <w:t xml:space="preserve">4. Серверные страницы на шаблонизаторе EJS</w:t>
+        <w:pStyle w:val="2"/>
+      </w:pPr>
+      <w:r>
+        <w:t>4. Серверные страницы на шаблонизаторе EJS</w:t>
       </w:r>
     </w:p>
     <w:p>
@@ -1320,7 +2050,7 @@
         <w:rPr>
           <w:b/>
         </w:rPr>
-        <w:t xml:space="preserve">EJS</w:t>
+        <w:t>EJS</w:t>
       </w:r>
       <w:r>
         <w:t xml:space="preserve"> (адрес </w:t>
@@ -1328,39 +2058,41 @@
       <w:r>
         <w:rPr>
           <w:rFonts w:ascii="Consolas" w:hAnsi="Consolas" w:cs="Consolas"/>
-          <w:sz w:val="19"/>
-          <w:szCs w:val="19"/>
-          <w:color w:val="A31515"/>
-        </w:rPr>
-        <w:t xml:space="preserve">/site/...</w:t>
-      </w:r>
-      <w:r>
-        <w:t xml:space="preserve">). Обе версии используют одни и те же сервисы, поэтому данные и правила совпадают.</w:t>
-      </w:r>
-    </w:p>
-    <w:p>
-      <w:pPr>
+          <w:color w:val="A31515"/>
+          <w:sz w:val="19"/>
+          <w:szCs w:val="19"/>
+        </w:rPr>
+        <w:t>/site/...</w:t>
+      </w:r>
+      <w:r>
+        <w:t>). Обе версии используют одни и те же сервисы, поэтому данные и правила совпадают.</w:t>
+      </w:r>
+    </w:p>
+    <w:p>
+      <w:pPr>
+        <w:spacing w:before="120" w:after="60"/>
         <w:jc w:val="center"/>
-        <w:spacing w:before="120" w:after="60"/>
       </w:pPr>
       <w:r>
         <w:drawing>
           <wp:inline distT="0" distB="0" distL="0" distR="0">
-            <wp:extent cx="4620123" cy="9000000"/>
+            <wp:extent cx="4619625" cy="8999855"/>
             <wp:effectExtent l="0" t="0" r="0" b="0"/>
             <wp:docPr id="6" name="Изображение 6" descr="06-home-ejs.jpg"/>
             <wp:cNvGraphicFramePr>
-              <a:graphicFrameLocks noChangeAspect="1"/>
+              <a:graphicFrameLocks xmlns:a="http://schemas.openxmlformats.org/drawingml/2006/main" noChangeAspect="1"/>
             </wp:cNvGraphicFramePr>
-            <a:graphic>
+            <a:graphic xmlns:a="http://schemas.openxmlformats.org/drawingml/2006/main">
               <a:graphicData uri="http://schemas.openxmlformats.org/drawingml/2006/picture">
-                <pic:pic>
+                <pic:pic xmlns:pic="http://schemas.openxmlformats.org/drawingml/2006/picture">
                   <pic:nvPicPr>
-                    <pic:cNvPr id="6" name="06-home-ejs.jpg"/>
-                    <pic:cNvPicPr/>
+                    <pic:cNvPr id="6" name="Изображение 6" descr="06-home-ejs.jpg"/>
+                    <pic:cNvPicPr>
+                      <a:picLocks noChangeAspect="1"/>
+                    </pic:cNvPicPr>
                   </pic:nvPicPr>
                   <pic:blipFill>
-                    <a:blip r:embed="rIdImg6"/>
+                    <a:blip r:embed="rId12"/>
                     <a:stretch>
                       <a:fillRect/>
                     </a:stretch>
@@ -1383,41 +2115,43 @@
     </w:p>
     <w:p>
       <w:pPr>
+        <w:spacing w:after="200"/>
         <w:jc w:val="center"/>
-        <w:spacing w:after="200"/>
       </w:pPr>
       <w:r>
         <w:rPr>
           <w:i/>
+          <w:color w:val="595959"/>
           <w:sz w:val="18"/>
-          <w:color w:val="595959"/>
-        </w:rPr>
-        <w:t xml:space="preserve">Рис. 6. Главная страница в серверной версии (EJS): та же обложка, работы, новости и данные из базы</w:t>
-      </w:r>
-    </w:p>
-    <w:p>
-      <w:pPr>
+        </w:rPr>
+        <w:t>Рис. 6. Главная страница в серверной версии (EJS): та же обложка, работы, новости и данные из базы</w:t>
+      </w:r>
+    </w:p>
+    <w:p>
+      <w:pPr>
+        <w:spacing w:before="120" w:after="60"/>
         <w:jc w:val="center"/>
-        <w:spacing w:before="120" w:after="60"/>
       </w:pPr>
       <w:r>
         <w:drawing>
           <wp:inline distT="0" distB="0" distL="0" distR="0">
-            <wp:extent cx="6120000" cy="7353792"/>
+            <wp:extent cx="6119495" cy="7353300"/>
             <wp:effectExtent l="0" t="0" r="0" b="0"/>
             <wp:docPr id="7" name="Изображение 7" descr="07-gallery-ejs.jpg"/>
             <wp:cNvGraphicFramePr>
-              <a:graphicFrameLocks noChangeAspect="1"/>
+              <a:graphicFrameLocks xmlns:a="http://schemas.openxmlformats.org/drawingml/2006/main" noChangeAspect="1"/>
             </wp:cNvGraphicFramePr>
-            <a:graphic>
+            <a:graphic xmlns:a="http://schemas.openxmlformats.org/drawingml/2006/main">
               <a:graphicData uri="http://schemas.openxmlformats.org/drawingml/2006/picture">
-                <pic:pic>
+                <pic:pic xmlns:pic="http://schemas.openxmlformats.org/drawingml/2006/picture">
                   <pic:nvPicPr>
-                    <pic:cNvPr id="7" name="07-gallery-ejs.jpg"/>
-                    <pic:cNvPicPr/>
+                    <pic:cNvPr id="7" name="Изображение 7" descr="07-gallery-ejs.jpg"/>
+                    <pic:cNvPicPr>
+                      <a:picLocks noChangeAspect="1"/>
+                    </pic:cNvPicPr>
                   </pic:nvPicPr>
                   <pic:blipFill>
-                    <a:blip r:embed="rIdImg7"/>
+                    <a:blip r:embed="rId13"/>
                     <a:stretch>
                       <a:fillRect/>
                     </a:stretch>
@@ -1440,41 +2174,43 @@
     </w:p>
     <w:p>
       <w:pPr>
+        <w:spacing w:after="200"/>
         <w:jc w:val="center"/>
-        <w:spacing w:after="200"/>
       </w:pPr>
       <w:r>
         <w:rPr>
           <w:i/>
+          <w:color w:val="595959"/>
           <w:sz w:val="18"/>
-          <w:color w:val="595959"/>
-        </w:rPr>
-        <w:t xml:space="preserve">Рис. 7. Галерея в серверной версии: фильтр работает обычным GET-запросом, без JavaScript</w:t>
-      </w:r>
-    </w:p>
-    <w:p>
-      <w:pPr>
+        </w:rPr>
+        <w:t>Рис. 7. Галерея в серверной версии: фильтр работает обычным GET-запросом, без JavaScript</w:t>
+      </w:r>
+    </w:p>
+    <w:p>
+      <w:pPr>
+        <w:spacing w:before="120" w:after="60"/>
         <w:jc w:val="center"/>
-        <w:spacing w:before="120" w:after="60"/>
       </w:pPr>
       <w:r>
         <w:drawing>
           <wp:inline distT="0" distB="0" distL="0" distR="0">
-            <wp:extent cx="6120000" cy="7647552"/>
+            <wp:extent cx="6119495" cy="7647305"/>
             <wp:effectExtent l="0" t="0" r="0" b="0"/>
             <wp:docPr id="8" name="Изображение 8" descr="08-about-ejs.jpg"/>
             <wp:cNvGraphicFramePr>
-              <a:graphicFrameLocks noChangeAspect="1"/>
+              <a:graphicFrameLocks xmlns:a="http://schemas.openxmlformats.org/drawingml/2006/main" noChangeAspect="1"/>
             </wp:cNvGraphicFramePr>
-            <a:graphic>
+            <a:graphic xmlns:a="http://schemas.openxmlformats.org/drawingml/2006/main">
               <a:graphicData uri="http://schemas.openxmlformats.org/drawingml/2006/picture">
-                <pic:pic>
+                <pic:pic xmlns:pic="http://schemas.openxmlformats.org/drawingml/2006/picture">
                   <pic:nvPicPr>
-                    <pic:cNvPr id="8" name="08-about-ejs.jpg"/>
-                    <pic:cNvPicPr/>
+                    <pic:cNvPr id="8" name="Изображение 8" descr="08-about-ejs.jpg"/>
+                    <pic:cNvPicPr>
+                      <a:picLocks noChangeAspect="1"/>
+                    </pic:cNvPicPr>
                   </pic:nvPicPr>
                   <pic:blipFill>
-                    <a:blip r:embed="rIdImg8"/>
+                    <a:blip r:embed="rId14"/>
                     <a:stretch>
                       <a:fillRect/>
                     </a:stretch>
@@ -1497,41 +2233,43 @@
     </w:p>
     <w:p>
       <w:pPr>
+        <w:spacing w:after="200"/>
         <w:jc w:val="center"/>
-        <w:spacing w:after="200"/>
       </w:pPr>
       <w:r>
         <w:rPr>
           <w:i/>
+          <w:color w:val="595959"/>
           <w:sz w:val="18"/>
-          <w:color w:val="595959"/>
-        </w:rPr>
-        <w:t xml:space="preserve">Рис. 8. «О студии» в серверной версии: фотографии, принципы и блок интеграций</w:t>
-      </w:r>
-    </w:p>
-    <w:p>
-      <w:pPr>
+        </w:rPr>
+        <w:t>Рис. 8. «О студии» в серверной версии: фотографии, принципы и блок интеграций</w:t>
+      </w:r>
+    </w:p>
+    <w:p>
+      <w:pPr>
+        <w:spacing w:before="120" w:after="60"/>
         <w:jc w:val="center"/>
-        <w:spacing w:before="120" w:after="60"/>
       </w:pPr>
       <w:r>
         <w:drawing>
           <wp:inline distT="0" distB="0" distL="0" distR="0">
-            <wp:extent cx="6120000" cy="5336640"/>
+            <wp:extent cx="6119495" cy="5336540"/>
             <wp:effectExtent l="0" t="0" r="0" b="0"/>
             <wp:docPr id="9" name="Изображение 9" descr="09-contacts-ejs.jpg"/>
             <wp:cNvGraphicFramePr>
-              <a:graphicFrameLocks noChangeAspect="1"/>
+              <a:graphicFrameLocks xmlns:a="http://schemas.openxmlformats.org/drawingml/2006/main" noChangeAspect="1"/>
             </wp:cNvGraphicFramePr>
-            <a:graphic>
+            <a:graphic xmlns:a="http://schemas.openxmlformats.org/drawingml/2006/main">
               <a:graphicData uri="http://schemas.openxmlformats.org/drawingml/2006/picture">
-                <pic:pic>
+                <pic:pic xmlns:pic="http://schemas.openxmlformats.org/drawingml/2006/picture">
                   <pic:nvPicPr>
-                    <pic:cNvPr id="9" name="09-contacts-ejs.jpg"/>
-                    <pic:cNvPicPr/>
+                    <pic:cNvPr id="9" name="Изображение 9" descr="09-contacts-ejs.jpg"/>
+                    <pic:cNvPicPr>
+                      <a:picLocks noChangeAspect="1"/>
+                    </pic:cNvPicPr>
                   </pic:nvPicPr>
                   <pic:blipFill>
-                    <a:blip r:embed="rIdImg9"/>
+                    <a:blip r:embed="rId15"/>
                     <a:stretch>
                       <a:fillRect/>
                     </a:stretch>
@@ -1554,16 +2292,16 @@
     </w:p>
     <w:p>
       <w:pPr>
+        <w:spacing w:after="200"/>
         <w:jc w:val="center"/>
-        <w:spacing w:after="200"/>
       </w:pPr>
       <w:r>
         <w:rPr>
           <w:i/>
+          <w:color w:val="595959"/>
           <w:sz w:val="18"/>
-          <w:color w:val="595959"/>
-        </w:rPr>
-        <w:t xml:space="preserve">Рис. 9. Контакты в серверной версии: форма отправляется обычным POST и работает без JavaScript</w:t>
+        </w:rPr>
+        <w:t>Рис. 9. Контакты в серверной версии: форма отправляется обычным POST и работает без JavaScript</w:t>
       </w:r>
     </w:p>
     <w:p>
@@ -1571,7 +2309,7 @@
         <w:rPr>
           <w:b/>
         </w:rPr>
-        <w:t xml:space="preserve">Почему выбран EJS.</w:t>
+        <w:t>Почему выбран EJS.</w:t>
       </w:r>
       <w:r>
         <w:t xml:space="preserve"> Шаблоны EJS — это обычный HTML с вставками </w:t>
@@ -1579,11 +2317,11 @@
       <w:r>
         <w:rPr>
           <w:rFonts w:ascii="Consolas" w:hAnsi="Consolas" w:cs="Consolas"/>
-          <w:sz w:val="19"/>
-          <w:szCs w:val="19"/>
-          <w:color w:val="A31515"/>
-        </w:rPr>
-        <w:t xml:space="preserve">&lt;%= %&gt;</w:t>
+          <w:color w:val="A31515"/>
+          <w:sz w:val="19"/>
+          <w:szCs w:val="19"/>
+        </w:rPr>
+        <w:t>&lt;%= %&gt;</w:t>
       </w:r>
       <w:r>
         <w:t xml:space="preserve">, поэтому их читает любой человек, знакомый с вёрсткой; поддерживаются </w:t>
@@ -1591,11 +2329,11 @@
       <w:r>
         <w:rPr>
           <w:rFonts w:ascii="Consolas" w:hAnsi="Consolas" w:cs="Consolas"/>
-          <w:sz w:val="19"/>
-          <w:szCs w:val="19"/>
-          <w:color w:val="A31515"/>
-        </w:rPr>
-        <w:t xml:space="preserve">include</w:t>
+          <w:color w:val="A31515"/>
+          <w:sz w:val="19"/>
+          <w:szCs w:val="19"/>
+        </w:rPr>
+        <w:t>include</w:t>
       </w:r>
       <w:r>
         <w:t xml:space="preserve"> для шапки и подвала; не нужно изучать новый синтаксис (Pug) или писать хелперы (Handlebars). Для админки это особенно удобно: обычные HTML-формы + POST + редирект работают даже при отключённом JavaScript, а защита (сессия и CSRF) не требует CORS.</w:t>
@@ -1604,17 +2342,17 @@
     <w:p>
       <w:pPr>
         <w:pBdr>
-          <w:bottom w:val="single" w:sz="6" w:space="1" w:color="BFBFBF"/>
+          <w:bottom w:val="single" w:color="BFBFBF" w:sz="6" w:space="1"/>
         </w:pBdr>
         <w:spacing w:before="120" w:after="120"/>
       </w:pPr>
     </w:p>
     <w:p>
       <w:pPr>
-        <w:pStyle w:val="Heading1"/>
-      </w:pPr>
-      <w:r>
-        <w:t xml:space="preserve">5. Админка, закрытая паролем</w:t>
+        <w:pStyle w:val="2"/>
+      </w:pPr>
+      <w:r>
+        <w:t>5. Админка, закрытая паролем</w:t>
       </w:r>
     </w:p>
     <w:p>
@@ -1624,11 +2362,11 @@
       <w:r>
         <w:rPr>
           <w:rFonts w:ascii="Consolas" w:hAnsi="Consolas" w:cs="Consolas"/>
-          <w:sz w:val="19"/>
-          <w:szCs w:val="19"/>
-          <w:color w:val="A31515"/>
-        </w:rPr>
-        <w:t xml:space="preserve">/admin/login</w:t>
+          <w:color w:val="A31515"/>
+          <w:sz w:val="19"/>
+          <w:szCs w:val="19"/>
+        </w:rPr>
+        <w:t>/admin/login</w:t>
       </w:r>
       <w:r>
         <w:t xml:space="preserve">. Защита: пароль хранится в виде bcrypt-хеша, сессия — в cookie с флагами </w:t>
@@ -1636,11 +2374,11 @@
       <w:r>
         <w:rPr>
           <w:rFonts w:ascii="Consolas" w:hAnsi="Consolas" w:cs="Consolas"/>
-          <w:sz w:val="19"/>
-          <w:szCs w:val="19"/>
-          <w:color w:val="A31515"/>
-        </w:rPr>
-        <w:t xml:space="preserve">httpOnly</w:t>
+          <w:color w:val="A31515"/>
+          <w:sz w:val="19"/>
+          <w:szCs w:val="19"/>
+        </w:rPr>
+        <w:t>httpOnly</w:t>
       </w:r>
       <w:r>
         <w:t xml:space="preserve"> и </w:t>
@@ -1648,39 +2386,41 @@
       <w:r>
         <w:rPr>
           <w:rFonts w:ascii="Consolas" w:hAnsi="Consolas" w:cs="Consolas"/>
-          <w:sz w:val="19"/>
-          <w:szCs w:val="19"/>
-          <w:color w:val="A31515"/>
-        </w:rPr>
-        <w:t xml:space="preserve">sameSite</w:t>
-      </w:r>
-      <w:r>
-        <w:t xml:space="preserve">, все POST-запросы проверяют CSRF-токен, вход ограничен по числу попыток.</w:t>
-      </w:r>
-    </w:p>
-    <w:p>
-      <w:pPr>
+          <w:color w:val="A31515"/>
+          <w:sz w:val="19"/>
+          <w:szCs w:val="19"/>
+        </w:rPr>
+        <w:t>sameSite</w:t>
+      </w:r>
+      <w:r>
+        <w:t>, все POST-запросы проверяют CSRF-токен, вход ограничен по числу попыток.</w:t>
+      </w:r>
+    </w:p>
+    <w:p>
+      <w:pPr>
+        <w:spacing w:before="120" w:after="60"/>
         <w:jc w:val="center"/>
-        <w:spacing w:before="120" w:after="60"/>
       </w:pPr>
       <w:r>
         <w:drawing>
           <wp:inline distT="0" distB="0" distL="0" distR="0">
-            <wp:extent cx="6120000" cy="4088160"/>
+            <wp:extent cx="6119495" cy="4088130"/>
             <wp:effectExtent l="0" t="0" r="0" b="0"/>
             <wp:docPr id="10" name="Изображение 10" descr="10-admin-login.jpg"/>
             <wp:cNvGraphicFramePr>
-              <a:graphicFrameLocks noChangeAspect="1"/>
+              <a:graphicFrameLocks xmlns:a="http://schemas.openxmlformats.org/drawingml/2006/main" noChangeAspect="1"/>
             </wp:cNvGraphicFramePr>
-            <a:graphic>
+            <a:graphic xmlns:a="http://schemas.openxmlformats.org/drawingml/2006/main">
               <a:graphicData uri="http://schemas.openxmlformats.org/drawingml/2006/picture">
-                <pic:pic>
+                <pic:pic xmlns:pic="http://schemas.openxmlformats.org/drawingml/2006/picture">
                   <pic:nvPicPr>
-                    <pic:cNvPr id="10" name="10-admin-login.jpg"/>
-                    <pic:cNvPicPr/>
+                    <pic:cNvPr id="10" name="Изображение 10" descr="10-admin-login.jpg"/>
+                    <pic:cNvPicPr>
+                      <a:picLocks noChangeAspect="1"/>
+                    </pic:cNvPicPr>
                   </pic:nvPicPr>
                   <pic:blipFill>
-                    <a:blip r:embed="rIdImg10"/>
+                    <a:blip r:embed="rId16"/>
                     <a:stretch>
                       <a:fillRect/>
                     </a:stretch>
@@ -1703,41 +2443,43 @@
     </w:p>
     <w:p>
       <w:pPr>
+        <w:spacing w:after="200"/>
         <w:jc w:val="center"/>
-        <w:spacing w:after="200"/>
       </w:pPr>
       <w:r>
         <w:rPr>
           <w:i/>
+          <w:color w:val="595959"/>
           <w:sz w:val="18"/>
-          <w:color w:val="595959"/>
-        </w:rPr>
-        <w:t xml:space="preserve">Рис. 10. Форма входа в админку: доступ закрыт паролем (логин admin, пароль задаётся при наполнении базы)</w:t>
-      </w:r>
-    </w:p>
-    <w:p>
-      <w:pPr>
+        </w:rPr>
+        <w:t>Рис. 10. Форма входа в админку: доступ закрыт паролем (логин admin, пароль задаётся при наполнении базы)</w:t>
+      </w:r>
+    </w:p>
+    <w:p>
+      <w:pPr>
+        <w:spacing w:before="120" w:after="60"/>
         <w:jc w:val="center"/>
-        <w:spacing w:before="120" w:after="60"/>
       </w:pPr>
       <w:r>
         <w:drawing>
           <wp:inline distT="0" distB="0" distL="0" distR="0">
-            <wp:extent cx="6120000" cy="4088160"/>
+            <wp:extent cx="6119495" cy="4088130"/>
             <wp:effectExtent l="0" t="0" r="0" b="0"/>
             <wp:docPr id="11" name="Изображение 11" descr="11-admin-dashboard.jpg"/>
             <wp:cNvGraphicFramePr>
-              <a:graphicFrameLocks noChangeAspect="1"/>
+              <a:graphicFrameLocks xmlns:a="http://schemas.openxmlformats.org/drawingml/2006/main" noChangeAspect="1"/>
             </wp:cNvGraphicFramePr>
-            <a:graphic>
+            <a:graphic xmlns:a="http://schemas.openxmlformats.org/drawingml/2006/main">
               <a:graphicData uri="http://schemas.openxmlformats.org/drawingml/2006/picture">
-                <pic:pic>
+                <pic:pic xmlns:pic="http://schemas.openxmlformats.org/drawingml/2006/picture">
                   <pic:nvPicPr>
-                    <pic:cNvPr id="11" name="11-admin-dashboard.jpg"/>
-                    <pic:cNvPicPr/>
+                    <pic:cNvPr id="11" name="Изображение 11" descr="11-admin-dashboard.jpg"/>
+                    <pic:cNvPicPr>
+                      <a:picLocks noChangeAspect="1"/>
+                    </pic:cNvPicPr>
                   </pic:nvPicPr>
                   <pic:blipFill>
-                    <a:blip r:embed="rIdImg11"/>
+                    <a:blip r:embed="rId17"/>
                     <a:stretch>
                       <a:fillRect/>
                     </a:stretch>
@@ -1760,41 +2502,43 @@
     </w:p>
     <w:p>
       <w:pPr>
+        <w:spacing w:after="200"/>
         <w:jc w:val="center"/>
-        <w:spacing w:after="200"/>
       </w:pPr>
       <w:r>
         <w:rPr>
           <w:i/>
+          <w:color w:val="595959"/>
           <w:sz w:val="18"/>
-          <w:color w:val="595959"/>
-        </w:rPr>
-        <w:t xml:space="preserve">Рис. 11. Дашборд: количество новостей, фотографий, непрочитанных сообщений и отправленных писем, смена пароля</w:t>
-      </w:r>
-    </w:p>
-    <w:p>
-      <w:pPr>
+        </w:rPr>
+        <w:t>Рис. 11. Дашборд: количество новостей, фотографий, непрочитанных сообщений и отправленных писем, смена пароля</w:t>
+      </w:r>
+    </w:p>
+    <w:p>
+      <w:pPr>
+        <w:spacing w:before="120" w:after="60"/>
         <w:jc w:val="center"/>
-        <w:spacing w:before="120" w:after="60"/>
       </w:pPr>
       <w:r>
         <w:drawing>
           <wp:inline distT="0" distB="0" distL="0" distR="0">
-            <wp:extent cx="6120000" cy="4088160"/>
+            <wp:extent cx="6119495" cy="4088130"/>
             <wp:effectExtent l="0" t="0" r="0" b="0"/>
             <wp:docPr id="12" name="Изображение 12" descr="12-admin-news.jpg"/>
             <wp:cNvGraphicFramePr>
-              <a:graphicFrameLocks noChangeAspect="1"/>
+              <a:graphicFrameLocks xmlns:a="http://schemas.openxmlformats.org/drawingml/2006/main" noChangeAspect="1"/>
             </wp:cNvGraphicFramePr>
-            <a:graphic>
+            <a:graphic xmlns:a="http://schemas.openxmlformats.org/drawingml/2006/main">
               <a:graphicData uri="http://schemas.openxmlformats.org/drawingml/2006/picture">
-                <pic:pic>
+                <pic:pic xmlns:pic="http://schemas.openxmlformats.org/drawingml/2006/picture">
                   <pic:nvPicPr>
-                    <pic:cNvPr id="12" name="12-admin-news.jpg"/>
-                    <pic:cNvPicPr/>
+                    <pic:cNvPr id="12" name="Изображение 12" descr="12-admin-news.jpg"/>
+                    <pic:cNvPicPr>
+                      <a:picLocks noChangeAspect="1"/>
+                    </pic:cNvPicPr>
                   </pic:nvPicPr>
                   <pic:blipFill>
-                    <a:blip r:embed="rIdImg12"/>
+                    <a:blip r:embed="rId18"/>
                     <a:stretch>
                       <a:fillRect/>
                     </a:stretch>
@@ -1817,41 +2561,43 @@
     </w:p>
     <w:p>
       <w:pPr>
+        <w:spacing w:after="200"/>
         <w:jc w:val="center"/>
-        <w:spacing w:after="200"/>
       </w:pPr>
       <w:r>
         <w:rPr>
           <w:i/>
+          <w:color w:val="595959"/>
           <w:sz w:val="18"/>
-          <w:color w:val="595959"/>
-        </w:rPr>
-        <w:t xml:space="preserve">Рис. 12. Раздел «Новости»: список с пагинацией, правка, просмотр на сайте и удаление</w:t>
-      </w:r>
-    </w:p>
-    <w:p>
-      <w:pPr>
+        </w:rPr>
+        <w:t>Рис. 12. Раздел «Новости»: список с пагинацией, правка, просмотр на сайте и удаление</w:t>
+      </w:r>
+    </w:p>
+    <w:p>
+      <w:pPr>
+        <w:spacing w:before="120" w:after="60"/>
         <w:jc w:val="center"/>
-        <w:spacing w:before="120" w:after="60"/>
       </w:pPr>
       <w:r>
         <w:drawing>
           <wp:inline distT="0" distB="0" distL="0" distR="0">
-            <wp:extent cx="4606880" cy="9000000"/>
+            <wp:extent cx="4606290" cy="8999855"/>
             <wp:effectExtent l="0" t="0" r="0" b="0"/>
             <wp:docPr id="13" name="Изображение 13" descr="13-admin-gallery.jpg"/>
             <wp:cNvGraphicFramePr>
-              <a:graphicFrameLocks noChangeAspect="1"/>
+              <a:graphicFrameLocks xmlns:a="http://schemas.openxmlformats.org/drawingml/2006/main" noChangeAspect="1"/>
             </wp:cNvGraphicFramePr>
-            <a:graphic>
+            <a:graphic xmlns:a="http://schemas.openxmlformats.org/drawingml/2006/main">
               <a:graphicData uri="http://schemas.openxmlformats.org/drawingml/2006/picture">
-                <pic:pic>
+                <pic:pic xmlns:pic="http://schemas.openxmlformats.org/drawingml/2006/picture">
                   <pic:nvPicPr>
-                    <pic:cNvPr id="13" name="13-admin-gallery.jpg"/>
-                    <pic:cNvPicPr/>
+                    <pic:cNvPr id="13" name="Изображение 13" descr="13-admin-gallery.jpg"/>
+                    <pic:cNvPicPr>
+                      <a:picLocks noChangeAspect="1"/>
+                    </pic:cNvPicPr>
                   </pic:nvPicPr>
                   <pic:blipFill>
-                    <a:blip r:embed="rIdImg13"/>
+                    <a:blip r:embed="rId19"/>
                     <a:stretch>
                       <a:fillRect/>
                     </a:stretch>
@@ -1874,46 +2620,48 @@
     </w:p>
     <w:p>
       <w:pPr>
+        <w:spacing w:after="200"/>
         <w:jc w:val="center"/>
-        <w:spacing w:after="200"/>
       </w:pPr>
       <w:r>
         <w:rPr>
           <w:i/>
+          <w:color w:val="595959"/>
           <w:sz w:val="18"/>
-          <w:color w:val="595959"/>
-        </w:rPr>
-        <w:t xml:space="preserve">Рис. 13. Раздел «Галерея»: загрузка файла или ссылки, категория, дата съёмки; список работ с удалением</w:t>
-      </w:r>
-    </w:p>
-    <w:p>
-      <w:r>
-        <w:t xml:space="preserve">Загрузка файлов защищена: белый список типов (PNG/JPEG/WebP/GIF/SVG), лимит 4 МБ, имя файла генерируется на сервере (защита от подмены пути и «двойных» расширений).</w:t>
-      </w:r>
-    </w:p>
-    <w:p>
-      <w:pPr>
+        </w:rPr>
+        <w:t>Рис. 13. Раздел «Галерея»: загрузка файла или ссылки, категория, дата съёмки; список работ с удалением</w:t>
+      </w:r>
+    </w:p>
+    <w:p>
+      <w:r>
+        <w:t>Загрузка файлов защищена: белый список типов (PNG/JPEG/WebP/GIF/SVG), лимит 4 МБ, имя файла генерируется на сервере (защита от подмены пути и «двойных» расширений).</w:t>
+      </w:r>
+    </w:p>
+    <w:p>
+      <w:pPr>
+        <w:spacing w:before="120" w:after="60"/>
         <w:jc w:val="center"/>
-        <w:spacing w:before="120" w:after="60"/>
       </w:pPr>
       <w:r>
         <w:drawing>
           <wp:inline distT="0" distB="0" distL="0" distR="0">
-            <wp:extent cx="6120000" cy="4088160"/>
+            <wp:extent cx="6119495" cy="4088130"/>
             <wp:effectExtent l="0" t="0" r="0" b="0"/>
             <wp:docPr id="14" name="Изображение 14" descr="14-admin-messages.jpg"/>
             <wp:cNvGraphicFramePr>
-              <a:graphicFrameLocks noChangeAspect="1"/>
+              <a:graphicFrameLocks xmlns:a="http://schemas.openxmlformats.org/drawingml/2006/main" noChangeAspect="1"/>
             </wp:cNvGraphicFramePr>
-            <a:graphic>
+            <a:graphic xmlns:a="http://schemas.openxmlformats.org/drawingml/2006/main">
               <a:graphicData uri="http://schemas.openxmlformats.org/drawingml/2006/picture">
-                <pic:pic>
+                <pic:pic xmlns:pic="http://schemas.openxmlformats.org/drawingml/2006/picture">
                   <pic:nvPicPr>
-                    <pic:cNvPr id="14" name="14-admin-messages.jpg"/>
-                    <pic:cNvPicPr/>
+                    <pic:cNvPr id="14" name="Изображение 14" descr="14-admin-messages.jpg"/>
+                    <pic:cNvPicPr>
+                      <a:picLocks noChangeAspect="1"/>
+                    </pic:cNvPicPr>
                   </pic:nvPicPr>
                   <pic:blipFill>
-                    <a:blip r:embed="rIdImg14"/>
+                    <a:blip r:embed="rId17"/>
                     <a:stretch>
                       <a:fillRect/>
                     </a:stretch>
@@ -1936,41 +2684,43 @@
     </w:p>
     <w:p>
       <w:pPr>
+        <w:spacing w:after="200"/>
         <w:jc w:val="center"/>
-        <w:spacing w:after="200"/>
       </w:pPr>
       <w:r>
         <w:rPr>
           <w:i/>
+          <w:color w:val="595959"/>
           <w:sz w:val="18"/>
-          <w:color w:val="595959"/>
-        </w:rPr>
-        <w:t xml:space="preserve">Рис. 14. Раздел «Обратная связь»: сообщения из формы, пометка «прочитано», удаление</w:t>
-      </w:r>
-    </w:p>
-    <w:p>
-      <w:pPr>
+        </w:rPr>
+        <w:t>Рис. 14. Раздел «Обратная связь»: сообщения из формы, пометка «прочитано», удаление</w:t>
+      </w:r>
+    </w:p>
+    <w:p>
+      <w:pPr>
+        <w:spacing w:before="120" w:after="60"/>
         <w:jc w:val="center"/>
-        <w:spacing w:before="120" w:after="60"/>
       </w:pPr>
       <w:r>
         <w:drawing>
           <wp:inline distT="0" distB="0" distL="0" distR="0">
-            <wp:extent cx="6120000" cy="4088160"/>
+            <wp:extent cx="6119495" cy="4088130"/>
             <wp:effectExtent l="0" t="0" r="0" b="0"/>
             <wp:docPr id="15" name="Изображение 15" descr="15-admin-about.jpg"/>
             <wp:cNvGraphicFramePr>
-              <a:graphicFrameLocks noChangeAspect="1"/>
+              <a:graphicFrameLocks xmlns:a="http://schemas.openxmlformats.org/drawingml/2006/main" noChangeAspect="1"/>
             </wp:cNvGraphicFramePr>
-            <a:graphic>
+            <a:graphic xmlns:a="http://schemas.openxmlformats.org/drawingml/2006/main">
               <a:graphicData uri="http://schemas.openxmlformats.org/drawingml/2006/picture">
-                <pic:pic>
+                <pic:pic xmlns:pic="http://schemas.openxmlformats.org/drawingml/2006/picture">
                   <pic:nvPicPr>
-                    <pic:cNvPr id="15" name="15-admin-about.jpg"/>
-                    <pic:cNvPicPr/>
+                    <pic:cNvPr id="15" name="Изображение 15" descr="15-admin-about.jpg"/>
+                    <pic:cNvPicPr>
+                      <a:picLocks noChangeAspect="1"/>
+                    </pic:cNvPicPr>
                   </pic:nvPicPr>
                   <pic:blipFill>
-                    <a:blip r:embed="rIdImg15"/>
+                    <a:blip r:embed="rId20"/>
                     <a:stretch>
                       <a:fillRect/>
                     </a:stretch>
@@ -1993,37 +2743,37 @@
     </w:p>
     <w:p>
       <w:pPr>
+        <w:spacing w:after="200"/>
         <w:jc w:val="center"/>
-        <w:spacing w:after="200"/>
       </w:pPr>
       <w:r>
         <w:rPr>
           <w:i/>
+          <w:color w:val="595959"/>
           <w:sz w:val="18"/>
-          <w:color w:val="595959"/>
-        </w:rPr>
-        <w:t xml:space="preserve">Рис. 15. Раздел «О нас»: правка текста и контактов; справа — проверка интеграций прямо из админки</w:t>
+        </w:rPr>
+        <w:t>Рис. 15. Раздел «О нас»: правка текста и контактов; справа — проверка интеграций прямо из админки</w:t>
       </w:r>
     </w:p>
     <w:p>
       <w:pPr>
         <w:pBdr>
-          <w:bottom w:val="single" w:sz="6" w:space="1" w:color="BFBFBF"/>
+          <w:bottom w:val="single" w:color="BFBFBF" w:sz="6" w:space="1"/>
         </w:pBdr>
         <w:spacing w:before="120" w:after="120"/>
       </w:pPr>
     </w:p>
     <w:p>
       <w:pPr>
-        <w:pStyle w:val="Heading1"/>
-      </w:pPr>
-      <w:r>
-        <w:t xml:space="preserve">6. Интеграция со сторонними сервисами</w:t>
-      </w:r>
-    </w:p>
-    <w:p>
-      <w:r>
-        <w:t xml:space="preserve">Выполнены две интеграции — разными способами, как и требовалось.</w:t>
+        <w:pStyle w:val="2"/>
+      </w:pPr>
+      <w:r>
+        <w:t>6. Интеграция со сторонними сервисами</w:t>
+      </w:r>
+    </w:p>
+    <w:p>
+      <w:r>
+        <w:t>Выполнены две интеграции — разными способами, как и требовалось.</w:t>
       </w:r>
     </w:p>
     <w:p>
@@ -2031,7 +2781,7 @@
         <w:rPr>
           <w:b/>
         </w:rPr>
-        <w:t xml:space="preserve">1) Официальный SDK.</w:t>
+        <w:t>1) Официальный SDK.</w:t>
       </w:r>
       <w:r>
         <w:t xml:space="preserve"> GitHub через библиотеку </w:t>
@@ -2039,14 +2789,14 @@
       <w:r>
         <w:rPr>
           <w:rFonts w:ascii="Consolas" w:hAnsi="Consolas" w:cs="Consolas"/>
-          <w:sz w:val="19"/>
-          <w:szCs w:val="19"/>
-          <w:color w:val="A31515"/>
-        </w:rPr>
-        <w:t xml:space="preserve">@octokit/rest</w:t>
-      </w:r>
-      <w:r>
-        <w:t xml:space="preserve">: на странице «О студии» выводятся звёзды, форки, количество открытых задач и дата последнего push. SDK сам следит за версией API и ограничениями, не приходится вручную собирать запросы.</w:t>
+          <w:color w:val="A31515"/>
+          <w:sz w:val="19"/>
+          <w:szCs w:val="19"/>
+        </w:rPr>
+        <w:t>@octokit/rest</w:t>
+      </w:r>
+      <w:r>
+        <w:t>: на странице «О студии» выводятся звёзды, форки, количество открытых задач и дата последнего push. SDK сам следит за версией API и ограничениями, не приходится вручную собирать запросы.</w:t>
       </w:r>
     </w:p>
     <w:p>
@@ -2054,7 +2804,7 @@
         <w:rPr>
           <w:b/>
         </w:rPr>
-        <w:t xml:space="preserve">2) Клиент поверх сетевой библиотеки.</w:t>
+        <w:t>2) Клиент поверх сетевой библиотеки.</w:t>
       </w:r>
       <w:r>
         <w:t xml:space="preserve"> Погода Open-Meteo: собственный HTTP-клиент на </w:t>
@@ -2062,11 +2812,11 @@
       <w:r>
         <w:rPr>
           <w:rFonts w:ascii="Consolas" w:hAnsi="Consolas" w:cs="Consolas"/>
-          <w:sz w:val="19"/>
-          <w:szCs w:val="19"/>
-          <w:color w:val="A31515"/>
-        </w:rPr>
-        <w:t xml:space="preserve">fetch</w:t>
+          <w:color w:val="A31515"/>
+          <w:sz w:val="19"/>
+          <w:szCs w:val="19"/>
+        </w:rPr>
+        <w:t>fetch</w:t>
       </w:r>
       <w:r>
         <w:t xml:space="preserve"> с таймаутом (</w:t>
@@ -2074,40 +2824,40 @@
       <w:r>
         <w:rPr>
           <w:rFonts w:ascii="Consolas" w:hAnsi="Consolas" w:cs="Consolas"/>
-          <w:sz w:val="19"/>
-          <w:szCs w:val="19"/>
-          <w:color w:val="A31515"/>
-        </w:rPr>
-        <w:t xml:space="preserve">AbortController</w:t>
-      </w:r>
-      <w:r>
-        <w:t xml:space="preserve">) и проверкой статуса ответа; сервис выбран потому, что не требует ключа API — проект запускается без регистрации.</w:t>
-      </w:r>
-    </w:p>
-    <w:p>
-      <w:r>
-        <w:t xml:space="preserve">Оба ответа кэшируются на 10 минут. Если сервис недоступен, страница продолжает работать: отдаётся последнее значение из кэша или заглушка со пометкой «сервис недоступен» — это видно на Рис. 3, где погода показана заглушкой с причиной «таймаут 5000 мс», а на Рис. 8 тот же блок отдаёт реальные данные (13.7 °C, пасмурно, Москва).</w:t>
+          <w:color w:val="A31515"/>
+          <w:sz w:val="19"/>
+          <w:szCs w:val="19"/>
+        </w:rPr>
+        <w:t>AbortController</w:t>
+      </w:r>
+      <w:r>
+        <w:t>) и проверкой статуса ответа; сервис выбран потому, что не требует ключа API — проект запускается без регистрации.</w:t>
+      </w:r>
+    </w:p>
+    <w:p>
+      <w:r>
+        <w:t>Оба ответа кэшируются на 10 минут. Если сервис недоступен, страница продолжает работать: отдаётся последнее значение из кэша или заглушка со пометкой «сервис недоступен» — это видно на Рис. 3, где погода показана заглушкой с причиной «таймаут 5000 мс», а на Рис. 8 тот же блок отдаёт реальные данные (13.7 °C, пасмурно, Москва).</w:t>
       </w:r>
     </w:p>
     <w:p>
       <w:pPr>
         <w:pBdr>
-          <w:bottom w:val="single" w:sz="6" w:space="1" w:color="BFBFBF"/>
+          <w:bottom w:val="single" w:color="BFBFBF" w:sz="6" w:space="1"/>
         </w:pBdr>
         <w:spacing w:before="120" w:after="120"/>
       </w:pPr>
     </w:p>
     <w:p>
       <w:pPr>
-        <w:pStyle w:val="Heading1"/>
-      </w:pPr>
-      <w:r>
-        <w:t xml:space="preserve">7. Самодельные контролы</w:t>
-      </w:r>
-    </w:p>
-    <w:p>
-      <w:r>
-        <w:t xml:space="preserve">Один из контролов требовалось сделать самостоятельно; в проекте их два.</w:t>
+        <w:pStyle w:val="2"/>
+      </w:pPr>
+      <w:r>
+        <w:t>7. Самодельные контролы</w:t>
+      </w:r>
+    </w:p>
+    <w:p>
+      <w:r>
+        <w:t>Один из контролов требовалось сделать самостоятельно; в проекте их два.</w:t>
       </w:r>
     </w:p>
     <w:p>
@@ -2115,7 +2865,7 @@
         <w:rPr>
           <w:b/>
         </w:rPr>
-        <w:t xml:space="preserve">Карусель галереи `Carousel`</w:t>
+        <w:t>Карусель галереи `Carousel`</w:t>
       </w:r>
       <w:r>
         <w:t xml:space="preserve"> (</w:t>
@@ -2123,11 +2873,11 @@
       <w:r>
         <w:rPr>
           <w:rFonts w:ascii="Consolas" w:hAnsi="Consolas" w:cs="Consolas"/>
-          <w:sz w:val="19"/>
-          <w:szCs w:val="19"/>
-          <w:color w:val="A31515"/>
-        </w:rPr>
-        <w:t xml:space="preserve">frontend/src/components/ui/Carousel.jsx</w:t>
+          <w:color w:val="A31515"/>
+          <w:sz w:val="19"/>
+          <w:szCs w:val="19"/>
+        </w:rPr>
+        <w:t>frontend/src/components/ui/Carousel.jsx</w:t>
       </w:r>
       <w:r>
         <w:t xml:space="preserve">). Как работает: состояние хранит номер текущего слайда и текущий сдвиг при перетаскивании; лента слайдов сдвигается через </w:t>
@@ -2135,23 +2885,23 @@
       <w:r>
         <w:rPr>
           <w:rFonts w:ascii="Consolas" w:hAnsi="Consolas" w:cs="Consolas"/>
-          <w:sz w:val="19"/>
-          <w:szCs w:val="19"/>
-          <w:color w:val="A31515"/>
-        </w:rPr>
-        <w:t xml:space="preserve">transform: translateX(...)</w:t>
-      </w:r>
-      <w:r>
-        <w:t xml:space="preserve">, во время перетаскивания анимация отключается. Используются Pointer Events (</w:t>
-      </w:r>
-      <w:r>
-        <w:rPr>
-          <w:rFonts w:ascii="Consolas" w:hAnsi="Consolas" w:cs="Consolas"/>
-          <w:sz w:val="19"/>
-          <w:szCs w:val="19"/>
-          <w:color w:val="A31515"/>
-        </w:rPr>
-        <w:t xml:space="preserve">pointerdown</w:t>
+          <w:color w:val="A31515"/>
+          <w:sz w:val="19"/>
+          <w:szCs w:val="19"/>
+        </w:rPr>
+        <w:t>transform: translateX(...)</w:t>
+      </w:r>
+      <w:r>
+        <w:t>, во время перетаскивания анимация отключается. Используются Pointer Events (</w:t>
+      </w:r>
+      <w:r>
+        <w:rPr>
+          <w:rFonts w:ascii="Consolas" w:hAnsi="Consolas" w:cs="Consolas"/>
+          <w:color w:val="A31515"/>
+          <w:sz w:val="19"/>
+          <w:szCs w:val="19"/>
+        </w:rPr>
+        <w:t>pointerdown</w:t>
       </w:r>
       <w:r>
         <w:t xml:space="preserve"> → </w:t>
@@ -2159,11 +2909,11 @@
       <w:r>
         <w:rPr>
           <w:rFonts w:ascii="Consolas" w:hAnsi="Consolas" w:cs="Consolas"/>
-          <w:sz w:val="19"/>
-          <w:szCs w:val="19"/>
-          <w:color w:val="A31515"/>
-        </w:rPr>
-        <w:t xml:space="preserve">setPointerCapture</w:t>
+          <w:color w:val="A31515"/>
+          <w:sz w:val="19"/>
+          <w:szCs w:val="19"/>
+        </w:rPr>
+        <w:t>setPointerCapture</w:t>
       </w:r>
       <w:r>
         <w:t xml:space="preserve"> → </w:t>
@@ -2171,11 +2921,11 @@
       <w:r>
         <w:rPr>
           <w:rFonts w:ascii="Consolas" w:hAnsi="Consolas" w:cs="Consolas"/>
-          <w:sz w:val="19"/>
-          <w:szCs w:val="19"/>
-          <w:color w:val="A31515"/>
-        </w:rPr>
-        <w:t xml:space="preserve">pointermove</w:t>
+          <w:color w:val="A31515"/>
+          <w:sz w:val="19"/>
+          <w:szCs w:val="19"/>
+        </w:rPr>
+        <w:t>pointermove</w:t>
       </w:r>
       <w:r>
         <w:t xml:space="preserve"> → </w:t>
@@ -2183,23 +2933,23 @@
       <w:r>
         <w:rPr>
           <w:rFonts w:ascii="Consolas" w:hAnsi="Consolas" w:cs="Consolas"/>
-          <w:sz w:val="19"/>
-          <w:szCs w:val="19"/>
-          <w:color w:val="A31515"/>
-        </w:rPr>
-        <w:t xml:space="preserve">pointerup</w:t>
-      </w:r>
-      <w:r>
-        <w:t xml:space="preserve">), поэтому один код работает и для мыши, и для пальца, и для стилуса; перелистывание происходит, если сдвиг больше 15 % ширины или скорость «щелчка» выше порога. Управление: стрелки на клавиатуре (</w:t>
-      </w:r>
-      <w:r>
-        <w:rPr>
-          <w:rFonts w:ascii="Consolas" w:hAnsi="Consolas" w:cs="Consolas"/>
-          <w:sz w:val="19"/>
-          <w:szCs w:val="19"/>
-          <w:color w:val="A31515"/>
-        </w:rPr>
-        <w:t xml:space="preserve">←</w:t>
+          <w:color w:val="A31515"/>
+          <w:sz w:val="19"/>
+          <w:szCs w:val="19"/>
+        </w:rPr>
+        <w:t>pointerup</w:t>
+      </w:r>
+      <w:r>
+        <w:t>), поэтому один код работает и для мыши, и для пальца, и для стилуса; перелистывание происходит, если сдвиг больше 15 % ширины или скорость «щелчка» выше порога. Управление: стрелки на клавиатуре (</w:t>
+      </w:r>
+      <w:r>
+        <w:rPr>
+          <w:rFonts w:ascii="Consolas" w:hAnsi="Consolas" w:cs="Consolas"/>
+          <w:color w:val="A31515"/>
+          <w:sz w:val="19"/>
+          <w:szCs w:val="19"/>
+        </w:rPr>
+        <w:t>←</w:t>
       </w:r>
       <w:r>
         <w:t xml:space="preserve">, </w:t>
@@ -2207,11 +2957,11 @@
       <w:r>
         <w:rPr>
           <w:rFonts w:ascii="Consolas" w:hAnsi="Consolas" w:cs="Consolas"/>
-          <w:sz w:val="19"/>
-          <w:szCs w:val="19"/>
-          <w:color w:val="A31515"/>
-        </w:rPr>
-        <w:t xml:space="preserve">→</w:t>
+          <w:color w:val="A31515"/>
+          <w:sz w:val="19"/>
+          <w:szCs w:val="19"/>
+        </w:rPr>
+        <w:t>→</w:t>
       </w:r>
       <w:r>
         <w:t xml:space="preserve">, </w:t>
@@ -2219,11 +2969,11 @@
       <w:r>
         <w:rPr>
           <w:rFonts w:ascii="Consolas" w:hAnsi="Consolas" w:cs="Consolas"/>
-          <w:sz w:val="19"/>
-          <w:szCs w:val="19"/>
-          <w:color w:val="A31515"/>
-        </w:rPr>
-        <w:t xml:space="preserve">Home</w:t>
+          <w:color w:val="A31515"/>
+          <w:sz w:val="19"/>
+          <w:szCs w:val="19"/>
+        </w:rPr>
+        <w:t>Home</w:t>
       </w:r>
       <w:r>
         <w:t xml:space="preserve">, </w:t>
@@ -2231,23 +2981,23 @@
       <w:r>
         <w:rPr>
           <w:rFonts w:ascii="Consolas" w:hAnsi="Consolas" w:cs="Consolas"/>
-          <w:sz w:val="19"/>
-          <w:szCs w:val="19"/>
-          <w:color w:val="A31515"/>
-        </w:rPr>
-        <w:t xml:space="preserve">End</w:t>
-      </w:r>
-      <w:r>
-        <w:t xml:space="preserve">), точки-индикаторы, кнопка паузы; автопрокрутка останавливается при наведении, фокусе и перетаскивании. Разметка размечена ARIA (</w:t>
-      </w:r>
-      <w:r>
-        <w:rPr>
-          <w:rFonts w:ascii="Consolas" w:hAnsi="Consolas" w:cs="Consolas"/>
-          <w:sz w:val="19"/>
-          <w:szCs w:val="19"/>
-          <w:color w:val="A31515"/>
-        </w:rPr>
-        <w:t xml:space="preserve">role="region"</w:t>
+          <w:color w:val="A31515"/>
+          <w:sz w:val="19"/>
+          <w:szCs w:val="19"/>
+        </w:rPr>
+        <w:t>End</w:t>
+      </w:r>
+      <w:r>
+        <w:t>), точки-индикаторы, кнопка паузы; автопрокрутка останавливается при наведении, фокусе и перетаскивании. Разметка размечена ARIA (</w:t>
+      </w:r>
+      <w:r>
+        <w:rPr>
+          <w:rFonts w:ascii="Consolas" w:hAnsi="Consolas" w:cs="Consolas"/>
+          <w:color w:val="A31515"/>
+          <w:sz w:val="19"/>
+          <w:szCs w:val="19"/>
+        </w:rPr>
+        <w:t>role="region"</w:t>
       </w:r>
       <w:r>
         <w:t xml:space="preserve">, </w:t>
@@ -2255,11 +3005,11 @@
       <w:r>
         <w:rPr>
           <w:rFonts w:ascii="Consolas" w:hAnsi="Consolas" w:cs="Consolas"/>
-          <w:sz w:val="19"/>
-          <w:szCs w:val="19"/>
-          <w:color w:val="A31515"/>
-        </w:rPr>
-        <w:t xml:space="preserve">aria-roledescription="carousel"</w:t>
+          <w:color w:val="A31515"/>
+          <w:sz w:val="19"/>
+          <w:szCs w:val="19"/>
+        </w:rPr>
+        <w:t>aria-roledescription="carousel"</w:t>
       </w:r>
       <w:r>
         <w:t xml:space="preserve">, </w:t>
@@ -2267,11 +3017,11 @@
       <w:r>
         <w:rPr>
           <w:rFonts w:ascii="Consolas" w:hAnsi="Consolas" w:cs="Consolas"/>
-          <w:sz w:val="19"/>
-          <w:szCs w:val="19"/>
-          <w:color w:val="A31515"/>
-        </w:rPr>
-        <w:t xml:space="preserve">aria-live</w:t>
+          <w:color w:val="A31515"/>
+          <w:sz w:val="19"/>
+          <w:szCs w:val="19"/>
+        </w:rPr>
+        <w:t>aria-live</w:t>
       </w:r>
       <w:r>
         <w:t xml:space="preserve"> только у активного слайда).</w:t>
@@ -2282,7 +3032,7 @@
         <w:rPr>
           <w:b/>
         </w:rPr>
-        <w:t xml:space="preserve">Оценка сайта `StarRating`</w:t>
+        <w:t>Оценка сайта `StarRating`</w:t>
       </w:r>
       <w:r>
         <w:t xml:space="preserve"> (</w:t>
@@ -2290,11 +3040,11 @@
       <w:r>
         <w:rPr>
           <w:rFonts w:ascii="Consolas" w:hAnsi="Consolas" w:cs="Consolas"/>
-          <w:sz w:val="19"/>
-          <w:szCs w:val="19"/>
-          <w:color w:val="A31515"/>
-        </w:rPr>
-        <w:t xml:space="preserve">frontend/src/components/ui/StarRating.jsx</w:t>
+          <w:color w:val="A31515"/>
+          <w:sz w:val="19"/>
+          <w:szCs w:val="19"/>
+        </w:rPr>
+        <w:t>frontend/src/components/ui/StarRating.jsx</w:t>
       </w:r>
       <w:r>
         <w:t xml:space="preserve">) — реализована по ARIA-паттерну radiogroup: </w:t>
@@ -2302,11 +3052,11 @@
       <w:r>
         <w:rPr>
           <w:rFonts w:ascii="Consolas" w:hAnsi="Consolas" w:cs="Consolas"/>
-          <w:sz w:val="19"/>
-          <w:szCs w:val="19"/>
-          <w:color w:val="A31515"/>
-        </w:rPr>
-        <w:t xml:space="preserve">role="radiogroup"</w:t>
+          <w:color w:val="A31515"/>
+          <w:sz w:val="19"/>
+          <w:szCs w:val="19"/>
+        </w:rPr>
+        <w:t>role="radiogroup"</w:t>
       </w:r>
       <w:r>
         <w:t xml:space="preserve"> и </w:t>
@@ -2314,11 +3064,11 @@
       <w:r>
         <w:rPr>
           <w:rFonts w:ascii="Consolas" w:hAnsi="Consolas" w:cs="Consolas"/>
-          <w:sz w:val="19"/>
-          <w:szCs w:val="19"/>
-          <w:color w:val="A31515"/>
-        </w:rPr>
-        <w:t xml:space="preserve">role="radio"</w:t>
+          <w:color w:val="A31515"/>
+          <w:sz w:val="19"/>
+          <w:szCs w:val="19"/>
+        </w:rPr>
+        <w:t>role="radio"</w:t>
       </w:r>
       <w:r>
         <w:t xml:space="preserve"> с </w:t>
@@ -2326,11 +3076,11 @@
       <w:r>
         <w:rPr>
           <w:rFonts w:ascii="Consolas" w:hAnsi="Consolas" w:cs="Consolas"/>
-          <w:sz w:val="19"/>
-          <w:szCs w:val="19"/>
-          <w:color w:val="A31515"/>
-        </w:rPr>
-        <w:t xml:space="preserve">aria-checked</w:t>
+          <w:color w:val="A31515"/>
+          <w:sz w:val="19"/>
+          <w:szCs w:val="19"/>
+        </w:rPr>
+        <w:t>aria-checked</w:t>
       </w:r>
       <w:r>
         <w:t xml:space="preserve">, перемещение стрелками </w:t>
@@ -2338,11 +3088,11 @@
       <w:r>
         <w:rPr>
           <w:rFonts w:ascii="Consolas" w:hAnsi="Consolas" w:cs="Consolas"/>
-          <w:sz w:val="19"/>
-          <w:szCs w:val="19"/>
-          <w:color w:val="A31515"/>
-        </w:rPr>
-        <w:t xml:space="preserve">←/→</w:t>
+          <w:color w:val="A31515"/>
+          <w:sz w:val="19"/>
+          <w:szCs w:val="19"/>
+        </w:rPr>
+        <w:t>←/→</w:t>
       </w:r>
       <w:r>
         <w:t xml:space="preserve">, </w:t>
@@ -2350,11 +3100,11 @@
       <w:r>
         <w:rPr>
           <w:rFonts w:ascii="Consolas" w:hAnsi="Consolas" w:cs="Consolas"/>
-          <w:sz w:val="19"/>
-          <w:szCs w:val="19"/>
-          <w:color w:val="A31515"/>
-        </w:rPr>
-        <w:t xml:space="preserve">Home/End</w:t>
+          <w:color w:val="A31515"/>
+          <w:sz w:val="19"/>
+          <w:szCs w:val="19"/>
+        </w:rPr>
+        <w:t>Home/End</w:t>
       </w:r>
       <w:r>
         <w:t xml:space="preserve"> выбирают крайние значения. В таблице табуляции участвует только активная звезда («roving tabindex»), а наведение показывает предварительную оценку и не меняет значение до клика. Контрол используется в форме обратной связи — виден на Рис. 5.</w:t>
@@ -2363,67 +3113,64 @@
     <w:p>
       <w:pPr>
         <w:pBdr>
-          <w:bottom w:val="single" w:sz="6" w:space="1" w:color="BFBFBF"/>
+          <w:bottom w:val="single" w:color="BFBFBF" w:sz="6" w:space="1"/>
         </w:pBdr>
         <w:spacing w:before="120" w:after="120"/>
       </w:pPr>
     </w:p>
     <w:p>
       <w:pPr>
-        <w:pStyle w:val="Heading1"/>
-      </w:pPr>
-      <w:r>
-        <w:t xml:space="preserve">8. Запуск проекта</w:t>
-      </w:r>
-    </w:p>
-    <w:p>
-      <w:pPr>
-        <w:pStyle w:val="Code"/>
-      </w:pPr>
-      <w:r>
-        <w:t xml:space="preserve">cd project</w:t>
-      </w:r>
-    </w:p>
-    <w:p>
-      <w:pPr>
-        <w:pStyle w:val="Code"/>
-      </w:pPr>
-      <w:r>
-        <w:t xml:space="preserve">npm run install:all              # зависимости backend и frontend</w:t>
-      </w:r>
-    </w:p>
-    <w:p>
-      <w:pPr>
-        <w:pStyle w:val="Code"/>
-      </w:pPr>
-      <w:r>
-        <w:t xml:space="preserve">npm --prefix backend run seed    # база с демонстрационными данными</w:t>
-      </w:r>
-    </w:p>
-    <w:p>
-      <w:pPr>
-        <w:pStyle w:val="Code"/>
-      </w:pPr>
-      <w:r>
-        <w:t xml:space="preserve">npm run build                    # сборка React-приложения</w:t>
-      </w:r>
-    </w:p>
-    <w:p>
-      <w:pPr>
-        <w:pStyle w:val="Code"/>
-      </w:pPr>
-      <w:r>
-        <w:t xml:space="preserve">npm start                        # сайт на http://127.0.0.1:4000</w:t>
-      </w:r>
-    </w:p>
-    <w:p>
-      <w:pPr>
-        <w:pStyle w:val="Code"/>
+        <w:pStyle w:val="2"/>
+      </w:pPr>
+      <w:r>
+        <w:t>8. Запуск проекта</w:t>
+      </w:r>
+    </w:p>
+    <w:p>
+      <w:pPr>
+        <w:pStyle w:val="12"/>
+      </w:pPr>
+      <w:r>
+        <w:t>cd project</w:t>
+      </w:r>
+    </w:p>
+    <w:p>
+      <w:pPr>
+        <w:pStyle w:val="12"/>
+      </w:pPr>
+      <w:r>
+        <w:t>npm run install:all              # зависимости backend и frontend</w:t>
+      </w:r>
+    </w:p>
+    <w:p>
+      <w:pPr>
+        <w:pStyle w:val="12"/>
+      </w:pPr>
+      <w:r>
+        <w:t>npm --prefix backend run seed    # база с демонстрационными данными</w:t>
+      </w:r>
+    </w:p>
+    <w:p>
+      <w:pPr>
+        <w:pStyle w:val="12"/>
+      </w:pPr>
+      <w:r>
+        <w:t>npm run build                    # сборка React-приложения</w:t>
+      </w:r>
+    </w:p>
+    <w:p>
+      <w:pPr>
+        <w:pStyle w:val="12"/>
+      </w:pPr>
+      <w:r>
+        <w:t>npm start                        # сайт на http://127.0.0.1:4000</w:t>
+      </w:r>
+    </w:p>
+    <w:p>
+      <w:pPr>
+        <w:pStyle w:val="12"/>
         <w:spacing w:after="160"/>
       </w:pPr>
-      <w:r>
-        <w:t xml:space="preserve"/>
-      </w:r>
     </w:p>
     <w:p>
       <w:r>
@@ -2432,11 +3179,11 @@
       <w:r>
         <w:rPr>
           <w:rFonts w:ascii="Consolas" w:hAnsi="Consolas" w:cs="Consolas"/>
-          <w:sz w:val="19"/>
-          <w:szCs w:val="19"/>
-          <w:color w:val="A31515"/>
-        </w:rPr>
-        <w:t xml:space="preserve">http://127.0.0.1:4000/</w:t>
+          <w:color w:val="A31515"/>
+          <w:sz w:val="19"/>
+          <w:szCs w:val="19"/>
+        </w:rPr>
+        <w:t>http://127.0.0.1:4000/</w:t>
       </w:r>
       <w:r>
         <w:t xml:space="preserve">, версия на EJS — </w:t>
@@ -2444,11 +3191,11 @@
       <w:r>
         <w:rPr>
           <w:rFonts w:ascii="Consolas" w:hAnsi="Consolas" w:cs="Consolas"/>
-          <w:sz w:val="19"/>
-          <w:szCs w:val="19"/>
-          <w:color w:val="A31515"/>
-        </w:rPr>
-        <w:t xml:space="preserve">http://127.0.0.1:4000/site/</w:t>
+          <w:color w:val="A31515"/>
+          <w:sz w:val="19"/>
+          <w:szCs w:val="19"/>
+        </w:rPr>
+        <w:t>http://127.0.0.1:4000/site/</w:t>
       </w:r>
       <w:r>
         <w:t xml:space="preserve">, админка — </w:t>
@@ -2456,11 +3203,11 @@
       <w:r>
         <w:rPr>
           <w:rFonts w:ascii="Consolas" w:hAnsi="Consolas" w:cs="Consolas"/>
-          <w:sz w:val="19"/>
-          <w:szCs w:val="19"/>
-          <w:color w:val="A31515"/>
-        </w:rPr>
-        <w:t xml:space="preserve">http://127.0.0.1:4000/admin/login</w:t>
+          <w:color w:val="A31515"/>
+          <w:sz w:val="19"/>
+          <w:szCs w:val="19"/>
+        </w:rPr>
+        <w:t>http://127.0.0.1:4000/admin/login</w:t>
       </w:r>
       <w:r>
         <w:t xml:space="preserve"> (логин </w:t>
@@ -2468,11 +3215,11 @@
       <w:r>
         <w:rPr>
           <w:rFonts w:ascii="Consolas" w:hAnsi="Consolas" w:cs="Consolas"/>
-          <w:sz w:val="19"/>
-          <w:szCs w:val="19"/>
-          <w:color w:val="A31515"/>
-        </w:rPr>
-        <w:t xml:space="preserve">admin</w:t>
+          <w:color w:val="A31515"/>
+          <w:sz w:val="19"/>
+          <w:szCs w:val="19"/>
+        </w:rPr>
+        <w:t>admin</w:t>
       </w:r>
       <w:r>
         <w:t xml:space="preserve">, пароль </w:t>
@@ -2480,11 +3227,11 @@
       <w:r>
         <w:rPr>
           <w:rFonts w:ascii="Consolas" w:hAnsi="Consolas" w:cs="Consolas"/>
-          <w:sz w:val="19"/>
-          <w:szCs w:val="19"/>
-          <w:color w:val="A31515"/>
-        </w:rPr>
-        <w:t xml:space="preserve">admin123</w:t>
+          <w:color w:val="A31515"/>
+          <w:sz w:val="19"/>
+          <w:szCs w:val="19"/>
+        </w:rPr>
+        <w:t>admin123</w:t>
       </w:r>
       <w:r>
         <w:t xml:space="preserve">), REST API — </w:t>
@@ -2492,30 +3239,30 @@
       <w:r>
         <w:rPr>
           <w:rFonts w:ascii="Consolas" w:hAnsi="Consolas" w:cs="Consolas"/>
-          <w:sz w:val="19"/>
-          <w:szCs w:val="19"/>
-          <w:color w:val="A31515"/>
-        </w:rPr>
-        <w:t xml:space="preserve">http://127.0.0.1:4000/api/v1/news</w:t>
-      </w:r>
-      <w:r>
-        <w:t xml:space="preserve">.</w:t>
+          <w:color w:val="A31515"/>
+          <w:sz w:val="19"/>
+          <w:szCs w:val="19"/>
+        </w:rPr>
+        <w:t>http://127.0.0.1:4000/api/v1/news</w:t>
+      </w:r>
+      <w:r>
+        <w:t>.</w:t>
       </w:r>
     </w:p>
     <w:p>
       <w:pPr>
         <w:pBdr>
-          <w:bottom w:val="single" w:sz="6" w:space="1" w:color="BFBFBF"/>
+          <w:bottom w:val="single" w:color="BFBFBF" w:sz="6" w:space="1"/>
         </w:pBdr>
         <w:spacing w:before="120" w:after="120"/>
       </w:pPr>
     </w:p>
     <w:p>
       <w:pPr>
-        <w:pStyle w:val="Heading1"/>
-      </w:pPr>
-      <w:r>
-        <w:t xml:space="preserve">9. Проверка работоспособности</w:t>
+        <w:pStyle w:val="2"/>
+      </w:pPr>
+      <w:r>
+        <w:t>9. Проверка работоспособности</w:t>
       </w:r>
     </w:p>
     <w:p>
@@ -2525,11 +3272,11 @@
       <w:r>
         <w:rPr>
           <w:rFonts w:ascii="Consolas" w:hAnsi="Consolas" w:cs="Consolas"/>
-          <w:sz w:val="19"/>
-          <w:szCs w:val="19"/>
-          <w:color w:val="A31515"/>
-        </w:rPr>
-        <w:t xml:space="preserve">npm --prefix backend run smoke</w:t>
+          <w:color w:val="A31515"/>
+          <w:sz w:val="19"/>
+          <w:szCs w:val="19"/>
+        </w:rPr>
+        <w:t>npm --prefix backend run smoke</w:t>
       </w:r>
       <w:r>
         <w:t xml:space="preserve"> — </w:t>
@@ -2538,82 +3285,107 @@
         <w:rPr>
           <w:b/>
         </w:rPr>
-        <w:t xml:space="preserve">30 проверок</w:t>
-      </w:r>
-      <w:r>
-        <w:t xml:space="preserve">. Проверяются REST API (список новостей с пагинацией, фильтр галереи, валидация формы с деталями по полям, 404), серверные страницы EJS, форма обратной связи без JavaScript, вход в админку с верным и неверным паролем, защита от CSRF, отдача файлов React-сборки и SPA-fallback. Тест проходит и на файловом хранилище, и на SQLite.</w:t>
+        <w:t>30 проверок</w:t>
+      </w:r>
+      <w:r>
+        <w:t>. Проверяются REST API (список новостей с пагинацией, фильтр галереи, валидация формы с деталями по полям, 404), серверные страницы EJS, форма обратной связи без JavaScript, вход в админку с верным и неверным паролем, защита от CSRF, отдача файлов React-сборки и SPA-fallback. Тест проходит и на файловом хранилище, и на SQLite.</w:t>
       </w:r>
     </w:p>
     <w:p>
       <w:pPr>
         <w:pBdr>
-          <w:bottom w:val="single" w:sz="6" w:space="1" w:color="BFBFBF"/>
+          <w:bottom w:val="single" w:color="BFBFBF" w:sz="6" w:space="1"/>
         </w:pBdr>
         <w:spacing w:before="120" w:after="120"/>
       </w:pPr>
     </w:p>
     <w:p>
       <w:pPr>
-        <w:pStyle w:val="Heading1"/>
-      </w:pPr>
-      <w:r>
-        <w:t xml:space="preserve">10. Итог</w:t>
-      </w:r>
-    </w:p>
-    <w:p>
-      <w:r>
-        <w:t xml:space="preserve">Сайт фотостудии полностью реализован: публичная часть на React и её серверная версия на шаблонизаторе EJS, галерея и новости из базы данных, форма обратной связи, админка под паролем с загрузкой фотографий, две интеграции со сторонними сервисами и два самодельных контрола. Код разделён по слоям чистой архитектуры, что позволяет менять хранилище и внешние сервисы, не переписывая бизнес-логику.</w:t>
+        <w:pStyle w:val="2"/>
+      </w:pPr>
+      <w:r>
+        <w:t>10. Итог</w:t>
+      </w:r>
+    </w:p>
+    <w:p>
+      <w:r>
+        <w:t>Сайт фотостудии полностью реализован: публичная часть на React и её серверная версия на шаблонизаторе EJS, галерея и новости из базы данных, форма обратной связи, админка под паролем с загрузкой фотографий, две интеграции со сторонними сервисами и два самодельных контрола. Код разделён по слоям чистой архитектуры, что позволяет менять хранилище и внешние сервисы, не переписывая бизнес-логику.</w:t>
       </w:r>
     </w:p>
     <w:sectPr>
-      <w:footerReference w:type="default" r:id="rId2"/>
+      <w:footerReference r:id="rId5" w:type="default"/>
       <w:pgSz w:w="11906" w:h="16838"/>
       <w:pgMar w:top="1134" w:right="850" w:bottom="1134" w:left="1417" w:header="708" w:footer="708" w:gutter="0"/>
-      <w:cols w:space="708"/>
-      <w:docGrid w:linePitch="360"/>
+      <w:cols w:space="708" w:num="1"/>
+      <w:docGrid w:linePitch="360" w:charSpace="0"/>
     </w:sectPr>
   </w:body>
 </w:document>
 </file>
 
+<file path=word/endnotes.xml><?xml version="1.0" encoding="utf-8"?>
+<w:endnotes xmlns:wpc="http://schemas.microsoft.com/office/word/2010/wordprocessingCanvas" xmlns:mc="http://schemas.openxmlformats.org/markup-compatibility/2006" xmlns:o="urn:schemas-microsoft-com:office:office" xmlns:r="http://schemas.openxmlformats.org/officeDocument/2006/relationships" xmlns:m="http://schemas.openxmlformats.org/officeDocument/2006/math" xmlns:v="urn:schemas-microsoft-com:vml" xmlns:wp14="http://schemas.microsoft.com/office/word/2010/wordprocessingDrawing" xmlns:wp="http://schemas.openxmlformats.org/drawingml/2006/wordprocessingDrawing" xmlns:w="http://schemas.openxmlformats.org/wordprocessingml/2006/main" xmlns:w14="http://schemas.microsoft.com/office/word/2010/wordml" xmlns:w15="http://schemas.microsoft.com/office/word/2012/wordml" xmlns:w10="urn:schemas-microsoft-com:office:word" xmlns:wpg="http://schemas.microsoft.com/office/word/2010/wordprocessingGroup" xmlns:wpi="http://schemas.microsoft.com/office/word/2010/wordprocessingInk" xmlns:wne="http://schemas.microsoft.com/office/word/2006/wordml" xmlns:wps="http://schemas.microsoft.com/office/word/2010/wordprocessingShape" xmlns:wpsCustomData="http://www.wps.cn/officeDocument/2013/wpsCustomData" mc:Ignorable="w14 w15 wp14">
+  <w:endnote w:type="separator" w:id="0">
+    <w:p>
+      <w:pPr>
+        <w:spacing w:line="240" w:lineRule="auto"/>
+      </w:pPr>
+      <w:r>
+        <w:separator/>
+      </w:r>
+    </w:p>
+  </w:endnote>
+  <w:endnote w:type="continuationSeparator" w:id="1">
+    <w:p>
+      <w:pPr>
+        <w:spacing w:line="240" w:lineRule="auto"/>
+      </w:pPr>
+      <w:r>
+        <w:continuationSeparator/>
+      </w:r>
+    </w:p>
+  </w:endnote>
+</w:endnotes>
+</file>
+
 <file path=word/footer1.xml><?xml version="1.0" encoding="utf-8"?>
-<w:ftr xmlns:w="http://schemas.openxmlformats.org/wordprocessingml/2006/main">
+<w:ftr xmlns:wpc="http://schemas.microsoft.com/office/word/2010/wordprocessingCanvas" xmlns:mc="http://schemas.openxmlformats.org/markup-compatibility/2006" xmlns:o="urn:schemas-microsoft-com:office:office" xmlns:r="http://schemas.openxmlformats.org/officeDocument/2006/relationships" xmlns:m="http://schemas.openxmlformats.org/officeDocument/2006/math" xmlns:v="urn:schemas-microsoft-com:vml" xmlns:wp14="http://schemas.microsoft.com/office/word/2010/wordprocessingDrawing" xmlns:wp="http://schemas.openxmlformats.org/drawingml/2006/wordprocessingDrawing" xmlns:w10="urn:schemas-microsoft-com:office:word" xmlns:w="http://schemas.openxmlformats.org/wordprocessingml/2006/main" xmlns:w14="http://schemas.microsoft.com/office/word/2010/wordml" xmlns:w15="http://schemas.microsoft.com/office/word/2012/wordml" xmlns:wpg="http://schemas.microsoft.com/office/word/2010/wordprocessingGroup" xmlns:wpi="http://schemas.microsoft.com/office/word/2010/wordprocessingInk" xmlns:wne="http://schemas.microsoft.com/office/word/2006/wordml" xmlns:wps="http://schemas.microsoft.com/office/word/2010/wordprocessingShape" xmlns:wpsCustomData="http://www.wps.cn/officeDocument/2013/wpsCustomData" mc:Ignorable="w14 w15 wp14">
   <w:p>
     <w:pPr>
       <w:jc w:val="center"/>
     </w:pPr>
     <w:r>
       <w:rPr>
+        <w:color w:val="808080"/>
         <w:sz w:val="18"/>
-        <w:color w:val="808080"/>
       </w:rPr>
       <w:t xml:space="preserve">— </w:t>
     </w:r>
     <w:r>
       <w:rPr>
+        <w:color w:val="808080"/>
         <w:sz w:val="18"/>
-        <w:color w:val="808080"/>
       </w:rPr>
       <w:fldChar w:fldCharType="begin"/>
     </w:r>
     <w:r>
       <w:rPr>
+        <w:color w:val="808080"/>
         <w:sz w:val="18"/>
-        <w:color w:val="808080"/>
       </w:rPr>
       <w:instrText xml:space="preserve"> PAGE </w:instrText>
     </w:r>
     <w:r>
       <w:rPr>
+        <w:color w:val="808080"/>
         <w:sz w:val="18"/>
-        <w:color w:val="808080"/>
       </w:rPr>
       <w:fldChar w:fldCharType="end"/>
     </w:r>
     <w:r>
       <w:rPr>
+        <w:color w:val="808080"/>
         <w:sz w:val="18"/>
-        <w:color w:val="808080"/>
       </w:rPr>
       <w:t xml:space="preserve"> —</w:t>
     </w:r>
@@ -2621,31 +3393,319 @@
 </w:ftr>
 </file>
 
+<file path=word/footnotes.xml><?xml version="1.0" encoding="utf-8"?>
+<w:footnotes xmlns:wpc="http://schemas.microsoft.com/office/word/2010/wordprocessingCanvas" xmlns:mc="http://schemas.openxmlformats.org/markup-compatibility/2006" xmlns:o="urn:schemas-microsoft-com:office:office" xmlns:r="http://schemas.openxmlformats.org/officeDocument/2006/relationships" xmlns:m="http://schemas.openxmlformats.org/officeDocument/2006/math" xmlns:v="urn:schemas-microsoft-com:vml" xmlns:wp14="http://schemas.microsoft.com/office/word/2010/wordprocessingDrawing" xmlns:wp="http://schemas.openxmlformats.org/drawingml/2006/wordprocessingDrawing" xmlns:w="http://schemas.openxmlformats.org/wordprocessingml/2006/main" xmlns:w14="http://schemas.microsoft.com/office/word/2010/wordml" xmlns:w15="http://schemas.microsoft.com/office/word/2012/wordml" xmlns:w10="urn:schemas-microsoft-com:office:word" xmlns:wpg="http://schemas.microsoft.com/office/word/2010/wordprocessingGroup" xmlns:wpi="http://schemas.microsoft.com/office/word/2010/wordprocessingInk" xmlns:wne="http://schemas.microsoft.com/office/word/2006/wordml" xmlns:wps="http://schemas.microsoft.com/office/word/2010/wordprocessingShape" xmlns:wpsCustomData="http://www.wps.cn/officeDocument/2013/wpsCustomData" mc:Ignorable="w14 w15 wp14">
+  <w:footnote w:type="separator" w:id="0">
+    <w:p>
+      <w:pPr>
+        <w:spacing w:before="0" w:after="0" w:line="276" w:lineRule="auto"/>
+      </w:pPr>
+      <w:r>
+        <w:separator/>
+      </w:r>
+    </w:p>
+  </w:footnote>
+  <w:footnote w:type="continuationSeparator" w:id="1">
+    <w:p>
+      <w:pPr>
+        <w:spacing w:before="0" w:after="0" w:line="276" w:lineRule="auto"/>
+      </w:pPr>
+      <w:r>
+        <w:continuationSeparator/>
+      </w:r>
+    </w:p>
+  </w:footnote>
+</w:footnotes>
+</file>
+
 <file path=word/styles.xml><?xml version="1.0" encoding="utf-8"?>
-<w:styles xmlns:w="http://schemas.openxmlformats.org/wordprocessingml/2006/main">
+<w:styles xmlns:mc="http://schemas.openxmlformats.org/markup-compatibility/2006" xmlns:o="urn:schemas-microsoft-com:office:office" xmlns:r="http://schemas.openxmlformats.org/officeDocument/2006/relationships" xmlns:m="http://schemas.openxmlformats.org/officeDocument/2006/math" xmlns:v="urn:schemas-microsoft-com:vml" xmlns:w="http://schemas.openxmlformats.org/wordprocessingml/2006/main" xmlns:w14="http://schemas.microsoft.com/office/word/2010/wordml" xmlns:w10="urn:schemas-microsoft-com:office:word" xmlns:sl="http://schemas.openxmlformats.org/schemaLibrary/2006/main" xmlns:wpsCustomData="http://www.wps.cn/officeDocument/2013/wpsCustomData" mc:Ignorable="w14">
   <w:docDefaults>
     <w:rPrDefault>
       <w:rPr>
-        <w:rFonts w:ascii="Calibri" w:hAnsi="Calibri" w:cs="Calibri"/>
-        <w:sz w:val="22"/>
-        <w:szCs w:val="22"/>
-        <w:lang w:val="ru-RU" w:eastAsia="ru-RU" w:bidi="ar-SA"/>
+        <w:rFonts w:ascii="Calibri" w:hAnsi="Calibri" w:eastAsiaTheme="minorEastAsia" w:cs="Calibri"/>
       </w:rPr>
     </w:rPrDefault>
-    <w:pPrDefault>
-      <w:pPr>
-        <w:spacing w:after="140" w:line="276" w:lineRule="auto"/>
-        <w:jc w:val="both"/>
-      </w:pPr>
-    </w:pPrDefault>
+    <w:pPrDefault/>
   </w:docDefaults>
-  <w:style w:type="paragraph" w:default="1" w:styleId="Normal">
+  <w:latentStyles w:count="260" w:defQFormat="0" w:defUnhideWhenUsed="1" w:defSemiHidden="1" w:defUIPriority="99" w:defLockedState="0">
+    <w:lsdException w:unhideWhenUsed="0" w:uiPriority="0" w:semiHidden="0" w:name="Normal"/>
+    <w:lsdException w:unhideWhenUsed="0" w:uiPriority="0" w:semiHidden="0" w:name="heading 1"/>
+    <w:lsdException w:unhideWhenUsed="0" w:uiPriority="0" w:semiHidden="0" w:name="heading 2"/>
+    <w:lsdException w:unhideWhenUsed="0" w:uiPriority="0" w:semiHidden="0" w:name="heading 3"/>
+    <w:lsdException w:qFormat="1" w:uiPriority="0" w:name="heading 4"/>
+    <w:lsdException w:qFormat="1" w:uiPriority="0" w:name="heading 5"/>
+    <w:lsdException w:qFormat="1" w:uiPriority="0" w:name="heading 6"/>
+    <w:lsdException w:qFormat="1" w:uiPriority="0" w:name="heading 7"/>
+    <w:lsdException w:qFormat="1" w:uiPriority="0" w:name="heading 8"/>
+    <w:lsdException w:qFormat="1" w:uiPriority="0" w:name="heading 9"/>
+    <w:lsdException w:unhideWhenUsed="0" w:uiPriority="0" w:semiHidden="0" w:name="index 1"/>
+    <w:lsdException w:unhideWhenUsed="0" w:uiPriority="0" w:semiHidden="0" w:name="index 2"/>
+    <w:lsdException w:unhideWhenUsed="0" w:uiPriority="0" w:semiHidden="0" w:name="index 3"/>
+    <w:lsdException w:unhideWhenUsed="0" w:uiPriority="0" w:semiHidden="0" w:name="index 4"/>
+    <w:lsdException w:unhideWhenUsed="0" w:uiPriority="0" w:semiHidden="0" w:name="index 5"/>
+    <w:lsdException w:unhideWhenUsed="0" w:uiPriority="0" w:semiHidden="0" w:name="index 6"/>
+    <w:lsdException w:unhideWhenUsed="0" w:uiPriority="0" w:semiHidden="0" w:name="index 7"/>
+    <w:lsdException w:unhideWhenUsed="0" w:uiPriority="0" w:semiHidden="0" w:name="index 8"/>
+    <w:lsdException w:unhideWhenUsed="0" w:uiPriority="0" w:semiHidden="0" w:name="index 9"/>
+    <w:lsdException w:unhideWhenUsed="0" w:uiPriority="0" w:semiHidden="0" w:name="toc 1"/>
+    <w:lsdException w:unhideWhenUsed="0" w:uiPriority="0" w:semiHidden="0" w:name="toc 2"/>
+    <w:lsdException w:unhideWhenUsed="0" w:uiPriority="0" w:semiHidden="0" w:name="toc 3"/>
+    <w:lsdException w:unhideWhenUsed="0" w:uiPriority="0" w:semiHidden="0" w:name="toc 4"/>
+    <w:lsdException w:unhideWhenUsed="0" w:uiPriority="0" w:semiHidden="0" w:name="toc 5"/>
+    <w:lsdException w:unhideWhenUsed="0" w:uiPriority="0" w:semiHidden="0" w:name="toc 6"/>
+    <w:lsdException w:unhideWhenUsed="0" w:uiPriority="0" w:semiHidden="0" w:name="toc 7"/>
+    <w:lsdException w:unhideWhenUsed="0" w:uiPriority="0" w:semiHidden="0" w:name="toc 8"/>
+    <w:lsdException w:unhideWhenUsed="0" w:uiPriority="0" w:semiHidden="0" w:name="toc 9"/>
+    <w:lsdException w:unhideWhenUsed="0" w:uiPriority="0" w:semiHidden="0" w:name="Normal Indent"/>
+    <w:lsdException w:unhideWhenUsed="0" w:uiPriority="0" w:semiHidden="0" w:name="footnote text"/>
+    <w:lsdException w:unhideWhenUsed="0" w:uiPriority="0" w:semiHidden="0" w:name="annotation text"/>
+    <w:lsdException w:unhideWhenUsed="0" w:uiPriority="0" w:semiHidden="0" w:name="header"/>
+    <w:lsdException w:unhideWhenUsed="0" w:uiPriority="0" w:semiHidden="0" w:name="footer"/>
+    <w:lsdException w:unhideWhenUsed="0" w:uiPriority="0" w:semiHidden="0" w:name="index heading"/>
+    <w:lsdException w:qFormat="1" w:uiPriority="0" w:name="caption"/>
+    <w:lsdException w:unhideWhenUsed="0" w:uiPriority="0" w:semiHidden="0" w:name="table of figures"/>
+    <w:lsdException w:unhideWhenUsed="0" w:uiPriority="0" w:semiHidden="0" w:name="envelope address"/>
+    <w:lsdException w:unhideWhenUsed="0" w:uiPriority="0" w:semiHidden="0" w:name="envelope return"/>
+    <w:lsdException w:unhideWhenUsed="0" w:uiPriority="0" w:semiHidden="0" w:name="footnote reference"/>
+    <w:lsdException w:unhideWhenUsed="0" w:uiPriority="0" w:semiHidden="0" w:name="annotation reference"/>
+    <w:lsdException w:unhideWhenUsed="0" w:uiPriority="0" w:semiHidden="0" w:name="line number"/>
+    <w:lsdException w:unhideWhenUsed="0" w:uiPriority="0" w:semiHidden="0" w:name="page number"/>
+    <w:lsdException w:unhideWhenUsed="0" w:uiPriority="0" w:semiHidden="0" w:name="endnote reference"/>
+    <w:lsdException w:unhideWhenUsed="0" w:uiPriority="0" w:semiHidden="0" w:name="endnote text"/>
+    <w:lsdException w:unhideWhenUsed="0" w:uiPriority="0" w:semiHidden="0" w:name="table of authorities"/>
+    <w:lsdException w:unhideWhenUsed="0" w:uiPriority="0" w:semiHidden="0" w:name="macro"/>
+    <w:lsdException w:unhideWhenUsed="0" w:uiPriority="0" w:semiHidden="0" w:name="toa heading"/>
+    <w:lsdException w:unhideWhenUsed="0" w:uiPriority="0" w:semiHidden="0" w:name="List"/>
+    <w:lsdException w:unhideWhenUsed="0" w:uiPriority="0" w:semiHidden="0" w:name="List Bullet"/>
+    <w:lsdException w:unhideWhenUsed="0" w:uiPriority="0" w:semiHidden="0" w:name="List Number"/>
+    <w:lsdException w:unhideWhenUsed="0" w:uiPriority="0" w:semiHidden="0" w:name="List 2"/>
+    <w:lsdException w:unhideWhenUsed="0" w:uiPriority="0" w:semiHidden="0" w:name="List 3"/>
+    <w:lsdException w:unhideWhenUsed="0" w:uiPriority="0" w:semiHidden="0" w:name="List 4"/>
+    <w:lsdException w:unhideWhenUsed="0" w:uiPriority="0" w:semiHidden="0" w:name="List 5"/>
+    <w:lsdException w:unhideWhenUsed="0" w:uiPriority="0" w:semiHidden="0" w:name="List Bullet 2"/>
+    <w:lsdException w:unhideWhenUsed="0" w:uiPriority="0" w:semiHidden="0" w:name="List Bullet 3"/>
+    <w:lsdException w:unhideWhenUsed="0" w:uiPriority="0" w:semiHidden="0" w:name="List Bullet 4"/>
+    <w:lsdException w:unhideWhenUsed="0" w:uiPriority="0" w:semiHidden="0" w:name="List Bullet 5"/>
+    <w:lsdException w:unhideWhenUsed="0" w:uiPriority="0" w:semiHidden="0" w:name="List Number 2"/>
+    <w:lsdException w:unhideWhenUsed="0" w:uiPriority="0" w:semiHidden="0" w:name="List Number 3"/>
+    <w:lsdException w:unhideWhenUsed="0" w:uiPriority="0" w:semiHidden="0" w:name="List Number 4"/>
+    <w:lsdException w:unhideWhenUsed="0" w:uiPriority="0" w:semiHidden="0" w:name="List Number 5"/>
+    <w:lsdException w:qFormat="1" w:unhideWhenUsed="0" w:uiPriority="0" w:semiHidden="0" w:name="Title"/>
+    <w:lsdException w:unhideWhenUsed="0" w:uiPriority="0" w:semiHidden="0" w:name="Closing"/>
+    <w:lsdException w:unhideWhenUsed="0" w:uiPriority="0" w:semiHidden="0" w:name="Signature"/>
+    <w:lsdException w:qFormat="1" w:uiPriority="1" w:semiHidden="0" w:name="Default Paragraph Font"/>
+    <w:lsdException w:qFormat="1" w:uiPriority="99" w:semiHidden="0" w:name="Body Text"/>
+    <w:lsdException w:unhideWhenUsed="0" w:uiPriority="0" w:semiHidden="0" w:name="Body Text Indent"/>
+    <w:lsdException w:unhideWhenUsed="0" w:uiPriority="0" w:semiHidden="0" w:name="List Continue"/>
+    <w:lsdException w:unhideWhenUsed="0" w:uiPriority="0" w:semiHidden="0" w:name="List Continue 2"/>
+    <w:lsdException w:unhideWhenUsed="0" w:uiPriority="0" w:semiHidden="0" w:name="List Continue 3"/>
+    <w:lsdException w:unhideWhenUsed="0" w:uiPriority="0" w:semiHidden="0" w:name="List Continue 4"/>
+    <w:lsdException w:unhideWhenUsed="0" w:uiPriority="0" w:semiHidden="0" w:name="List Continue 5"/>
+    <w:lsdException w:unhideWhenUsed="0" w:uiPriority="0" w:semiHidden="0" w:name="Message Header"/>
+    <w:lsdException w:qFormat="1" w:unhideWhenUsed="0" w:uiPriority="0" w:semiHidden="0" w:name="Subtitle"/>
+    <w:lsdException w:unhideWhenUsed="0" w:uiPriority="0" w:semiHidden="0" w:name="Salutation"/>
+    <w:lsdException w:unhideWhenUsed="0" w:uiPriority="0" w:semiHidden="0" w:name="Date"/>
+    <w:lsdException w:unhideWhenUsed="0" w:uiPriority="0" w:semiHidden="0" w:name="Body Text First Indent"/>
+    <w:lsdException w:unhideWhenUsed="0" w:uiPriority="0" w:semiHidden="0" w:name="Body Text First Indent 2"/>
+    <w:lsdException w:unhideWhenUsed="0" w:uiPriority="0" w:semiHidden="0" w:name="Note Heading"/>
+    <w:lsdException w:unhideWhenUsed="0" w:uiPriority="0" w:semiHidden="0" w:name="Body Text 2"/>
+    <w:lsdException w:unhideWhenUsed="0" w:uiPriority="0" w:semiHidden="0" w:name="Body Text 3"/>
+    <w:lsdException w:unhideWhenUsed="0" w:uiPriority="0" w:semiHidden="0" w:name="Body Text Indent 2"/>
+    <w:lsdException w:unhideWhenUsed="0" w:uiPriority="0" w:semiHidden="0" w:name="Body Text Indent 3"/>
+    <w:lsdException w:unhideWhenUsed="0" w:uiPriority="0" w:semiHidden="0" w:name="Block Text"/>
+    <w:lsdException w:qFormat="1" w:unhideWhenUsed="0" w:uiPriority="0" w:semiHidden="0" w:name="Hyperlink"/>
+    <w:lsdException w:unhideWhenUsed="0" w:uiPriority="0" w:semiHidden="0" w:name="FollowedHyperlink"/>
+    <w:lsdException w:qFormat="1" w:unhideWhenUsed="0" w:uiPriority="22" w:semiHidden="0" w:name="Strong"/>
+    <w:lsdException w:qFormat="1" w:unhideWhenUsed="0" w:uiPriority="0" w:semiHidden="0" w:name="Emphasis"/>
+    <w:lsdException w:unhideWhenUsed="0" w:uiPriority="0" w:semiHidden="0" w:name="Document Map"/>
+    <w:lsdException w:unhideWhenUsed="0" w:uiPriority="0" w:semiHidden="0" w:name="Plain Text"/>
+    <w:lsdException w:unhideWhenUsed="0" w:uiPriority="0" w:semiHidden="0" w:name="E-mail Signature"/>
+    <w:lsdException w:unhideWhenUsed="0" w:uiPriority="0" w:semiHidden="0" w:name="Normal (Web)"/>
+    <w:lsdException w:unhideWhenUsed="0" w:uiPriority="0" w:semiHidden="0" w:name="HTML Acronym"/>
+    <w:lsdException w:unhideWhenUsed="0" w:uiPriority="0" w:semiHidden="0" w:name="HTML Address"/>
+    <w:lsdException w:unhideWhenUsed="0" w:uiPriority="0" w:semiHidden="0" w:name="HTML Cite"/>
+    <w:lsdException w:unhideWhenUsed="0" w:uiPriority="0" w:semiHidden="0" w:name="HTML Code"/>
+    <w:lsdException w:unhideWhenUsed="0" w:uiPriority="0" w:semiHidden="0" w:name="HTML Definition"/>
+    <w:lsdException w:unhideWhenUsed="0" w:uiPriority="0" w:semiHidden="0" w:name="HTML Keyboard"/>
+    <w:lsdException w:unhideWhenUsed="0" w:uiPriority="0" w:semiHidden="0" w:name="HTML Preformatted"/>
+    <w:lsdException w:unhideWhenUsed="0" w:uiPriority="0" w:semiHidden="0" w:name="HTML Sample"/>
+    <w:lsdException w:unhideWhenUsed="0" w:uiPriority="0" w:semiHidden="0" w:name="HTML Typewriter"/>
+    <w:lsdException w:unhideWhenUsed="0" w:uiPriority="0" w:semiHidden="0" w:name="HTML Variable"/>
+    <w:lsdException w:unhideWhenUsed="0" w:uiPriority="0" w:name="Normal Table"/>
+    <w:lsdException w:unhideWhenUsed="0" w:uiPriority="0" w:semiHidden="0" w:name="annotation subject"/>
+    <w:lsdException w:unhideWhenUsed="0" w:uiPriority="0" w:semiHidden="0" w:name="Table Simple 1"/>
+    <w:lsdException w:unhideWhenUsed="0" w:uiPriority="0" w:semiHidden="0" w:name="Table Simple 2"/>
+    <w:lsdException w:unhideWhenUsed="0" w:uiPriority="0" w:semiHidden="0" w:name="Table Simple 3"/>
+    <w:lsdException w:unhideWhenUsed="0" w:uiPriority="0" w:semiHidden="0" w:name="Table Classic 1"/>
+    <w:lsdException w:unhideWhenUsed="0" w:uiPriority="0" w:semiHidden="0" w:name="Table Classic 2"/>
+    <w:lsdException w:unhideWhenUsed="0" w:uiPriority="0" w:semiHidden="0" w:name="Table Classic 3"/>
+    <w:lsdException w:unhideWhenUsed="0" w:uiPriority="0" w:semiHidden="0" w:name="Table Classic 4"/>
+    <w:lsdException w:unhideWhenUsed="0" w:uiPriority="0" w:semiHidden="0" w:name="Table Colorful 1"/>
+    <w:lsdException w:unhideWhenUsed="0" w:uiPriority="0" w:semiHidden="0" w:name="Table Colorful 2"/>
+    <w:lsdException w:unhideWhenUsed="0" w:uiPriority="0" w:semiHidden="0" w:name="Table Colorful 3"/>
+    <w:lsdException w:unhideWhenUsed="0" w:uiPriority="0" w:semiHidden="0" w:name="Table Columns 1"/>
+    <w:lsdException w:unhideWhenUsed="0" w:uiPriority="0" w:semiHidden="0" w:name="Table Columns 2"/>
+    <w:lsdException w:unhideWhenUsed="0" w:uiPriority="0" w:semiHidden="0" w:name="Table Columns 3"/>
+    <w:lsdException w:unhideWhenUsed="0" w:uiPriority="0" w:semiHidden="0" w:name="Table Columns 4"/>
+    <w:lsdException w:unhideWhenUsed="0" w:uiPriority="0" w:semiHidden="0" w:name="Table Columns 5"/>
+    <w:lsdException w:unhideWhenUsed="0" w:uiPriority="0" w:semiHidden="0" w:name="Table Grid 1"/>
+    <w:lsdException w:unhideWhenUsed="0" w:uiPriority="0" w:semiHidden="0" w:name="Table Grid 2"/>
+    <w:lsdException w:unhideWhenUsed="0" w:uiPriority="0" w:semiHidden="0" w:name="Table Grid 3"/>
+    <w:lsdException w:unhideWhenUsed="0" w:uiPriority="0" w:semiHidden="0" w:name="Table Grid 4"/>
+    <w:lsdException w:unhideWhenUsed="0" w:uiPriority="0" w:semiHidden="0" w:name="Table Grid 5"/>
+    <w:lsdException w:unhideWhenUsed="0" w:uiPriority="0" w:semiHidden="0" w:name="Table Grid 6"/>
+    <w:lsdException w:unhideWhenUsed="0" w:uiPriority="0" w:semiHidden="0" w:name="Table Grid 7"/>
+    <w:lsdException w:unhideWhenUsed="0" w:uiPriority="0" w:semiHidden="0" w:name="Table Grid 8"/>
+    <w:lsdException w:unhideWhenUsed="0" w:uiPriority="0" w:semiHidden="0" w:name="Table List 1"/>
+    <w:lsdException w:unhideWhenUsed="0" w:uiPriority="0" w:semiHidden="0" w:name="Table List 2"/>
+    <w:lsdException w:unhideWhenUsed="0" w:uiPriority="0" w:semiHidden="0" w:name="Table List 3"/>
+    <w:lsdException w:unhideWhenUsed="0" w:uiPriority="0" w:semiHidden="0" w:name="Table List 4"/>
+    <w:lsdException w:unhideWhenUsed="0" w:uiPriority="0" w:semiHidden="0" w:name="Table List 5"/>
+    <w:lsdException w:unhideWhenUsed="0" w:uiPriority="0" w:semiHidden="0" w:name="Table List 6"/>
+    <w:lsdException w:unhideWhenUsed="0" w:uiPriority="0" w:semiHidden="0" w:name="Table List 7"/>
+    <w:lsdException w:unhideWhenUsed="0" w:uiPriority="0" w:semiHidden="0" w:name="Table List 8"/>
+    <w:lsdException w:unhideWhenUsed="0" w:uiPriority="0" w:semiHidden="0" w:name="Table 3D effects 1"/>
+    <w:lsdException w:unhideWhenUsed="0" w:uiPriority="0" w:semiHidden="0" w:name="Table 3D effects 2"/>
+    <w:lsdException w:unhideWhenUsed="0" w:uiPriority="0" w:semiHidden="0" w:name="Table 3D effects 3"/>
+    <w:lsdException w:unhideWhenUsed="0" w:uiPriority="0" w:semiHidden="0" w:name="Table Contemporary"/>
+    <w:lsdException w:unhideWhenUsed="0" w:uiPriority="0" w:semiHidden="0" w:name="Table Elegant"/>
+    <w:lsdException w:unhideWhenUsed="0" w:uiPriority="0" w:semiHidden="0" w:name="Table Professional"/>
+    <w:lsdException w:unhideWhenUsed="0" w:uiPriority="0" w:semiHidden="0" w:name="Table Subtle 1"/>
+    <w:lsdException w:unhideWhenUsed="0" w:uiPriority="0" w:semiHidden="0" w:name="Table Subtle 2"/>
+    <w:lsdException w:unhideWhenUsed="0" w:uiPriority="0" w:semiHidden="0" w:name="Table Web 1"/>
+    <w:lsdException w:unhideWhenUsed="0" w:uiPriority="0" w:semiHidden="0" w:name="Table Web 2"/>
+    <w:lsdException w:unhideWhenUsed="0" w:uiPriority="0" w:semiHidden="0" w:name="Table Web 3"/>
+    <w:lsdException w:unhideWhenUsed="0" w:uiPriority="0" w:semiHidden="0" w:name="Balloon Text"/>
+    <w:lsdException w:unhideWhenUsed="0" w:uiPriority="0" w:semiHidden="0" w:name="Table Grid"/>
+    <w:lsdException w:unhideWhenUsed="0" w:uiPriority="0" w:semiHidden="0" w:name="Table Theme"/>
+    <w:lsdException w:unhideWhenUsed="0" w:uiPriority="0" w:semiHidden="0" w:name="Quote"/>
+  </w:latentStyles>
+  <w:style w:type="paragraph" w:default="1" w:styleId="1">
     <w:name w:val="Normal"/>
+    <w:uiPriority w:val="0"/>
+    <w:pPr>
+      <w:spacing w:after="140" w:line="276" w:lineRule="auto"/>
+      <w:jc w:val="both"/>
+    </w:pPr>
+    <w:rPr>
+      <w:rFonts w:ascii="Calibri" w:hAnsi="Calibri" w:cs="Calibri"/>
+      <w:sz w:val="22"/>
+      <w:szCs w:val="22"/>
+      <w:lang w:val="ru-RU" w:eastAsia="ru-RU" w:bidi="ar-SA"/>
+    </w:rPr>
   </w:style>
-  <w:style w:type="paragraph" w:styleId="Title">
+  <w:style w:type="paragraph" w:styleId="2">
+    <w:name w:val="heading 1"/>
+    <w:basedOn w:val="1"/>
+    <w:next w:val="1"/>
+    <w:uiPriority w:val="0"/>
+    <w:pPr>
+      <w:keepNext/>
+      <w:spacing w:before="360" w:after="140"/>
+      <w:outlineLvl w:val="0"/>
+    </w:pPr>
+    <w:rPr>
+      <w:b/>
+      <w:color w:val="1F3864"/>
+      <w:sz w:val="30"/>
+    </w:rPr>
+  </w:style>
+  <w:style w:type="paragraph" w:styleId="3">
+    <w:name w:val="heading 2"/>
+    <w:basedOn w:val="1"/>
+    <w:next w:val="1"/>
+    <w:uiPriority w:val="0"/>
+    <w:pPr>
+      <w:keepNext/>
+      <w:spacing w:before="280" w:after="120"/>
+      <w:outlineLvl w:val="1"/>
+    </w:pPr>
+    <w:rPr>
+      <w:b/>
+      <w:color w:val="2F5496"/>
+      <w:sz w:val="26"/>
+    </w:rPr>
+  </w:style>
+  <w:style w:type="paragraph" w:styleId="4">
+    <w:name w:val="heading 3"/>
+    <w:basedOn w:val="1"/>
+    <w:next w:val="1"/>
+    <w:uiPriority w:val="0"/>
+    <w:pPr>
+      <w:keepNext/>
+      <w:spacing w:before="240" w:after="100"/>
+      <w:outlineLvl w:val="2"/>
+    </w:pPr>
+    <w:rPr>
+      <w:b/>
+      <w:i/>
+      <w:color w:val="2F5496"/>
+      <w:sz w:val="24"/>
+    </w:rPr>
+  </w:style>
+  <w:style w:type="character" w:default="1" w:styleId="5">
+    <w:name w:val="Default Paragraph Font"/>
+    <w:unhideWhenUsed/>
+    <w:qFormat/>
+    <w:uiPriority w:val="1"/>
+  </w:style>
+  <w:style w:type="table" w:default="1" w:styleId="6">
+    <w:name w:val="Normal Table"/>
+    <w:semiHidden/>
+    <w:uiPriority w:val="0"/>
+    <w:tblPr>
+      <w:tblCellMar>
+        <w:top w:w="0" w:type="dxa"/>
+        <w:left w:w="108" w:type="dxa"/>
+        <w:bottom w:w="0" w:type="dxa"/>
+        <w:right w:w="108" w:type="dxa"/>
+      </w:tblCellMar>
+    </w:tblPr>
+  </w:style>
+  <w:style w:type="character" w:styleId="7">
+    <w:name w:val="Hyperlink"/>
+    <w:basedOn w:val="8"/>
+    <w:qFormat/>
+    <w:uiPriority w:val="0"/>
+    <w:rPr>
+      <w:color w:val="4F81BD" w:themeColor="accent1"/>
+    </w:rPr>
+  </w:style>
+  <w:style w:type="character" w:customStyle="1" w:styleId="8">
+    <w:name w:val="Body Text Char"/>
+    <w:basedOn w:val="5"/>
+    <w:link w:val="9"/>
+    <w:qFormat/>
+    <w:uiPriority w:val="99"/>
+  </w:style>
+  <w:style w:type="paragraph" w:styleId="9">
+    <w:name w:val="Body Text"/>
+    <w:basedOn w:val="1"/>
+    <w:link w:val="8"/>
+    <w:unhideWhenUsed/>
+    <w:qFormat/>
+    <w:uiPriority w:val="99"/>
+    <w:pPr>
+      <w:spacing w:after="120"/>
+    </w:pPr>
+  </w:style>
+  <w:style w:type="character" w:styleId="10">
+    <w:name w:val="Strong"/>
+    <w:basedOn w:val="5"/>
+    <w:qFormat/>
+    <w:uiPriority w:val="22"/>
+    <w:rPr>
+      <w:b/>
+      <w:bCs/>
+    </w:rPr>
+  </w:style>
+  <w:style w:type="paragraph" w:styleId="11">
     <w:name w:val="Title"/>
-    <w:basedOn w:val="Normal"/>
-    <w:next w:val="Normal"/>
+    <w:basedOn w:val="1"/>
+    <w:next w:val="1"/>
+    <w:qFormat/>
+    <w:uiPriority w:val="0"/>
     <w:pPr>
       <w:spacing w:before="0" w:after="240"/>
       <w:jc w:val="left"/>
@@ -2654,78 +3714,34 @@
     <w:rPr>
       <w:rFonts w:ascii="Calibri Light" w:hAnsi="Calibri Light"/>
       <w:b/>
+      <w:color w:val="1F3864"/>
       <w:sz w:val="40"/>
-      <w:color w:val="1F3864"/>
     </w:rPr>
   </w:style>
-  <w:style w:type="paragraph" w:styleId="Heading1">
-    <w:name w:val="heading 1"/>
-    <w:basedOn w:val="Normal"/>
-    <w:next w:val="Normal"/>
+  <w:style w:type="paragraph" w:customStyle="1" w:styleId="12">
+    <w:name w:val="Code"/>
+    <w:basedOn w:val="1"/>
+    <w:uiPriority w:val="0"/>
     <w:pPr>
-      <w:keepNext/>
-      <w:spacing w:before="360" w:after="140"/>
-      <w:outlineLvl w:val="0"/>
-    </w:pPr>
-    <w:rPr>
-      <w:b/>
-      <w:sz w:val="30"/>
-      <w:color w:val="1F3864"/>
-    </w:rPr>
-  </w:style>
-  <w:style w:type="paragraph" w:styleId="Heading2">
-    <w:name w:val="heading 2"/>
-    <w:basedOn w:val="Normal"/>
-    <w:next w:val="Normal"/>
-    <w:pPr>
-      <w:keepNext/>
-      <w:spacing w:before="280" w:after="120"/>
-      <w:outlineLvl w:val="1"/>
-    </w:pPr>
-    <w:rPr>
-      <w:b/>
-      <w:sz w:val="26"/>
-      <w:color w:val="2F5496"/>
-    </w:rPr>
-  </w:style>
-  <w:style w:type="paragraph" w:styleId="Heading3">
-    <w:name w:val="heading 3"/>
-    <w:basedOn w:val="Normal"/>
-    <w:next w:val="Normal"/>
-    <w:pPr>
-      <w:keepNext/>
-      <w:spacing w:before="240" w:after="100"/>
-      <w:outlineLvl w:val="2"/>
-    </w:pPr>
-    <w:rPr>
-      <w:b/>
-      <w:i/>
-      <w:sz w:val="24"/>
-      <w:color w:val="2F5496"/>
-    </w:rPr>
-  </w:style>
-  <w:style w:type="paragraph" w:styleId="Code">
-    <w:name w:val="Code"/>
-    <w:basedOn w:val="Normal"/>
-    <w:pPr>
+      <w:shd w:val="clear" w:color="auto" w:fill="F4F4F4"/>
       <w:spacing w:before="0" w:after="0" w:line="240" w:lineRule="auto"/>
       <w:ind w:left="170"/>
       <w:jc w:val="left"/>
-      <w:shd w:val="clear" w:color="auto" w:fill="F4F4F4"/>
     </w:pPr>
     <w:rPr>
       <w:rFonts w:ascii="Consolas" w:hAnsi="Consolas" w:cs="Consolas"/>
       <w:sz w:val="18"/>
     </w:rPr>
   </w:style>
-  <w:style w:type="paragraph" w:styleId="Quote">
+  <w:style w:type="paragraph" w:styleId="13">
     <w:name w:val="Quote"/>
-    <w:basedOn w:val="Normal"/>
+    <w:basedOn w:val="1"/>
+    <w:uiPriority w:val="0"/>
     <w:pPr>
+      <w:pBdr>
+        <w:left w:val="single" w:color="2F5496" w:sz="18" w:space="8"/>
+      </w:pBdr>
       <w:ind w:left="340"/>
-      <w:pBdr>
-        <w:left w:val="single" w:sz="18" w:space="8" w:color="2F5496"/>
-      </w:pBdr>
     </w:pPr>
     <w:rPr>
       <w:i/>
@@ -2733,4 +3749,288 @@
     </w:rPr>
   </w:style>
 </w:styles>
+</file>
+
+<file path=word/theme/theme1.xml><?xml version="1.0" encoding="utf-8"?>
+<a:theme xmlns:a="http://schemas.openxmlformats.org/drawingml/2006/main" name="Office">
+  <a:themeElements>
+    <a:clrScheme name="Office">
+      <a:dk1>
+        <a:sysClr val="windowText" lastClr="000000"/>
+      </a:dk1>
+      <a:lt1>
+        <a:sysClr val="window" lastClr="FFFFFF"/>
+      </a:lt1>
+      <a:dk2>
+        <a:srgbClr val="1F497D"/>
+      </a:dk2>
+      <a:lt2>
+        <a:srgbClr val="EEECE1"/>
+      </a:lt2>
+      <a:accent1>
+        <a:srgbClr val="4F81BD"/>
+      </a:accent1>
+      <a:accent2>
+        <a:srgbClr val="C0504D"/>
+      </a:accent2>
+      <a:accent3>
+        <a:srgbClr val="9BBB59"/>
+      </a:accent3>
+      <a:accent4>
+        <a:srgbClr val="8064A2"/>
+      </a:accent4>
+      <a:accent5>
+        <a:srgbClr val="4BACC6"/>
+      </a:accent5>
+      <a:accent6>
+        <a:srgbClr val="F79646"/>
+      </a:accent6>
+      <a:hlink>
+        <a:srgbClr val="0000FF"/>
+      </a:hlink>
+      <a:folHlink>
+        <a:srgbClr val="800080"/>
+      </a:folHlink>
+    </a:clrScheme>
+    <a:fontScheme name="Office">
+      <a:majorFont>
+        <a:latin typeface="Cambria"/>
+        <a:ea typeface=""/>
+        <a:cs typeface=""/>
+        <a:font script="Jpan" typeface="ＭＳ ゴシック"/>
+        <a:font script="Hang" typeface="맑은 고딕"/>
+        <a:font script="Hans" typeface="宋体"/>
+        <a:font script="Hant" typeface="新細明體"/>
+        <a:font script="Arab" typeface="Times New Roman"/>
+        <a:font script="Hebr" typeface="Times New Roman"/>
+        <a:font script="Thai" typeface="Angsana New"/>
+        <a:font script="Ethi" typeface="Nyala"/>
+        <a:font script="Beng" typeface="Vrinda"/>
+        <a:font script="Gujr" typeface="Shruti"/>
+        <a:font script="Khmr" typeface="MoolBoran"/>
+        <a:font script="Knda" typeface="Tunga"/>
+        <a:font script="Guru" typeface="Raavi"/>
+        <a:font script="Cans" typeface="Euphemia"/>
+        <a:font script="Cher" typeface="Plantagenet Cherokee"/>
+        <a:font script="Yiii" typeface="Microsoft Yi Baiti"/>
+        <a:font script="Tibt" typeface="Microsoft Himalaya"/>
+        <a:font script="Thaa" typeface="MV Boli"/>
+        <a:font script="Deva" typeface="Mangal"/>
+        <a:font script="Telu" typeface="Gautami"/>
+        <a:font script="Taml" typeface="Latha"/>
+        <a:font script="Syrc" typeface="Estrangelo Edessa"/>
+        <a:font script="Orya" typeface="Kalinga"/>
+        <a:font script="Mlym" typeface="Kartika"/>
+        <a:font script="Laoo" typeface="DokChampa"/>
+        <a:font script="Sinh" typeface="Iskoola Pota"/>
+        <a:font script="Mong" typeface="Mongolian Baiti"/>
+        <a:font script="Viet" typeface="Times New Roman"/>
+        <a:font script="Uigh" typeface="Microsoft Uighur"/>
+        <a:font script="Geor" typeface="Sylfaen"/>
+      </a:majorFont>
+      <a:minorFont>
+        <a:latin typeface="Calibri"/>
+        <a:ea typeface=""/>
+        <a:cs typeface=""/>
+        <a:font script="Jpan" typeface="ＭＳ 明朝"/>
+        <a:font script="Hang" typeface="맑은 고딕"/>
+        <a:font script="Hans" typeface="宋体"/>
+        <a:font script="Hant" typeface="新細明體"/>
+        <a:font script="Arab" typeface="Arial"/>
+        <a:font script="Hebr" typeface="Arial"/>
+        <a:font script="Thai" typeface="Cordia New"/>
+        <a:font script="Ethi" typeface="Nyala"/>
+        <a:font script="Beng" typeface="Vrinda"/>
+        <a:font script="Gujr" typeface="Shruti"/>
+        <a:font script="Khmr" typeface="DaunPenh"/>
+        <a:font script="Knda" typeface="Tunga"/>
+        <a:font script="Guru" typeface="Raavi"/>
+        <a:font script="Cans" typeface="Euphemia"/>
+        <a:font script="Cher" typeface="Plantagenet Cherokee"/>
+        <a:font script="Yiii" typeface="Microsoft Yi Baiti"/>
+        <a:font script="Tibt" typeface="Microsoft Himalaya"/>
+        <a:font script="Thaa" typeface="MV Boli"/>
+        <a:font script="Deva" typeface="Mangal"/>
+        <a:font script="Telu" typeface="Gautami"/>
+        <a:font script="Taml" typeface="Latha"/>
+        <a:font script="Syrc" typeface="Estrangelo Edessa"/>
+        <a:font script="Orya" typeface="Kalinga"/>
+        <a:font script="Mlym" typeface="Kartika"/>
+        <a:font script="Laoo" typeface="DokChampa"/>
+        <a:font script="Sinh" typeface="Iskoola Pota"/>
+        <a:font script="Mong" typeface="Mongolian Baiti"/>
+        <a:font script="Viet" typeface="Arial"/>
+        <a:font script="Uigh" typeface="Microsoft Uighur"/>
+        <a:font script="Geor" typeface="Sylfaen"/>
+      </a:minorFont>
+    </a:fontScheme>
+    <a:fmtScheme name="Office">
+      <a:fillStyleLst>
+        <a:solidFill>
+          <a:schemeClr val="phClr"/>
+        </a:solidFill>
+        <a:gradFill rotWithShape="1">
+          <a:gsLst>
+            <a:gs pos="0">
+              <a:schemeClr val="phClr">
+                <a:tint val="50000"/>
+                <a:satMod val="300000"/>
+              </a:schemeClr>
+            </a:gs>
+            <a:gs pos="35000">
+              <a:schemeClr val="phClr">
+                <a:tint val="37000"/>
+                <a:satMod val="300000"/>
+              </a:schemeClr>
+            </a:gs>
+            <a:gs pos="100000">
+              <a:schemeClr val="phClr">
+                <a:tint val="15000"/>
+                <a:satMod val="350000"/>
+              </a:schemeClr>
+            </a:gs>
+          </a:gsLst>
+          <a:lin ang="16200000" scaled="1"/>
+        </a:gradFill>
+        <a:gradFill rotWithShape="1">
+          <a:gsLst>
+            <a:gs pos="0">
+              <a:schemeClr val="phClr">
+                <a:shade val="51000"/>
+                <a:satMod val="130000"/>
+              </a:schemeClr>
+            </a:gs>
+            <a:gs pos="80000">
+              <a:schemeClr val="phClr">
+                <a:shade val="93000"/>
+                <a:satMod val="130000"/>
+              </a:schemeClr>
+            </a:gs>
+            <a:gs pos="100000">
+              <a:schemeClr val="phClr">
+                <a:shade val="94000"/>
+                <a:satMod val="135000"/>
+              </a:schemeClr>
+            </a:gs>
+          </a:gsLst>
+          <a:lin ang="16200000" scaled="0"/>
+        </a:gradFill>
+      </a:fillStyleLst>
+      <a:lnStyleLst>
+        <a:ln w="9525" cap="flat" cmpd="sng" algn="ctr">
+          <a:solidFill>
+            <a:schemeClr val="phClr">
+              <a:shade val="95000"/>
+              <a:satMod val="105000"/>
+            </a:schemeClr>
+          </a:solidFill>
+          <a:prstDash val="solid"/>
+        </a:ln>
+        <a:ln w="25400" cap="flat" cmpd="sng" algn="ctr">
+          <a:solidFill>
+            <a:schemeClr val="phClr"/>
+          </a:solidFill>
+          <a:prstDash val="solid"/>
+        </a:ln>
+        <a:ln w="38100" cap="flat" cmpd="sng" algn="ctr">
+          <a:solidFill>
+            <a:schemeClr val="phClr"/>
+          </a:solidFill>
+          <a:prstDash val="solid"/>
+        </a:ln>
+      </a:lnStyleLst>
+      <a:effectStyleLst>
+        <a:effectStyle>
+          <a:effectLst>
+            <a:outerShdw blurRad="40000" dist="20000" dir="5400000" rotWithShape="0">
+              <a:srgbClr val="000000">
+                <a:alpha val="38000"/>
+              </a:srgbClr>
+            </a:outerShdw>
+          </a:effectLst>
+        </a:effectStyle>
+        <a:effectStyle>
+          <a:effectLst>
+            <a:outerShdw blurRad="40000" dist="23000" dir="5400000" rotWithShape="0">
+              <a:srgbClr val="000000">
+                <a:alpha val="35000"/>
+              </a:srgbClr>
+            </a:outerShdw>
+          </a:effectLst>
+        </a:effectStyle>
+        <a:effectStyle>
+          <a:effectLst>
+            <a:outerShdw blurRad="40000" dist="23000" dir="5400000" rotWithShape="0">
+              <a:srgbClr val="000000">
+                <a:alpha val="35000"/>
+              </a:srgbClr>
+            </a:outerShdw>
+          </a:effectLst>
+          <a:scene3d>
+            <a:camera prst="orthographicFront">
+              <a:rot lat="0" lon="0" rev="0"/>
+            </a:camera>
+            <a:lightRig rig="threePt" dir="t">
+              <a:rot lat="0" lon="0" rev="1200000"/>
+            </a:lightRig>
+          </a:scene3d>
+          <a:sp3d>
+            <a:bevelT w="63500" h="25400"/>
+          </a:sp3d>
+        </a:effectStyle>
+      </a:effectStyleLst>
+      <a:bgFillStyleLst>
+        <a:solidFill>
+          <a:schemeClr val="phClr"/>
+        </a:solidFill>
+        <a:gradFill rotWithShape="1">
+          <a:gsLst>
+            <a:gs pos="0">
+              <a:schemeClr val="phClr">
+                <a:tint val="40000"/>
+                <a:satMod val="350000"/>
+              </a:schemeClr>
+            </a:gs>
+            <a:gs pos="40000">
+              <a:schemeClr val="phClr">
+                <a:tint val="45000"/>
+                <a:satMod val="350000"/>
+                <a:shade val="99000"/>
+              </a:schemeClr>
+            </a:gs>
+            <a:gs pos="100000">
+              <a:schemeClr val="phClr">
+                <a:shade val="20000"/>
+                <a:satMod val="255000"/>
+              </a:schemeClr>
+            </a:gs>
+          </a:gsLst>
+          <a:path path="circle">
+            <a:fillToRect l="50000" t="-80000" r="50000" b="180000"/>
+          </a:path>
+        </a:gradFill>
+        <a:gradFill rotWithShape="1">
+          <a:gsLst>
+            <a:gs pos="0">
+              <a:schemeClr val="phClr">
+                <a:tint val="80000"/>
+                <a:satMod val="300000"/>
+              </a:schemeClr>
+            </a:gs>
+            <a:gs pos="100000">
+              <a:schemeClr val="phClr">
+                <a:shade val="30000"/>
+                <a:satMod val="200000"/>
+              </a:schemeClr>
+            </a:gs>
+          </a:gsLst>
+          <a:path path="circle">
+            <a:fillToRect l="50000" t="50000" r="50000" b="50000"/>
+          </a:path>
+        </a:gradFill>
+      </a:bgFillStyleLst>
+    </a:fmtScheme>
+  </a:themeElements>
+  <a:objectDefaults/>
+</a:theme>
 </file>